--- a/Assignment-2/Assignment 2_ADS.docx
+++ b/Assignment-2/Assignment 2_ADS.docx
@@ -1,18 +1,27 @@
 
 <file path=word/document.xml><?xml version="1.0" encoding="utf-8"?>
-<w:document xmlns:wpc="http://schemas.microsoft.com/office/word/2010/wordprocessingCanvas" xmlns:cx="http://schemas.microsoft.com/office/drawing/2014/chartex" xmlns:cx1="http://schemas.microsoft.com/office/drawing/2015/9/8/chartex" xmlns:cx2="http://schemas.microsoft.com/office/drawing/2015/10/21/chartex" xmlns:cx3="http://schemas.microsoft.com/office/drawing/2016/5/9/chartex" xmlns:cx4="http://schemas.microsoft.com/office/drawing/2016/5/10/chartex" xmlns:cx5="http://schemas.microsoft.com/office/drawing/2016/5/11/chartex" xmlns:cx6="http://schemas.microsoft.com/office/drawing/2016/5/12/chartex" xmlns:cx7="http://schemas.microsoft.com/office/drawing/2016/5/13/chartex" xmlns:cx8="http://schemas.microsoft.com/office/drawing/2016/5/14/chartex" xmlns:mc="http://schemas.openxmlformats.org/markup-compatibility/2006" xmlns:aink="http://schemas.microsoft.com/office/drawing/2016/ink" xmlns:am3d="http://schemas.microsoft.com/office/drawing/2017/model3d" xmlns:o="urn:schemas-microsoft-com:office:office" xmlns:oel="http://schemas.microsoft.com/office/2019/extlst" xmlns:r="http://schemas.openxmlformats.org/officeDocument/2006/relationships" xmlns:m="http://schemas.openxmlformats.org/officeDocument/2006/math" xmlns:v="urn:schemas-microsoft-com:vml" xmlns:wp14="http://schemas.microsoft.com/office/word/2010/wordprocessingDrawing" xmlns:wp="http://schemas.openxmlformats.org/drawingml/2006/wordprocessingDrawing" xmlns:w10="urn:schemas-microsoft-com:office:word" xmlns:w="http://schemas.openxmlformats.org/wordprocessingml/2006/main" xmlns:w14="http://schemas.microsoft.com/office/word/2010/wordml" xmlns:w15="http://schemas.microsoft.com/office/word/2012/wordml" xmlns:w16cex="http://schemas.microsoft.com/office/word/2018/wordml/cex" xmlns:w16cid="http://schemas.microsoft.com/office/word/2016/wordml/cid" xmlns:w16="http://schemas.microsoft.com/office/word/2018/wordml" xmlns:w16sdtdh="http://schemas.microsoft.com/office/word/2020/wordml/sdtdatahash" xmlns:w16se="http://schemas.microsoft.com/office/word/2015/wordml/symex" xmlns:wpg="http://schemas.microsoft.com/office/word/2010/wordprocessingGroup" xmlns:wpi="http://schemas.microsoft.com/office/word/2010/wordprocessingInk" xmlns:wne="http://schemas.microsoft.com/office/word/2006/wordml" xmlns:wps="http://schemas.microsoft.com/office/word/2010/wordprocessingShape" mc:Ignorable="w14 w15 w16se w16cid w16 w16cex w16sdtdh wp14">
+<w:document xmlns:wpc="http://schemas.microsoft.com/office/word/2010/wordprocessingCanvas" xmlns:cx="http://schemas.microsoft.com/office/drawing/2014/chartex" xmlns:cx1="http://schemas.microsoft.com/office/drawing/2015/9/8/chartex" xmlns:cx2="http://schemas.microsoft.com/office/drawing/2015/10/21/chartex" xmlns:cx3="http://schemas.microsoft.com/office/drawing/2016/5/9/chartex" xmlns:cx4="http://schemas.microsoft.com/office/drawing/2016/5/10/chartex" xmlns:cx5="http://schemas.microsoft.com/office/drawing/2016/5/11/chartex" xmlns:cx6="http://schemas.microsoft.com/office/drawing/2016/5/12/chartex" xmlns:cx7="http://schemas.microsoft.com/office/drawing/2016/5/13/chartex" xmlns:cx8="http://schemas.microsoft.com/office/drawing/2016/5/14/chartex" xmlns:mc="http://schemas.openxmlformats.org/markup-compatibility/2006" xmlns:aink="http://schemas.microsoft.com/office/drawing/2016/ink" xmlns:am3d="http://schemas.microsoft.com/office/drawing/2017/model3d" xmlns:o="urn:schemas-microsoft-com:office:office" xmlns:oel="http://schemas.microsoft.com/office/2019/extlst" xmlns:r="http://schemas.openxmlformats.org/officeDocument/2006/relationships" xmlns:m="http://schemas.openxmlformats.org/officeDocument/2006/math" xmlns:v="urn:schemas-microsoft-com:vml" xmlns:wp14="http://schemas.microsoft.com/office/word/2010/wordprocessingDrawing" xmlns:wp="http://schemas.openxmlformats.org/drawingml/2006/wordprocessingDrawing" xmlns:w10="urn:schemas-microsoft-com:office:word" xmlns:w="http://schemas.openxmlformats.org/wordprocessingml/2006/main" xmlns:w14="http://schemas.microsoft.com/office/word/2010/wordml" xmlns:w15="http://schemas.microsoft.com/office/word/2012/wordml" xmlns:w16cex="http://schemas.microsoft.com/office/word/2018/wordml/cex" xmlns:w16cid="http://schemas.microsoft.com/office/word/2016/wordml/cid" xmlns:w16="http://schemas.microsoft.com/office/word/2018/wordml" xmlns:w16du="http://schemas.microsoft.com/office/word/2023/wordml/word16du" xmlns:w16sdtdh="http://schemas.microsoft.com/office/word/2020/wordml/sdtdatahash" xmlns:w16sdtfl="http://schemas.microsoft.com/office/word/2024/wordml/sdtformatlock" xmlns:w16se="http://schemas.microsoft.com/office/word/2015/wordml/symex" xmlns:wpg="http://schemas.microsoft.com/office/word/2010/wordprocessingGroup" xmlns:wpi="http://schemas.microsoft.com/office/word/2010/wordprocessingInk" xmlns:wne="http://schemas.microsoft.com/office/word/2006/wordml" xmlns:wps="http://schemas.microsoft.com/office/word/2010/wordprocessingShape" mc:Ignorable="w14 w15 w16se w16cid w16 w16cex w16sdtdh w16sdtfl w16du wp14">
   <w:body>
     <w:p>
       <w:pPr>
-        <w:pStyle w:val="a5"/>
+        <w:pStyle w:val="Title"/>
         <w:jc w:val="center"/>
         <w:rPr>
           <w:rFonts w:ascii="Courier New" w:hAnsi="Courier New" w:cs="Courier New"/>
-        </w:rPr>
-      </w:pPr>
-      <w:r>
-        <w:rPr>
-          <w:rFonts w:ascii="Courier New" w:hAnsi="Courier New" w:cs="Courier New"/>
+          <w:lang w:val="en-AU"/>
+        </w:rPr>
+      </w:pPr>
+      <w:r>
+        <w:rPr>
+          <w:rFonts w:ascii="Courier New" w:hAnsi="Courier New" w:cs="Courier New"/>
+          <w:lang w:val="ru-RU"/>
+        </w:rPr>
+        <w:t>ц</w:t>
+      </w:r>
+      <w:r>
+        <w:rPr>
+          <w:rFonts w:ascii="Courier New" w:hAnsi="Courier New" w:cs="Courier New"/>
+          <w:lang w:val="en-AU"/>
         </w:rPr>
         <w:t>Assignment</w:t>
       </w:r>
@@ -20,24 +29,28 @@
         <w:rPr>
           <w:rFonts w:ascii="Courier New" w:hAnsi="Courier New" w:cs="Courier New"/>
           <w:spacing w:val="-7"/>
-        </w:rPr>
-        <w:t xml:space="preserve"> </w:t>
-      </w:r>
-      <w:r>
-        <w:rPr>
-          <w:rFonts w:ascii="Courier New" w:hAnsi="Courier New" w:cs="Courier New"/>
+          <w:lang w:val="en-AU"/>
+        </w:rPr>
+        <w:t xml:space="preserve"> </w:t>
+      </w:r>
+      <w:r>
+        <w:rPr>
+          <w:rFonts w:ascii="Courier New" w:hAnsi="Courier New" w:cs="Courier New"/>
+          <w:lang w:val="en-AU"/>
         </w:rPr>
         <w:t>#</w:t>
       </w:r>
       <w:r>
         <w:rPr>
           <w:rFonts w:ascii="Courier New" w:hAnsi="Courier New" w:cs="Courier New"/>
+          <w:lang w:val="en-AU"/>
         </w:rPr>
         <w:t>2</w:t>
       </w:r>
       <w:r>
         <w:rPr>
           <w:rFonts w:ascii="Courier New" w:hAnsi="Courier New" w:cs="Courier New"/>
+          <w:lang w:val="en-AU"/>
         </w:rPr>
         <w:t>.</w:t>
       </w:r>
@@ -45,6 +58,7 @@
         <w:rPr>
           <w:rFonts w:ascii="Courier New" w:hAnsi="Courier New" w:cs="Courier New"/>
           <w:spacing w:val="-5"/>
+          <w:lang w:val="en-AU"/>
         </w:rPr>
         <w:t xml:space="preserve"> </w:t>
       </w:r>
@@ -52,17 +66,19 @@
         <w:rPr>
           <w:rFonts w:ascii="Courier New" w:hAnsi="Courier New" w:cs="Courier New"/>
           <w:spacing w:val="-2"/>
+          <w:lang w:val="en-AU"/>
         </w:rPr>
         <w:t>Physical &amp; Logical Data Structures (Banking System)</w:t>
       </w:r>
     </w:p>
     <w:p>
       <w:pPr>
-        <w:pStyle w:val="a3"/>
+        <w:pStyle w:val="BodyText"/>
         <w:spacing w:before="277" w:line="237" w:lineRule="auto"/>
         <w:ind w:left="23" w:right="4064" w:firstLine="0"/>
         <w:rPr>
           <w:rFonts w:ascii="Courier New" w:hAnsi="Courier New" w:cs="Courier New"/>
+          <w:lang w:val="en-AU"/>
         </w:rPr>
       </w:pPr>
       <w:bookmarkStart w:id="0" w:name="Student:_Write_your_full_name"/>
@@ -71,6 +87,7 @@
         <w:rPr>
           <w:rFonts w:ascii="Courier New" w:hAnsi="Courier New" w:cs="Courier New"/>
           <w:color w:val="FF0000"/>
+          <w:lang w:val="en-AU"/>
         </w:rPr>
         <w:t>Student:</w:t>
       </w:r>
@@ -79,6 +96,7 @@
           <w:rFonts w:ascii="Courier New" w:hAnsi="Courier New" w:cs="Courier New"/>
           <w:color w:val="FF0000"/>
           <w:spacing w:val="-8"/>
+          <w:lang w:val="en-AU"/>
         </w:rPr>
         <w:t xml:space="preserve"> </w:t>
       </w:r>
@@ -86,6 +104,7 @@
         <w:rPr>
           <w:rFonts w:ascii="Courier New" w:hAnsi="Courier New" w:cs="Courier New"/>
           <w:color w:val="FF0000"/>
+          <w:lang w:val="en-AU"/>
         </w:rPr>
         <w:t>Write</w:t>
       </w:r>
@@ -94,6 +113,7 @@
           <w:rFonts w:ascii="Courier New" w:hAnsi="Courier New" w:cs="Courier New"/>
           <w:color w:val="FF0000"/>
           <w:spacing w:val="-8"/>
+          <w:lang w:val="en-AU"/>
         </w:rPr>
         <w:t xml:space="preserve"> </w:t>
       </w:r>
@@ -101,6 +121,7 @@
         <w:rPr>
           <w:rFonts w:ascii="Courier New" w:hAnsi="Courier New" w:cs="Courier New"/>
           <w:color w:val="FF0000"/>
+          <w:lang w:val="en-AU"/>
         </w:rPr>
         <w:t>your</w:t>
       </w:r>
@@ -109,6 +130,7 @@
           <w:rFonts w:ascii="Courier New" w:hAnsi="Courier New" w:cs="Courier New"/>
           <w:color w:val="FF0000"/>
           <w:spacing w:val="-8"/>
+          <w:lang w:val="en-AU"/>
         </w:rPr>
         <w:t xml:space="preserve"> </w:t>
       </w:r>
@@ -116,6 +138,7 @@
         <w:rPr>
           <w:rFonts w:ascii="Courier New" w:hAnsi="Courier New" w:cs="Courier New"/>
           <w:color w:val="FF0000"/>
+          <w:lang w:val="en-AU"/>
         </w:rPr>
         <w:t>full</w:t>
       </w:r>
@@ -124,6 +147,7 @@
           <w:rFonts w:ascii="Courier New" w:hAnsi="Courier New" w:cs="Courier New"/>
           <w:color w:val="FF0000"/>
           <w:spacing w:val="-8"/>
+          <w:lang w:val="en-AU"/>
         </w:rPr>
         <w:t xml:space="preserve"> </w:t>
       </w:r>
@@ -131,6 +155,7 @@
         <w:rPr>
           <w:rFonts w:ascii="Courier New" w:hAnsi="Courier New" w:cs="Courier New"/>
           <w:color w:val="FF0000"/>
+          <w:lang w:val="en-AU"/>
         </w:rPr>
         <w:t xml:space="preserve">name </w:t>
       </w:r>
@@ -140,24 +165,27 @@
         <w:rPr>
           <w:rFonts w:ascii="Courier New" w:hAnsi="Courier New" w:cs="Courier New"/>
           <w:color w:val="FF0000"/>
+          <w:lang w:val="en-AU"/>
         </w:rPr>
         <w:t>Group: Write your group</w:t>
       </w:r>
     </w:p>
     <w:p>
       <w:pPr>
-        <w:pStyle w:val="a3"/>
+        <w:pStyle w:val="BodyText"/>
         <w:ind w:left="0" w:firstLine="0"/>
         <w:rPr>
           <w:rFonts w:ascii="Courier New" w:hAnsi="Courier New" w:cs="Courier New"/>
-        </w:rPr>
-      </w:pPr>
-    </w:p>
-    <w:p>
-      <w:pPr>
-        <w:pStyle w:val="2"/>
-        <w:rPr>
-          <w:rFonts w:ascii="Courier New" w:hAnsi="Courier New" w:cs="Courier New"/>
+          <w:lang w:val="en-AU"/>
+        </w:rPr>
+      </w:pPr>
+    </w:p>
+    <w:p>
+      <w:pPr>
+        <w:pStyle w:val="Heading2"/>
+        <w:rPr>
+          <w:rFonts w:ascii="Courier New" w:hAnsi="Courier New" w:cs="Courier New"/>
+          <w:lang w:val="en-AU"/>
         </w:rPr>
       </w:pPr>
       <w:bookmarkStart w:id="2" w:name="Objective:"/>
@@ -166,17 +194,19 @@
         <w:rPr>
           <w:rFonts w:ascii="Courier New" w:hAnsi="Courier New" w:cs="Courier New"/>
           <w:spacing w:val="-2"/>
+          <w:lang w:val="en-AU"/>
         </w:rPr>
         <w:t>Objective:</w:t>
       </w:r>
     </w:p>
     <w:p>
       <w:pPr>
-        <w:pStyle w:val="a3"/>
+        <w:pStyle w:val="BodyText"/>
         <w:spacing w:before="2" w:line="271" w:lineRule="exact"/>
         <w:ind w:left="23" w:firstLine="0"/>
         <w:rPr>
           <w:rFonts w:ascii="Courier New" w:hAnsi="Courier New" w:cs="Courier New"/>
+          <w:lang w:val="en-AU"/>
         </w:rPr>
       </w:pPr>
       <w:bookmarkStart w:id="3" w:name="By_the_end_of_this_assignment,_students_"/>
@@ -186,13 +216,14 @@
       <w:r>
         <w:rPr>
           <w:rFonts w:ascii="Courier New" w:hAnsi="Courier New" w:cs="Courier New"/>
+          <w:lang w:val="en-AU"/>
         </w:rPr>
         <w:t>By the end of this assignment, students will be able to:</w:t>
       </w:r>
     </w:p>
     <w:p>
       <w:pPr>
-        <w:pStyle w:val="2"/>
+        <w:pStyle w:val="Heading2"/>
         <w:ind w:firstLine="828"/>
         <w:jc w:val="both"/>
         <w:rPr>
@@ -200,6 +231,7 @@
           <w:b w:val="0"/>
           <w:bCs w:val="0"/>
           <w:szCs w:val="22"/>
+          <w:lang w:val="en-AU"/>
         </w:rPr>
       </w:pPr>
       <w:r>
@@ -208,13 +240,14 @@
           <w:b w:val="0"/>
           <w:bCs w:val="0"/>
           <w:szCs w:val="22"/>
+          <w:lang w:val="en-AU"/>
         </w:rPr>
         <w:t>• Understand the difference between physical and logical data structures.</w:t>
       </w:r>
     </w:p>
     <w:p>
       <w:pPr>
-        <w:pStyle w:val="2"/>
+        <w:pStyle w:val="Heading2"/>
         <w:ind w:firstLine="828"/>
         <w:jc w:val="both"/>
         <w:rPr>
@@ -222,6 +255,7 @@
           <w:b w:val="0"/>
           <w:bCs w:val="0"/>
           <w:szCs w:val="22"/>
+          <w:lang w:val="en-AU"/>
         </w:rPr>
       </w:pPr>
       <w:r>
@@ -230,13 +264,14 @@
           <w:b w:val="0"/>
           <w:bCs w:val="0"/>
           <w:szCs w:val="22"/>
+          <w:lang w:val="en-AU"/>
         </w:rPr>
         <w:t>• Apply LinkedList and Queue to simulate real banking operations.</w:t>
       </w:r>
     </w:p>
     <w:p>
       <w:pPr>
-        <w:pStyle w:val="2"/>
+        <w:pStyle w:val="Heading2"/>
         <w:ind w:firstLine="828"/>
         <w:jc w:val="both"/>
         <w:rPr>
@@ -244,6 +279,7 @@
           <w:b w:val="0"/>
           <w:bCs w:val="0"/>
           <w:szCs w:val="22"/>
+          <w:lang w:val="en-AU"/>
         </w:rPr>
       </w:pPr>
       <w:r>
@@ -252,13 +288,36 @@
           <w:b w:val="0"/>
           <w:bCs w:val="0"/>
           <w:szCs w:val="22"/>
-        </w:rPr>
-        <w:t>• Understand how memory organization relates to program behavior.</w:t>
-      </w:r>
-    </w:p>
-    <w:p>
-      <w:pPr>
-        <w:pStyle w:val="2"/>
+          <w:lang w:val="en-AU"/>
+        </w:rPr>
+        <w:t xml:space="preserve">• Understand how memory organization relates to program </w:t>
+      </w:r>
+      <w:proofErr w:type="spellStart"/>
+      <w:r>
+        <w:rPr>
+          <w:rFonts w:ascii="Courier New" w:hAnsi="Courier New" w:cs="Courier New"/>
+          <w:b w:val="0"/>
+          <w:bCs w:val="0"/>
+          <w:szCs w:val="22"/>
+          <w:lang w:val="en-AU"/>
+        </w:rPr>
+        <w:t>behavior</w:t>
+      </w:r>
+      <w:proofErr w:type="spellEnd"/>
+      <w:r>
+        <w:rPr>
+          <w:rFonts w:ascii="Courier New" w:hAnsi="Courier New" w:cs="Courier New"/>
+          <w:b w:val="0"/>
+          <w:bCs w:val="0"/>
+          <w:szCs w:val="22"/>
+          <w:lang w:val="en-AU"/>
+        </w:rPr>
+        <w:t>.</w:t>
+      </w:r>
+    </w:p>
+    <w:p>
+      <w:pPr>
+        <w:pStyle w:val="Heading2"/>
         <w:ind w:firstLine="828"/>
         <w:jc w:val="both"/>
         <w:rPr>
@@ -266,6 +325,7 @@
           <w:b w:val="0"/>
           <w:bCs w:val="0"/>
           <w:szCs w:val="22"/>
+          <w:lang w:val="en-AU"/>
         </w:rPr>
       </w:pPr>
       <w:r>
@@ -274,31 +334,14 @@
           <w:b w:val="0"/>
           <w:bCs w:val="0"/>
           <w:szCs w:val="22"/>
-        </w:rPr>
-        <w:t xml:space="preserve">• Implement </w:t>
-      </w:r>
-      <w:r>
-        <w:rPr>
-          <w:rFonts w:ascii="Courier New" w:hAnsi="Courier New" w:cs="Courier New"/>
-          <w:b w:val="0"/>
-          <w:bCs w:val="0"/>
-          <w:szCs w:val="22"/>
-        </w:rPr>
-        <w:t>solut</w:t>
-      </w:r>
-      <w:r>
-        <w:rPr>
-          <w:rFonts w:ascii="Courier New" w:hAnsi="Courier New" w:cs="Courier New"/>
-          <w:b w:val="0"/>
-          <w:bCs w:val="0"/>
-          <w:szCs w:val="22"/>
-        </w:rPr>
-        <w:t>ions for storing and processing banking data using logical structures.</w:t>
-      </w:r>
-    </w:p>
-    <w:p>
-      <w:pPr>
-        <w:pStyle w:val="2"/>
+          <w:lang w:val="en-AU"/>
+        </w:rPr>
+        <w:t>• Implement solutions for storing and processing banking data using logical structures.</w:t>
+      </w:r>
+    </w:p>
+    <w:p>
+      <w:pPr>
+        <w:pStyle w:val="Heading2"/>
         <w:ind w:firstLine="828"/>
         <w:jc w:val="both"/>
         <w:rPr>
@@ -306,6 +349,7 @@
           <w:b w:val="0"/>
           <w:bCs w:val="0"/>
           <w:szCs w:val="22"/>
+          <w:lang w:val="en-AU"/>
         </w:rPr>
       </w:pPr>
       <w:r>
@@ -314,13 +358,14 @@
           <w:b w:val="0"/>
           <w:bCs w:val="0"/>
           <w:szCs w:val="22"/>
+          <w:lang w:val="en-AU"/>
         </w:rPr>
         <w:t>• Improve problem-solving and algorithmic thinking using Java data structures.</w:t>
       </w:r>
     </w:p>
     <w:p>
       <w:pPr>
-        <w:pStyle w:val="2"/>
+        <w:pStyle w:val="Heading2"/>
         <w:spacing w:before="268"/>
         <w:jc w:val="both"/>
         <w:rPr>
@@ -369,7 +414,7 @@
     </w:p>
     <w:p>
       <w:pPr>
-        <w:pStyle w:val="a7"/>
+        <w:pStyle w:val="ListParagraph"/>
         <w:numPr>
           <w:ilvl w:val="0"/>
           <w:numId w:val="4"/>
@@ -383,6 +428,7 @@
         <w:jc w:val="both"/>
         <w:rPr>
           <w:rFonts w:ascii="Courier New" w:hAnsi="Courier New" w:cs="Courier New"/>
+          <w:lang w:val="en-AU"/>
         </w:rPr>
       </w:pPr>
       <w:bookmarkStart w:id="5" w:name="1._The_assignment_must_be_completed_indi"/>
@@ -390,6 +436,7 @@
       <w:r>
         <w:rPr>
           <w:rFonts w:ascii="Courier New" w:hAnsi="Courier New" w:cs="Courier New"/>
+          <w:lang w:val="en-AU"/>
         </w:rPr>
         <w:t>The</w:t>
       </w:r>
@@ -397,12 +444,14 @@
         <w:rPr>
           <w:rFonts w:ascii="Courier New" w:hAnsi="Courier New" w:cs="Courier New"/>
           <w:spacing w:val="-10"/>
-        </w:rPr>
-        <w:t xml:space="preserve"> </w:t>
-      </w:r>
-      <w:r>
-        <w:rPr>
-          <w:rFonts w:ascii="Courier New" w:hAnsi="Courier New" w:cs="Courier New"/>
+          <w:lang w:val="en-AU"/>
+        </w:rPr>
+        <w:t xml:space="preserve"> </w:t>
+      </w:r>
+      <w:r>
+        <w:rPr>
+          <w:rFonts w:ascii="Courier New" w:hAnsi="Courier New" w:cs="Courier New"/>
+          <w:lang w:val="en-AU"/>
         </w:rPr>
         <w:t>assignment</w:t>
       </w:r>
@@ -410,12 +459,14 @@
         <w:rPr>
           <w:rFonts w:ascii="Courier New" w:hAnsi="Courier New" w:cs="Courier New"/>
           <w:spacing w:val="-10"/>
-        </w:rPr>
-        <w:t xml:space="preserve"> </w:t>
-      </w:r>
-      <w:r>
-        <w:rPr>
-          <w:rFonts w:ascii="Courier New" w:hAnsi="Courier New" w:cs="Courier New"/>
+          <w:lang w:val="en-AU"/>
+        </w:rPr>
+        <w:t xml:space="preserve"> </w:t>
+      </w:r>
+      <w:r>
+        <w:rPr>
+          <w:rFonts w:ascii="Courier New" w:hAnsi="Courier New" w:cs="Courier New"/>
+          <w:lang w:val="en-AU"/>
         </w:rPr>
         <w:t>must</w:t>
       </w:r>
@@ -423,12 +474,14 @@
         <w:rPr>
           <w:rFonts w:ascii="Courier New" w:hAnsi="Courier New" w:cs="Courier New"/>
           <w:spacing w:val="-10"/>
-        </w:rPr>
-        <w:t xml:space="preserve"> </w:t>
-      </w:r>
-      <w:r>
-        <w:rPr>
-          <w:rFonts w:ascii="Courier New" w:hAnsi="Courier New" w:cs="Courier New"/>
+          <w:lang w:val="en-AU"/>
+        </w:rPr>
+        <w:t xml:space="preserve"> </w:t>
+      </w:r>
+      <w:r>
+        <w:rPr>
+          <w:rFonts w:ascii="Courier New" w:hAnsi="Courier New" w:cs="Courier New"/>
+          <w:lang w:val="en-AU"/>
         </w:rPr>
         <w:t>be</w:t>
       </w:r>
@@ -436,12 +489,14 @@
         <w:rPr>
           <w:rFonts w:ascii="Courier New" w:hAnsi="Courier New" w:cs="Courier New"/>
           <w:spacing w:val="-10"/>
-        </w:rPr>
-        <w:t xml:space="preserve"> </w:t>
-      </w:r>
-      <w:r>
-        <w:rPr>
-          <w:rFonts w:ascii="Courier New" w:hAnsi="Courier New" w:cs="Courier New"/>
+          <w:lang w:val="en-AU"/>
+        </w:rPr>
+        <w:t xml:space="preserve"> </w:t>
+      </w:r>
+      <w:r>
+        <w:rPr>
+          <w:rFonts w:ascii="Courier New" w:hAnsi="Courier New" w:cs="Courier New"/>
+          <w:lang w:val="en-AU"/>
         </w:rPr>
         <w:t>completed</w:t>
       </w:r>
@@ -449,12 +504,14 @@
         <w:rPr>
           <w:rFonts w:ascii="Courier New" w:hAnsi="Courier New" w:cs="Courier New"/>
           <w:spacing w:val="-15"/>
-        </w:rPr>
-        <w:t xml:space="preserve"> </w:t>
-      </w:r>
-      <w:r>
-        <w:rPr>
-          <w:rFonts w:ascii="Courier New" w:hAnsi="Courier New" w:cs="Courier New"/>
+          <w:lang w:val="en-AU"/>
+        </w:rPr>
+        <w:t xml:space="preserve"> </w:t>
+      </w:r>
+      <w:r>
+        <w:rPr>
+          <w:rFonts w:ascii="Courier New" w:hAnsi="Courier New" w:cs="Courier New"/>
+          <w:lang w:val="en-AU"/>
         </w:rPr>
         <w:t>individually.</w:t>
       </w:r>
@@ -462,6 +519,7 @@
         <w:rPr>
           <w:rFonts w:ascii="Courier New" w:hAnsi="Courier New" w:cs="Courier New"/>
           <w:spacing w:val="-8"/>
+          <w:lang w:val="en-AU"/>
         </w:rPr>
         <w:t xml:space="preserve"> </w:t>
       </w:r>
@@ -469,6 +527,7 @@
         <w:rPr>
           <w:rFonts w:ascii="Courier New" w:hAnsi="Courier New" w:cs="Courier New"/>
           <w:color w:val="FF0000"/>
+          <w:lang w:val="en-AU"/>
         </w:rPr>
         <w:t>If</w:t>
       </w:r>
@@ -477,6 +536,7 @@
           <w:rFonts w:ascii="Courier New" w:hAnsi="Courier New" w:cs="Courier New"/>
           <w:color w:val="FF0000"/>
           <w:spacing w:val="-10"/>
+          <w:lang w:val="en-AU"/>
         </w:rPr>
         <w:t xml:space="preserve"> </w:t>
       </w:r>
@@ -484,6 +544,7 @@
         <w:rPr>
           <w:rFonts w:ascii="Courier New" w:hAnsi="Courier New" w:cs="Courier New"/>
           <w:color w:val="FF0000"/>
+          <w:lang w:val="en-AU"/>
         </w:rPr>
         <w:t>you</w:t>
       </w:r>
@@ -492,6 +553,7 @@
           <w:rFonts w:ascii="Courier New" w:hAnsi="Courier New" w:cs="Courier New"/>
           <w:color w:val="FF0000"/>
           <w:spacing w:val="-10"/>
+          <w:lang w:val="en-AU"/>
         </w:rPr>
         <w:t xml:space="preserve"> </w:t>
       </w:r>
@@ -499,6 +561,7 @@
         <w:rPr>
           <w:rFonts w:ascii="Courier New" w:hAnsi="Courier New" w:cs="Courier New"/>
           <w:color w:val="FF0000"/>
+          <w:lang w:val="en-AU"/>
         </w:rPr>
         <w:t>have the</w:t>
       </w:r>
@@ -507,6 +570,7 @@
           <w:rFonts w:ascii="Courier New" w:hAnsi="Courier New" w:cs="Courier New"/>
           <w:color w:val="FF0000"/>
           <w:spacing w:val="-8"/>
+          <w:lang w:val="en-AU"/>
         </w:rPr>
         <w:t xml:space="preserve"> </w:t>
       </w:r>
@@ -514,6 +578,7 @@
         <w:rPr>
           <w:rFonts w:ascii="Courier New" w:hAnsi="Courier New" w:cs="Courier New"/>
           <w:color w:val="FF0000"/>
+          <w:lang w:val="en-AU"/>
         </w:rPr>
         <w:t>same</w:t>
       </w:r>
@@ -522,6 +587,7 @@
           <w:rFonts w:ascii="Courier New" w:hAnsi="Courier New" w:cs="Courier New"/>
           <w:color w:val="FF0000"/>
           <w:spacing w:val="-8"/>
+          <w:lang w:val="en-AU"/>
         </w:rPr>
         <w:t xml:space="preserve"> </w:t>
       </w:r>
@@ -529,6 +595,7 @@
         <w:rPr>
           <w:rFonts w:ascii="Courier New" w:hAnsi="Courier New" w:cs="Courier New"/>
           <w:color w:val="FF0000"/>
+          <w:lang w:val="en-AU"/>
         </w:rPr>
         <w:t>paperwork</w:t>
       </w:r>
@@ -537,6 +604,7 @@
           <w:rFonts w:ascii="Courier New" w:hAnsi="Courier New" w:cs="Courier New"/>
           <w:color w:val="FF0000"/>
           <w:spacing w:val="-8"/>
+          <w:lang w:val="en-AU"/>
         </w:rPr>
         <w:t xml:space="preserve"> </w:t>
       </w:r>
@@ -544,6 +612,7 @@
         <w:rPr>
           <w:rFonts w:ascii="Courier New" w:hAnsi="Courier New" w:cs="Courier New"/>
           <w:color w:val="FF0000"/>
+          <w:lang w:val="en-AU"/>
         </w:rPr>
         <w:t>with</w:t>
       </w:r>
@@ -552,6 +621,7 @@
           <w:rFonts w:ascii="Courier New" w:hAnsi="Courier New" w:cs="Courier New"/>
           <w:color w:val="FF0000"/>
           <w:spacing w:val="-8"/>
+          <w:lang w:val="en-AU"/>
         </w:rPr>
         <w:t xml:space="preserve"> </w:t>
       </w:r>
@@ -559,6 +629,7 @@
         <w:rPr>
           <w:rFonts w:ascii="Courier New" w:hAnsi="Courier New" w:cs="Courier New"/>
           <w:color w:val="FF0000"/>
+          <w:lang w:val="en-AU"/>
         </w:rPr>
         <w:t>other</w:t>
       </w:r>
@@ -567,6 +638,7 @@
           <w:rFonts w:ascii="Courier New" w:hAnsi="Courier New" w:cs="Courier New"/>
           <w:color w:val="FF0000"/>
           <w:spacing w:val="-8"/>
+          <w:lang w:val="en-AU"/>
         </w:rPr>
         <w:t xml:space="preserve"> </w:t>
       </w:r>
@@ -574,6 +646,7 @@
         <w:rPr>
           <w:rFonts w:ascii="Courier New" w:hAnsi="Courier New" w:cs="Courier New"/>
           <w:color w:val="FF0000"/>
+          <w:lang w:val="en-AU"/>
         </w:rPr>
         <w:t>students,</w:t>
       </w:r>
@@ -582,6 +655,7 @@
           <w:rFonts w:ascii="Courier New" w:hAnsi="Courier New" w:cs="Courier New"/>
           <w:color w:val="FF0000"/>
           <w:spacing w:val="-8"/>
+          <w:lang w:val="en-AU"/>
         </w:rPr>
         <w:t xml:space="preserve"> </w:t>
       </w:r>
@@ -589,6 +663,7 @@
         <w:rPr>
           <w:rFonts w:ascii="Courier New" w:hAnsi="Courier New" w:cs="Courier New"/>
           <w:color w:val="FF0000"/>
+          <w:lang w:val="en-AU"/>
         </w:rPr>
         <w:t>you</w:t>
       </w:r>
@@ -597,6 +672,7 @@
           <w:rFonts w:ascii="Courier New" w:hAnsi="Courier New" w:cs="Courier New"/>
           <w:color w:val="FF0000"/>
           <w:spacing w:val="-8"/>
+          <w:lang w:val="en-AU"/>
         </w:rPr>
         <w:t xml:space="preserve"> </w:t>
       </w:r>
@@ -604,6 +680,7 @@
         <w:rPr>
           <w:rFonts w:ascii="Courier New" w:hAnsi="Courier New" w:cs="Courier New"/>
           <w:color w:val="FF0000"/>
+          <w:lang w:val="en-AU"/>
         </w:rPr>
         <w:t>will</w:t>
       </w:r>
@@ -612,6 +689,7 @@
           <w:rFonts w:ascii="Courier New" w:hAnsi="Courier New" w:cs="Courier New"/>
           <w:color w:val="FF0000"/>
           <w:spacing w:val="-8"/>
+          <w:lang w:val="en-AU"/>
         </w:rPr>
         <w:t xml:space="preserve"> </w:t>
       </w:r>
@@ -619,6 +697,7 @@
         <w:rPr>
           <w:rFonts w:ascii="Courier New" w:hAnsi="Courier New" w:cs="Courier New"/>
           <w:color w:val="FF0000"/>
+          <w:lang w:val="en-AU"/>
         </w:rPr>
         <w:t>have</w:t>
       </w:r>
@@ -627,6 +706,7 @@
           <w:rFonts w:ascii="Courier New" w:hAnsi="Courier New" w:cs="Courier New"/>
           <w:color w:val="FF0000"/>
           <w:spacing w:val="-8"/>
+          <w:lang w:val="en-AU"/>
         </w:rPr>
         <w:t xml:space="preserve"> </w:t>
       </w:r>
@@ -634,6 +714,7 @@
         <w:rPr>
           <w:rFonts w:ascii="Courier New" w:hAnsi="Courier New" w:cs="Courier New"/>
           <w:color w:val="FF0000"/>
+          <w:lang w:val="en-AU"/>
         </w:rPr>
         <w:t>0</w:t>
       </w:r>
@@ -642,6 +723,7 @@
           <w:rFonts w:ascii="Courier New" w:hAnsi="Courier New" w:cs="Courier New"/>
           <w:color w:val="FF0000"/>
           <w:spacing w:val="-8"/>
+          <w:lang w:val="en-AU"/>
         </w:rPr>
         <w:t xml:space="preserve"> </w:t>
       </w:r>
@@ -649,13 +731,14 @@
         <w:rPr>
           <w:rFonts w:ascii="Courier New" w:hAnsi="Courier New" w:cs="Courier New"/>
           <w:color w:val="FF0000"/>
+          <w:lang w:val="en-AU"/>
         </w:rPr>
         <w:t>to this work.</w:t>
       </w:r>
     </w:p>
     <w:p>
       <w:pPr>
-        <w:pStyle w:val="a7"/>
+        <w:pStyle w:val="ListParagraph"/>
         <w:numPr>
           <w:ilvl w:val="0"/>
           <w:numId w:val="4"/>
@@ -669,6 +752,7 @@
         <w:jc w:val="both"/>
         <w:rPr>
           <w:rFonts w:ascii="Courier New" w:hAnsi="Courier New" w:cs="Courier New"/>
+          <w:lang w:val="en-AU"/>
         </w:rPr>
       </w:pPr>
       <w:bookmarkStart w:id="6" w:name="2._The_assignment_must_be_submitted_by_t"/>
@@ -676,6 +760,7 @@
       <w:r>
         <w:rPr>
           <w:rFonts w:ascii="Courier New" w:hAnsi="Courier New" w:cs="Courier New"/>
+          <w:lang w:val="en-AU"/>
         </w:rPr>
         <w:t xml:space="preserve">The assignment must be submitted by the deadline which is specified in the moodle.astanait.edu.kz. </w:t>
       </w:r>
@@ -683,6 +768,7 @@
         <w:rPr>
           <w:rFonts w:ascii="Courier New" w:hAnsi="Courier New" w:cs="Courier New"/>
           <w:color w:val="FF0000"/>
+          <w:lang w:val="en-AU"/>
         </w:rPr>
         <w:t>Works submitted after</w:t>
       </w:r>
@@ -691,6 +777,7 @@
           <w:rFonts w:ascii="Courier New" w:hAnsi="Courier New" w:cs="Courier New"/>
           <w:color w:val="FF0000"/>
           <w:spacing w:val="-36"/>
+          <w:lang w:val="en-AU"/>
         </w:rPr>
         <w:t xml:space="preserve"> </w:t>
       </w:r>
@@ -698,6 +785,7 @@
         <w:rPr>
           <w:rFonts w:ascii="Courier New" w:hAnsi="Courier New" w:cs="Courier New"/>
           <w:color w:val="FF0000"/>
+          <w:lang w:val="en-AU"/>
         </w:rPr>
         <w:t>the</w:t>
       </w:r>
@@ -706,6 +794,7 @@
           <w:rFonts w:ascii="Courier New" w:hAnsi="Courier New" w:cs="Courier New"/>
           <w:color w:val="FF0000"/>
           <w:spacing w:val="-37"/>
+          <w:lang w:val="en-AU"/>
         </w:rPr>
         <w:t xml:space="preserve"> </w:t>
       </w:r>
@@ -713,6 +802,7 @@
         <w:rPr>
           <w:rFonts w:ascii="Courier New" w:hAnsi="Courier New" w:cs="Courier New"/>
           <w:color w:val="FF0000"/>
+          <w:lang w:val="en-AU"/>
         </w:rPr>
         <w:t>deadline</w:t>
       </w:r>
@@ -721,6 +811,7 @@
           <w:rFonts w:ascii="Courier New" w:hAnsi="Courier New" w:cs="Courier New"/>
           <w:color w:val="FF0000"/>
           <w:spacing w:val="-36"/>
+          <w:lang w:val="en-AU"/>
         </w:rPr>
         <w:t xml:space="preserve"> </w:t>
       </w:r>
@@ -728,6 +819,7 @@
         <w:rPr>
           <w:rFonts w:ascii="Courier New" w:hAnsi="Courier New" w:cs="Courier New"/>
           <w:color w:val="FF0000"/>
+          <w:lang w:val="en-AU"/>
         </w:rPr>
         <w:t>will</w:t>
       </w:r>
@@ -736,6 +828,7 @@
           <w:rFonts w:ascii="Courier New" w:hAnsi="Courier New" w:cs="Courier New"/>
           <w:color w:val="FF0000"/>
           <w:spacing w:val="-36"/>
+          <w:lang w:val="en-AU"/>
         </w:rPr>
         <w:t xml:space="preserve"> </w:t>
       </w:r>
@@ -743,6 +836,7 @@
         <w:rPr>
           <w:rFonts w:ascii="Courier New" w:hAnsi="Courier New" w:cs="Courier New"/>
           <w:color w:val="FF0000"/>
+          <w:lang w:val="en-AU"/>
         </w:rPr>
         <w:t>not</w:t>
       </w:r>
@@ -751,6 +845,7 @@
           <w:rFonts w:ascii="Courier New" w:hAnsi="Courier New" w:cs="Courier New"/>
           <w:color w:val="FF0000"/>
           <w:spacing w:val="-36"/>
+          <w:lang w:val="en-AU"/>
         </w:rPr>
         <w:t xml:space="preserve"> </w:t>
       </w:r>
@@ -758,6 +853,7 @@
         <w:rPr>
           <w:rFonts w:ascii="Courier New" w:hAnsi="Courier New" w:cs="Courier New"/>
           <w:color w:val="FF0000"/>
+          <w:lang w:val="en-AU"/>
         </w:rPr>
         <w:t>be</w:t>
       </w:r>
@@ -766,6 +862,7 @@
           <w:rFonts w:ascii="Courier New" w:hAnsi="Courier New" w:cs="Courier New"/>
           <w:color w:val="FF0000"/>
           <w:spacing w:val="-36"/>
+          <w:lang w:val="en-AU"/>
         </w:rPr>
         <w:t xml:space="preserve"> </w:t>
       </w:r>
@@ -773,6 +870,7 @@
         <w:rPr>
           <w:rFonts w:ascii="Courier New" w:hAnsi="Courier New" w:cs="Courier New"/>
           <w:color w:val="FF0000"/>
+          <w:lang w:val="en-AU"/>
         </w:rPr>
         <w:t>accepted!</w:t>
       </w:r>
@@ -781,6 +879,7 @@
           <w:rFonts w:ascii="Courier New" w:hAnsi="Courier New" w:cs="Courier New"/>
           <w:color w:val="FF0000"/>
           <w:spacing w:val="-36"/>
+          <w:lang w:val="en-AU"/>
         </w:rPr>
         <w:t xml:space="preserve"> </w:t>
       </w:r>
@@ -788,6 +887,7 @@
         <w:rPr>
           <w:rFonts w:ascii="Courier New" w:hAnsi="Courier New" w:cs="Courier New"/>
           <w:color w:val="FF0000"/>
+          <w:lang w:val="en-AU"/>
         </w:rPr>
         <w:t>To</w:t>
       </w:r>
@@ -796,6 +896,7 @@
           <w:rFonts w:ascii="Courier New" w:hAnsi="Courier New" w:cs="Courier New"/>
           <w:color w:val="FF0000"/>
           <w:spacing w:val="-36"/>
+          <w:lang w:val="en-AU"/>
         </w:rPr>
         <w:t xml:space="preserve"> </w:t>
       </w:r>
@@ -803,6 +904,7 @@
         <w:rPr>
           <w:rFonts w:ascii="Courier New" w:hAnsi="Courier New" w:cs="Courier New"/>
           <w:color w:val="FF0000"/>
+          <w:lang w:val="en-AU"/>
         </w:rPr>
         <w:t>receive</w:t>
       </w:r>
@@ -811,6 +913,7 @@
           <w:rFonts w:ascii="Courier New" w:hAnsi="Courier New" w:cs="Courier New"/>
           <w:color w:val="FF0000"/>
           <w:spacing w:val="-36"/>
+          <w:lang w:val="en-AU"/>
         </w:rPr>
         <w:t xml:space="preserve"> </w:t>
       </w:r>
@@ -818,6 +921,7 @@
         <w:rPr>
           <w:rFonts w:ascii="Courier New" w:hAnsi="Courier New" w:cs="Courier New"/>
           <w:color w:val="FF0000"/>
+          <w:lang w:val="en-AU"/>
         </w:rPr>
         <w:t>a</w:t>
       </w:r>
@@ -826,6 +930,7 @@
           <w:rFonts w:ascii="Courier New" w:hAnsi="Courier New" w:cs="Courier New"/>
           <w:color w:val="FF0000"/>
           <w:spacing w:val="-36"/>
+          <w:lang w:val="en-AU"/>
         </w:rPr>
         <w:t xml:space="preserve"> </w:t>
       </w:r>
@@ -833,6 +938,7 @@
         <w:rPr>
           <w:rFonts w:ascii="Courier New" w:hAnsi="Courier New" w:cs="Courier New"/>
           <w:color w:val="FF0000"/>
+          <w:lang w:val="en-AU"/>
         </w:rPr>
         <w:t>grade, you</w:t>
       </w:r>
@@ -841,6 +947,7 @@
           <w:rFonts w:ascii="Courier New" w:hAnsi="Courier New" w:cs="Courier New"/>
           <w:color w:val="FF0000"/>
           <w:spacing w:val="-36"/>
+          <w:lang w:val="en-AU"/>
         </w:rPr>
         <w:t xml:space="preserve"> </w:t>
       </w:r>
@@ -848,6 +955,7 @@
         <w:rPr>
           <w:rFonts w:ascii="Courier New" w:hAnsi="Courier New" w:cs="Courier New"/>
           <w:color w:val="FF0000"/>
+          <w:lang w:val="en-AU"/>
         </w:rPr>
         <w:t>must</w:t>
       </w:r>
@@ -856,6 +964,7 @@
           <w:rFonts w:ascii="Courier New" w:hAnsi="Courier New" w:cs="Courier New"/>
           <w:color w:val="FF0000"/>
           <w:spacing w:val="-37"/>
+          <w:lang w:val="en-AU"/>
         </w:rPr>
         <w:t xml:space="preserve"> </w:t>
       </w:r>
@@ -863,6 +972,7 @@
         <w:rPr>
           <w:rFonts w:ascii="Courier New" w:hAnsi="Courier New" w:cs="Courier New"/>
           <w:color w:val="FF0000"/>
+          <w:lang w:val="en-AU"/>
         </w:rPr>
         <w:t>submit</w:t>
       </w:r>
@@ -871,6 +981,7 @@
           <w:rFonts w:ascii="Courier New" w:hAnsi="Courier New" w:cs="Courier New"/>
           <w:color w:val="FF0000"/>
           <w:spacing w:val="-36"/>
+          <w:lang w:val="en-AU"/>
         </w:rPr>
         <w:t xml:space="preserve"> </w:t>
       </w:r>
@@ -878,6 +989,7 @@
         <w:rPr>
           <w:rFonts w:ascii="Courier New" w:hAnsi="Courier New" w:cs="Courier New"/>
           <w:color w:val="FF0000"/>
+          <w:lang w:val="en-AU"/>
         </w:rPr>
         <w:t>by</w:t>
       </w:r>
@@ -886,6 +998,7 @@
           <w:rFonts w:ascii="Courier New" w:hAnsi="Courier New" w:cs="Courier New"/>
           <w:color w:val="FF0000"/>
           <w:spacing w:val="-36"/>
+          <w:lang w:val="en-AU"/>
         </w:rPr>
         <w:t xml:space="preserve"> </w:t>
       </w:r>
@@ -893,6 +1006,7 @@
         <w:rPr>
           <w:rFonts w:ascii="Courier New" w:hAnsi="Courier New" w:cs="Courier New"/>
           <w:color w:val="FF0000"/>
+          <w:lang w:val="en-AU"/>
         </w:rPr>
         <w:t>deadline</w:t>
       </w:r>
@@ -901,6 +1015,7 @@
           <w:rFonts w:ascii="Courier New" w:hAnsi="Courier New" w:cs="Courier New"/>
           <w:color w:val="FF0000"/>
           <w:spacing w:val="-36"/>
+          <w:lang w:val="en-AU"/>
         </w:rPr>
         <w:t xml:space="preserve"> </w:t>
       </w:r>
@@ -908,6 +1023,7 @@
         <w:rPr>
           <w:rFonts w:ascii="Courier New" w:hAnsi="Courier New" w:cs="Courier New"/>
           <w:color w:val="FF0000"/>
+          <w:lang w:val="en-AU"/>
         </w:rPr>
         <w:t>and</w:t>
       </w:r>
@@ -916,6 +1032,7 @@
           <w:rFonts w:ascii="Courier New" w:hAnsi="Courier New" w:cs="Courier New"/>
           <w:color w:val="FF0000"/>
           <w:spacing w:val="-36"/>
+          <w:lang w:val="en-AU"/>
         </w:rPr>
         <w:t xml:space="preserve"> </w:t>
       </w:r>
@@ -923,6 +1040,7 @@
         <w:rPr>
           <w:rFonts w:ascii="Courier New" w:hAnsi="Courier New" w:cs="Courier New"/>
           <w:color w:val="FF0000"/>
+          <w:lang w:val="en-AU"/>
         </w:rPr>
         <w:t>defend</w:t>
       </w:r>
@@ -931,6 +1049,7 @@
           <w:rFonts w:ascii="Courier New" w:hAnsi="Courier New" w:cs="Courier New"/>
           <w:color w:val="FF0000"/>
           <w:spacing w:val="-36"/>
+          <w:lang w:val="en-AU"/>
         </w:rPr>
         <w:t xml:space="preserve"> </w:t>
       </w:r>
@@ -938,6 +1057,7 @@
         <w:rPr>
           <w:rFonts w:ascii="Courier New" w:hAnsi="Courier New" w:cs="Courier New"/>
           <w:color w:val="FF0000"/>
+          <w:lang w:val="en-AU"/>
         </w:rPr>
         <w:t>your</w:t>
       </w:r>
@@ -946,6 +1066,7 @@
           <w:rFonts w:ascii="Courier New" w:hAnsi="Courier New" w:cs="Courier New"/>
           <w:color w:val="FF0000"/>
           <w:spacing w:val="-36"/>
+          <w:lang w:val="en-AU"/>
         </w:rPr>
         <w:t xml:space="preserve"> </w:t>
       </w:r>
@@ -953,6 +1074,7 @@
         <w:rPr>
           <w:rFonts w:ascii="Courier New" w:hAnsi="Courier New" w:cs="Courier New"/>
           <w:color w:val="FF0000"/>
+          <w:lang w:val="en-AU"/>
         </w:rPr>
         <w:t>work</w:t>
       </w:r>
@@ -961,6 +1083,7 @@
           <w:rFonts w:ascii="Courier New" w:hAnsi="Courier New" w:cs="Courier New"/>
           <w:color w:val="FF0000"/>
           <w:spacing w:val="-36"/>
+          <w:lang w:val="en-AU"/>
         </w:rPr>
         <w:t xml:space="preserve"> </w:t>
       </w:r>
@@ -968,6 +1091,7 @@
         <w:rPr>
           <w:rFonts w:ascii="Courier New" w:hAnsi="Courier New" w:cs="Courier New"/>
           <w:color w:val="FF0000"/>
+          <w:lang w:val="en-AU"/>
         </w:rPr>
         <w:t>at</w:t>
       </w:r>
@@ -976,6 +1100,7 @@
           <w:rFonts w:ascii="Courier New" w:hAnsi="Courier New" w:cs="Courier New"/>
           <w:color w:val="FF0000"/>
           <w:spacing w:val="-36"/>
+          <w:lang w:val="en-AU"/>
         </w:rPr>
         <w:t xml:space="preserve"> </w:t>
       </w:r>
@@ -983,13 +1108,14 @@
         <w:rPr>
           <w:rFonts w:ascii="Courier New" w:hAnsi="Courier New" w:cs="Courier New"/>
           <w:color w:val="FF0000"/>
+          <w:lang w:val="en-AU"/>
         </w:rPr>
         <w:t>practice lesson time.</w:t>
       </w:r>
     </w:p>
     <w:p>
       <w:pPr>
-        <w:pStyle w:val="a7"/>
+        <w:pStyle w:val="ListParagraph"/>
         <w:numPr>
           <w:ilvl w:val="0"/>
           <w:numId w:val="4"/>
@@ -1004,6 +1130,7 @@
           <w:b/>
           <w:bCs/>
           <w:color w:val="000000" w:themeColor="text1"/>
+          <w:lang w:val="en-AU"/>
         </w:rPr>
       </w:pPr>
       <w:bookmarkStart w:id="7" w:name="3._SUBMIT_REPORT(DOC_FILE)_AND_YOUR_PROJ"/>
@@ -1011,6 +1138,7 @@
       <w:r>
         <w:rPr>
           <w:rFonts w:ascii="Courier New" w:hAnsi="Courier New" w:cs="Courier New"/>
+          <w:lang w:val="en-AU"/>
         </w:rPr>
         <w:t>SUBMIT</w:t>
       </w:r>
@@ -1018,6 +1146,7 @@
         <w:rPr>
           <w:rFonts w:ascii="Courier New" w:hAnsi="Courier New" w:cs="Courier New"/>
           <w:spacing w:val="62"/>
+          <w:lang w:val="en-AU"/>
         </w:rPr>
         <w:t xml:space="preserve"> </w:t>
       </w:r>
@@ -1025,6 +1154,7 @@
         <w:rPr>
           <w:rFonts w:ascii="Courier New" w:hAnsi="Courier New" w:cs="Courier New"/>
           <w:spacing w:val="62"/>
+          <w:lang w:val="en-AU"/>
         </w:rPr>
         <w:t xml:space="preserve">THE </w:t>
       </w:r>
@@ -1035,6 +1165,7 @@
           <w:b/>
           <w:bCs/>
           <w:color w:val="000000" w:themeColor="text1"/>
+          <w:lang w:val="en-AU"/>
         </w:rPr>
         <w:t>REPORT(</w:t>
       </w:r>
@@ -1045,6 +1176,7 @@
           <w:b/>
           <w:bCs/>
           <w:color w:val="000000" w:themeColor="text1"/>
+          <w:lang w:val="en-AU"/>
         </w:rPr>
         <w:t>DOC</w:t>
       </w:r>
@@ -1055,6 +1187,7 @@
           <w:bCs/>
           <w:color w:val="000000" w:themeColor="text1"/>
           <w:spacing w:val="62"/>
+          <w:lang w:val="en-AU"/>
         </w:rPr>
         <w:t xml:space="preserve"> </w:t>
       </w:r>
@@ -1064,6 +1197,7 @@
           <w:b/>
           <w:bCs/>
           <w:color w:val="000000" w:themeColor="text1"/>
+          <w:lang w:val="en-AU"/>
         </w:rPr>
         <w:t>FILE)</w:t>
       </w:r>
@@ -1074,6 +1208,7 @@
           <w:bCs/>
           <w:color w:val="000000" w:themeColor="text1"/>
           <w:spacing w:val="63"/>
+          <w:lang w:val="en-AU"/>
         </w:rPr>
         <w:t xml:space="preserve"> </w:t>
       </w:r>
@@ -1081,6 +1216,7 @@
         <w:rPr>
           <w:rFonts w:ascii="Courier New" w:hAnsi="Courier New" w:cs="Courier New"/>
           <w:color w:val="000000" w:themeColor="text1"/>
+          <w:lang w:val="en-AU"/>
         </w:rPr>
         <w:t>AND</w:t>
       </w:r>
@@ -1089,6 +1225,7 @@
           <w:rFonts w:ascii="Courier New" w:hAnsi="Courier New" w:cs="Courier New"/>
           <w:color w:val="000000" w:themeColor="text1"/>
           <w:spacing w:val="63"/>
+          <w:lang w:val="en-AU"/>
         </w:rPr>
         <w:t xml:space="preserve"> </w:t>
       </w:r>
@@ -1097,6 +1234,7 @@
           <w:rFonts w:ascii="Courier New" w:hAnsi="Courier New" w:cs="Courier New"/>
           <w:color w:val="000000" w:themeColor="text1"/>
           <w:spacing w:val="63"/>
+          <w:lang w:val="en-AU"/>
         </w:rPr>
         <w:t>THE</w:t>
       </w:r>
@@ -1107,6 +1245,7 @@
           <w:bCs/>
           <w:color w:val="000000" w:themeColor="text1"/>
           <w:spacing w:val="63"/>
+          <w:lang w:val="en-AU"/>
         </w:rPr>
         <w:t xml:space="preserve"> GIT</w:t>
       </w:r>
@@ -1117,6 +1256,7 @@
           <w:bCs/>
           <w:color w:val="000000" w:themeColor="text1"/>
           <w:spacing w:val="61"/>
+          <w:lang w:val="en-AU"/>
         </w:rPr>
         <w:t xml:space="preserve">HUB </w:t>
       </w:r>
@@ -1126,6 +1266,7 @@
           <w:b/>
           <w:bCs/>
           <w:color w:val="000000" w:themeColor="text1"/>
+          <w:lang w:val="en-AU"/>
         </w:rPr>
         <w:t>LINK</w:t>
       </w:r>
@@ -1136,6 +1277,7 @@
           <w:bCs/>
           <w:color w:val="000000" w:themeColor="text1"/>
           <w:spacing w:val="63"/>
+          <w:lang w:val="en-AU"/>
         </w:rPr>
         <w:t xml:space="preserve"> </w:t>
       </w:r>
@@ -1144,6 +1286,7 @@
           <w:rFonts w:ascii="Courier New" w:hAnsi="Courier New" w:cs="Courier New"/>
           <w:color w:val="000000" w:themeColor="text1"/>
           <w:spacing w:val="63"/>
+          <w:lang w:val="en-AU"/>
         </w:rPr>
         <w:t xml:space="preserve">TO </w:t>
       </w:r>
@@ -1151,6 +1294,7 @@
         <w:rPr>
           <w:rFonts w:ascii="Courier New" w:hAnsi="Courier New" w:cs="Courier New"/>
           <w:color w:val="000000" w:themeColor="text1"/>
+          <w:lang w:val="en-AU"/>
         </w:rPr>
         <w:t>YOUR</w:t>
       </w:r>
@@ -1159,6 +1303,7 @@
           <w:rFonts w:ascii="Courier New" w:hAnsi="Courier New" w:cs="Courier New"/>
           <w:color w:val="000000" w:themeColor="text1"/>
           <w:spacing w:val="58"/>
+          <w:lang w:val="en-AU"/>
         </w:rPr>
         <w:t xml:space="preserve"> </w:t>
       </w:r>
@@ -1166,6 +1311,7 @@
         <w:rPr>
           <w:rFonts w:ascii="Courier New" w:hAnsi="Courier New" w:cs="Courier New"/>
           <w:color w:val="000000" w:themeColor="text1"/>
+          <w:lang w:val="en-AU"/>
         </w:rPr>
         <w:t>PROJECT</w:t>
       </w:r>
@@ -1176,6 +1322,7 @@
           <w:rFonts w:ascii="Courier New" w:hAnsi="Courier New" w:cs="Courier New"/>
           <w:b/>
           <w:bCs/>
+          <w:lang w:val="en-AU"/>
         </w:rPr>
         <w:t>.</w:t>
       </w:r>
@@ -1183,12 +1330,14 @@
         <w:rPr>
           <w:rFonts w:ascii="Courier New" w:hAnsi="Courier New" w:cs="Courier New"/>
           <w:spacing w:val="-4"/>
-        </w:rPr>
-        <w:t xml:space="preserve"> </w:t>
-      </w:r>
-      <w:r>
-        <w:rPr>
-          <w:rFonts w:ascii="Courier New" w:hAnsi="Courier New" w:cs="Courier New"/>
+          <w:lang w:val="en-AU"/>
+        </w:rPr>
+        <w:t xml:space="preserve"> </w:t>
+      </w:r>
+      <w:r>
+        <w:rPr>
+          <w:rFonts w:ascii="Courier New" w:hAnsi="Courier New" w:cs="Courier New"/>
+          <w:lang w:val="en-AU"/>
         </w:rPr>
         <w:t>Ensure</w:t>
       </w:r>
@@ -1196,12 +1345,14 @@
         <w:rPr>
           <w:rFonts w:ascii="Courier New" w:hAnsi="Courier New" w:cs="Courier New"/>
           <w:spacing w:val="-5"/>
-        </w:rPr>
-        <w:t xml:space="preserve"> </w:t>
-      </w:r>
-      <w:r>
-        <w:rPr>
-          <w:rFonts w:ascii="Courier New" w:hAnsi="Courier New" w:cs="Courier New"/>
+          <w:lang w:val="en-AU"/>
+        </w:rPr>
+        <w:t xml:space="preserve"> </w:t>
+      </w:r>
+      <w:r>
+        <w:rPr>
+          <w:rFonts w:ascii="Courier New" w:hAnsi="Courier New" w:cs="Courier New"/>
+          <w:lang w:val="en-AU"/>
         </w:rPr>
         <w:t>that</w:t>
       </w:r>
@@ -1209,12 +1360,14 @@
         <w:rPr>
           <w:rFonts w:ascii="Courier New" w:hAnsi="Courier New" w:cs="Courier New"/>
           <w:spacing w:val="-5"/>
-        </w:rPr>
-        <w:t xml:space="preserve"> </w:t>
-      </w:r>
-      <w:r>
-        <w:rPr>
-          <w:rFonts w:ascii="Courier New" w:hAnsi="Courier New" w:cs="Courier New"/>
+          <w:lang w:val="en-AU"/>
+        </w:rPr>
+        <w:t xml:space="preserve"> </w:t>
+      </w:r>
+      <w:r>
+        <w:rPr>
+          <w:rFonts w:ascii="Courier New" w:hAnsi="Courier New" w:cs="Courier New"/>
+          <w:lang w:val="en-AU"/>
         </w:rPr>
         <w:t>the</w:t>
       </w:r>
@@ -1222,12 +1375,14 @@
         <w:rPr>
           <w:rFonts w:ascii="Courier New" w:hAnsi="Courier New" w:cs="Courier New"/>
           <w:spacing w:val="-4"/>
-        </w:rPr>
-        <w:t xml:space="preserve"> </w:t>
-      </w:r>
-      <w:r>
-        <w:rPr>
-          <w:rFonts w:ascii="Courier New" w:hAnsi="Courier New" w:cs="Courier New"/>
+          <w:lang w:val="en-AU"/>
+        </w:rPr>
+        <w:t xml:space="preserve"> </w:t>
+      </w:r>
+      <w:r>
+        <w:rPr>
+          <w:rFonts w:ascii="Courier New" w:hAnsi="Courier New" w:cs="Courier New"/>
+          <w:lang w:val="en-AU"/>
         </w:rPr>
         <w:t>project</w:t>
       </w:r>
@@ -1235,12 +1390,14 @@
         <w:rPr>
           <w:rFonts w:ascii="Courier New" w:hAnsi="Courier New" w:cs="Courier New"/>
           <w:spacing w:val="-4"/>
-        </w:rPr>
-        <w:t xml:space="preserve"> </w:t>
-      </w:r>
-      <w:r>
-        <w:rPr>
-          <w:rFonts w:ascii="Courier New" w:hAnsi="Courier New" w:cs="Courier New"/>
+          <w:lang w:val="en-AU"/>
+        </w:rPr>
+        <w:t xml:space="preserve"> </w:t>
+      </w:r>
+      <w:r>
+        <w:rPr>
+          <w:rFonts w:ascii="Courier New" w:hAnsi="Courier New" w:cs="Courier New"/>
+          <w:lang w:val="en-AU"/>
         </w:rPr>
         <w:t>runs</w:t>
       </w:r>
@@ -1248,12 +1405,14 @@
         <w:rPr>
           <w:rFonts w:ascii="Courier New" w:hAnsi="Courier New" w:cs="Courier New"/>
           <w:spacing w:val="-5"/>
-        </w:rPr>
-        <w:t xml:space="preserve"> </w:t>
-      </w:r>
-      <w:r>
-        <w:rPr>
-          <w:rFonts w:ascii="Courier New" w:hAnsi="Courier New" w:cs="Courier New"/>
+          <w:lang w:val="en-AU"/>
+        </w:rPr>
+        <w:t xml:space="preserve"> </w:t>
+      </w:r>
+      <w:r>
+        <w:rPr>
+          <w:rFonts w:ascii="Courier New" w:hAnsi="Courier New" w:cs="Courier New"/>
+          <w:lang w:val="en-AU"/>
         </w:rPr>
         <w:t>without</w:t>
       </w:r>
@@ -1261,19 +1420,21 @@
         <w:rPr>
           <w:rFonts w:ascii="Courier New" w:hAnsi="Courier New" w:cs="Courier New"/>
           <w:spacing w:val="-5"/>
-        </w:rPr>
-        <w:t xml:space="preserve"> </w:t>
-      </w:r>
-      <w:r>
-        <w:rPr>
-          <w:rFonts w:ascii="Courier New" w:hAnsi="Courier New" w:cs="Courier New"/>
+          <w:lang w:val="en-AU"/>
+        </w:rPr>
+        <w:t xml:space="preserve"> </w:t>
+      </w:r>
+      <w:r>
+        <w:rPr>
+          <w:rFonts w:ascii="Courier New" w:hAnsi="Courier New" w:cs="Courier New"/>
+          <w:lang w:val="en-AU"/>
         </w:rPr>
         <w:t>errors. IN REPORT SHOULD BE:</w:t>
       </w:r>
     </w:p>
     <w:p>
       <w:pPr>
-        <w:pStyle w:val="a7"/>
+        <w:pStyle w:val="ListParagraph"/>
         <w:numPr>
           <w:ilvl w:val="1"/>
           <w:numId w:val="4"/>
@@ -1327,7 +1488,7 @@
     </w:p>
     <w:p>
       <w:pPr>
-        <w:pStyle w:val="a7"/>
+        <w:pStyle w:val="ListParagraph"/>
         <w:numPr>
           <w:ilvl w:val="1"/>
           <w:numId w:val="4"/>
@@ -1338,11 +1499,13 @@
         <w:ind w:right="27"/>
         <w:rPr>
           <w:rFonts w:ascii="Courier New" w:hAnsi="Courier New" w:cs="Courier New"/>
-        </w:rPr>
-      </w:pPr>
-      <w:r>
-        <w:rPr>
-          <w:rFonts w:ascii="Courier New" w:hAnsi="Courier New" w:cs="Courier New"/>
+          <w:lang w:val="en-AU"/>
+        </w:rPr>
+      </w:pPr>
+      <w:r>
+        <w:rPr>
+          <w:rFonts w:ascii="Courier New" w:hAnsi="Courier New" w:cs="Courier New"/>
+          <w:lang w:val="en-AU"/>
         </w:rPr>
         <w:t xml:space="preserve">All parts with </w:t>
       </w:r>
@@ -1350,6 +1513,7 @@
       <w:r>
         <w:rPr>
           <w:rFonts w:ascii="Courier New" w:hAnsi="Courier New" w:cs="Courier New"/>
+          <w:lang w:val="en-AU"/>
         </w:rPr>
         <w:t>screens(</w:t>
       </w:r>
@@ -1357,6 +1521,7 @@
       <w:r>
         <w:rPr>
           <w:rFonts w:ascii="Courier New" w:hAnsi="Courier New" w:cs="Courier New"/>
+          <w:lang w:val="en-AU"/>
         </w:rPr>
         <w:t xml:space="preserve">write part, task and then add </w:t>
       </w:r>
@@ -1364,13 +1529,14 @@
         <w:rPr>
           <w:rFonts w:ascii="Courier New" w:hAnsi="Courier New" w:cs="Courier New"/>
           <w:spacing w:val="-2"/>
+          <w:lang w:val="en-AU"/>
         </w:rPr>
         <w:t>screen)</w:t>
       </w:r>
     </w:p>
     <w:p>
       <w:pPr>
-        <w:pStyle w:val="a7"/>
+        <w:pStyle w:val="ListParagraph"/>
         <w:numPr>
           <w:ilvl w:val="1"/>
           <w:numId w:val="4"/>
@@ -1382,13 +1548,16 @@
         <w:ind w:left="1463" w:hanging="359"/>
         <w:rPr>
           <w:rFonts w:ascii="Courier New" w:hAnsi="Courier New" w:cs="Courier New"/>
+          <w:lang w:val="en-AU"/>
         </w:rPr>
       </w:pPr>
       <w:bookmarkStart w:id="11" w:name="o_Brief_summary_of_your_work_process"/>
       <w:bookmarkEnd w:id="11"/>
-      <w:r>
-        <w:rPr>
-          <w:rFonts w:ascii="Courier New" w:hAnsi="Courier New" w:cs="Courier New"/>
+      <w:proofErr w:type="gramStart"/>
+      <w:r>
+        <w:rPr>
+          <w:rFonts w:ascii="Courier New" w:hAnsi="Courier New" w:cs="Courier New"/>
+          <w:lang w:val="en-AU"/>
         </w:rPr>
         <w:t>Brief</w:t>
       </w:r>
@@ -1396,25 +1565,30 @@
         <w:rPr>
           <w:rFonts w:ascii="Courier New" w:hAnsi="Courier New" w:cs="Courier New"/>
           <w:spacing w:val="-5"/>
-        </w:rPr>
-        <w:t xml:space="preserve"> </w:t>
-      </w:r>
-      <w:r>
-        <w:rPr>
-          <w:rFonts w:ascii="Courier New" w:hAnsi="Courier New" w:cs="Courier New"/>
+          <w:lang w:val="en-AU"/>
+        </w:rPr>
+        <w:t xml:space="preserve"> </w:t>
+      </w:r>
+      <w:r>
+        <w:rPr>
+          <w:rFonts w:ascii="Courier New" w:hAnsi="Courier New" w:cs="Courier New"/>
+          <w:lang w:val="en-AU"/>
         </w:rPr>
         <w:t>summary</w:t>
       </w:r>
+      <w:proofErr w:type="gramEnd"/>
       <w:r>
         <w:rPr>
           <w:rFonts w:ascii="Courier New" w:hAnsi="Courier New" w:cs="Courier New"/>
           <w:spacing w:val="-3"/>
-        </w:rPr>
-        <w:t xml:space="preserve"> </w:t>
-      </w:r>
-      <w:r>
-        <w:rPr>
-          <w:rFonts w:ascii="Courier New" w:hAnsi="Courier New" w:cs="Courier New"/>
+          <w:lang w:val="en-AU"/>
+        </w:rPr>
+        <w:t xml:space="preserve"> </w:t>
+      </w:r>
+      <w:r>
+        <w:rPr>
+          <w:rFonts w:ascii="Courier New" w:hAnsi="Courier New" w:cs="Courier New"/>
+          <w:lang w:val="en-AU"/>
         </w:rPr>
         <w:t>of</w:t>
       </w:r>
@@ -1422,12 +1596,14 @@
         <w:rPr>
           <w:rFonts w:ascii="Courier New" w:hAnsi="Courier New" w:cs="Courier New"/>
           <w:spacing w:val="-5"/>
-        </w:rPr>
-        <w:t xml:space="preserve"> </w:t>
-      </w:r>
-      <w:r>
-        <w:rPr>
-          <w:rFonts w:ascii="Courier New" w:hAnsi="Courier New" w:cs="Courier New"/>
+          <w:lang w:val="en-AU"/>
+        </w:rPr>
+        <w:t xml:space="preserve"> </w:t>
+      </w:r>
+      <w:r>
+        <w:rPr>
+          <w:rFonts w:ascii="Courier New" w:hAnsi="Courier New" w:cs="Courier New"/>
+          <w:lang w:val="en-AU"/>
         </w:rPr>
         <w:t>your</w:t>
       </w:r>
@@ -1435,12 +1611,14 @@
         <w:rPr>
           <w:rFonts w:ascii="Courier New" w:hAnsi="Courier New" w:cs="Courier New"/>
           <w:spacing w:val="-4"/>
-        </w:rPr>
-        <w:t xml:space="preserve"> </w:t>
-      </w:r>
-      <w:r>
-        <w:rPr>
-          <w:rFonts w:ascii="Courier New" w:hAnsi="Courier New" w:cs="Courier New"/>
+          <w:lang w:val="en-AU"/>
+        </w:rPr>
+        <w:t xml:space="preserve"> </w:t>
+      </w:r>
+      <w:r>
+        <w:rPr>
+          <w:rFonts w:ascii="Courier New" w:hAnsi="Courier New" w:cs="Courier New"/>
+          <w:lang w:val="en-AU"/>
         </w:rPr>
         <w:t>work</w:t>
       </w:r>
@@ -1448,6 +1626,7 @@
         <w:rPr>
           <w:rFonts w:ascii="Courier New" w:hAnsi="Courier New" w:cs="Courier New"/>
           <w:spacing w:val="-4"/>
+          <w:lang w:val="en-AU"/>
         </w:rPr>
         <w:t xml:space="preserve"> </w:t>
       </w:r>
@@ -1455,13 +1634,14 @@
         <w:rPr>
           <w:rFonts w:ascii="Courier New" w:hAnsi="Courier New" w:cs="Courier New"/>
           <w:spacing w:val="-2"/>
+          <w:lang w:val="en-AU"/>
         </w:rPr>
         <w:t>process</w:t>
       </w:r>
     </w:p>
     <w:p>
       <w:pPr>
-        <w:pStyle w:val="2"/>
+        <w:pStyle w:val="Heading2"/>
         <w:spacing w:before="265"/>
         <w:rPr>
           <w:rFonts w:ascii="Courier New" w:hAnsi="Courier New" w:cs="Courier New"/>
@@ -1490,7 +1670,7 @@
     </w:p>
     <w:p>
       <w:pPr>
-        <w:pStyle w:val="a7"/>
+        <w:pStyle w:val="ListParagraph"/>
         <w:numPr>
           <w:ilvl w:val="0"/>
           <w:numId w:val="3"/>
@@ -1502,11 +1682,13 @@
         <w:ind w:right="15"/>
         <w:rPr>
           <w:rFonts w:ascii="Courier New" w:hAnsi="Courier New" w:cs="Courier New"/>
-        </w:rPr>
-      </w:pPr>
-      <w:r>
-        <w:rPr>
-          <w:rFonts w:ascii="Courier New" w:hAnsi="Courier New" w:cs="Courier New"/>
+          <w:lang w:val="en-AU"/>
+        </w:rPr>
+      </w:pPr>
+      <w:r>
+        <w:rPr>
+          <w:rFonts w:ascii="Courier New" w:hAnsi="Courier New" w:cs="Courier New"/>
+          <w:lang w:val="en-AU"/>
         </w:rPr>
         <w:t xml:space="preserve">Install IntelliJ </w:t>
       </w:r>
@@ -1514,18 +1696,21 @@
       <w:r>
         <w:rPr>
           <w:rFonts w:ascii="Courier New" w:hAnsi="Courier New" w:cs="Courier New"/>
+          <w:lang w:val="en-AU"/>
         </w:rPr>
         <w:t>IDEA</w:t>
       </w:r>
       <w:r>
         <w:rPr>
           <w:rFonts w:ascii="Courier New" w:hAnsi="Courier New" w:cs="Courier New"/>
+          <w:lang w:val="en-AU"/>
         </w:rPr>
         <w:t>.</w:t>
       </w:r>
       <w:r>
         <w:rPr>
           <w:rFonts w:ascii="Courier New" w:hAnsi="Courier New" w:cs="Courier New"/>
+          <w:lang w:val="en-AU"/>
         </w:rPr>
         <w:t>The</w:t>
       </w:r>
@@ -1534,12 +1719,14 @@
         <w:rPr>
           <w:rFonts w:ascii="Courier New" w:hAnsi="Courier New" w:cs="Courier New"/>
           <w:spacing w:val="-5"/>
-        </w:rPr>
-        <w:t xml:space="preserve"> </w:t>
-      </w:r>
-      <w:r>
-        <w:rPr>
-          <w:rFonts w:ascii="Courier New" w:hAnsi="Courier New" w:cs="Courier New"/>
+          <w:lang w:val="en-AU"/>
+        </w:rPr>
+        <w:t xml:space="preserve"> </w:t>
+      </w:r>
+      <w:r>
+        <w:rPr>
+          <w:rFonts w:ascii="Courier New" w:hAnsi="Courier New" w:cs="Courier New"/>
+          <w:lang w:val="en-AU"/>
         </w:rPr>
         <w:t>link</w:t>
       </w:r>
@@ -1547,12 +1734,14 @@
         <w:rPr>
           <w:rFonts w:ascii="Courier New" w:hAnsi="Courier New" w:cs="Courier New"/>
           <w:spacing w:val="-4"/>
-        </w:rPr>
-        <w:t xml:space="preserve"> </w:t>
-      </w:r>
-      <w:r>
-        <w:rPr>
-          <w:rFonts w:ascii="Courier New" w:hAnsi="Courier New" w:cs="Courier New"/>
+          <w:lang w:val="en-AU"/>
+        </w:rPr>
+        <w:t xml:space="preserve"> </w:t>
+      </w:r>
+      <w:r>
+        <w:rPr>
+          <w:rFonts w:ascii="Courier New" w:hAnsi="Courier New" w:cs="Courier New"/>
+          <w:lang w:val="en-AU"/>
         </w:rPr>
         <w:t>to</w:t>
       </w:r>
@@ -1560,12 +1749,14 @@
         <w:rPr>
           <w:rFonts w:ascii="Courier New" w:hAnsi="Courier New" w:cs="Courier New"/>
           <w:spacing w:val="-5"/>
-        </w:rPr>
-        <w:t xml:space="preserve"> </w:t>
-      </w:r>
-      <w:r>
-        <w:rPr>
-          <w:rFonts w:ascii="Courier New" w:hAnsi="Courier New" w:cs="Courier New"/>
+          <w:lang w:val="en-AU"/>
+        </w:rPr>
+        <w:t xml:space="preserve"> </w:t>
+      </w:r>
+      <w:r>
+        <w:rPr>
+          <w:rFonts w:ascii="Courier New" w:hAnsi="Courier New" w:cs="Courier New"/>
+          <w:lang w:val="en-AU"/>
         </w:rPr>
         <w:t>download:</w:t>
       </w:r>
@@ -1573,16 +1764,18 @@
         <w:rPr>
           <w:rFonts w:ascii="Courier New" w:hAnsi="Courier New" w:cs="Courier New"/>
           <w:spacing w:val="-2"/>
+          <w:lang w:val="en-AU"/>
         </w:rPr>
         <w:t xml:space="preserve"> </w:t>
       </w:r>
       <w:hyperlink r:id="rId5" w:history="1">
         <w:r>
           <w:rPr>
-            <w:rStyle w:val="a9"/>
+            <w:rStyle w:val="Hyperlink"/>
             <w:rFonts w:ascii="Courier New" w:hAnsi="Courier New" w:cs="Courier New"/>
             <w:i/>
             <w:iCs/>
+            <w:lang w:val="en-AU"/>
           </w:rPr>
           <w:t>https://www.jetbrains.com/idea/download</w:t>
         </w:r>
@@ -1590,7 +1783,7 @@
     </w:p>
     <w:p>
       <w:pPr>
-        <w:pStyle w:val="a7"/>
+        <w:pStyle w:val="ListParagraph"/>
         <w:numPr>
           <w:ilvl w:val="0"/>
           <w:numId w:val="3"/>
@@ -1602,11 +1795,13 @@
         <w:ind w:left="742" w:hanging="359"/>
         <w:rPr>
           <w:rFonts w:ascii="Courier New" w:hAnsi="Courier New" w:cs="Courier New"/>
-        </w:rPr>
-      </w:pPr>
-      <w:r>
-        <w:rPr>
-          <w:rFonts w:ascii="Courier New" w:hAnsi="Courier New" w:cs="Courier New"/>
+          <w:lang w:val="en-AU"/>
+        </w:rPr>
+      </w:pPr>
+      <w:r>
+        <w:rPr>
+          <w:rFonts w:ascii="Courier New" w:hAnsi="Courier New" w:cs="Courier New"/>
+          <w:lang w:val="en-AU"/>
         </w:rPr>
         <w:t>Create</w:t>
       </w:r>
@@ -1614,12 +1809,14 @@
         <w:rPr>
           <w:rFonts w:ascii="Courier New" w:hAnsi="Courier New" w:cs="Courier New"/>
           <w:spacing w:val="-7"/>
-        </w:rPr>
-        <w:t xml:space="preserve"> </w:t>
-      </w:r>
-      <w:r>
-        <w:rPr>
-          <w:rFonts w:ascii="Courier New" w:hAnsi="Courier New" w:cs="Courier New"/>
+          <w:lang w:val="en-AU"/>
+        </w:rPr>
+        <w:t xml:space="preserve"> </w:t>
+      </w:r>
+      <w:r>
+        <w:rPr>
+          <w:rFonts w:ascii="Courier New" w:hAnsi="Courier New" w:cs="Courier New"/>
+          <w:lang w:val="en-AU"/>
         </w:rPr>
         <w:t>a</w:t>
       </w:r>
@@ -1627,12 +1824,14 @@
         <w:rPr>
           <w:rFonts w:ascii="Courier New" w:hAnsi="Courier New" w:cs="Courier New"/>
           <w:spacing w:val="-4"/>
-        </w:rPr>
-        <w:t xml:space="preserve"> </w:t>
-      </w:r>
-      <w:r>
-        <w:rPr>
-          <w:rFonts w:ascii="Courier New" w:hAnsi="Courier New" w:cs="Courier New"/>
+          <w:lang w:val="en-AU"/>
+        </w:rPr>
+        <w:t xml:space="preserve"> </w:t>
+      </w:r>
+      <w:r>
+        <w:rPr>
+          <w:rFonts w:ascii="Courier New" w:hAnsi="Courier New" w:cs="Courier New"/>
+          <w:lang w:val="en-AU"/>
         </w:rPr>
         <w:t>folder</w:t>
       </w:r>
@@ -1640,12 +1839,14 @@
         <w:rPr>
           <w:rFonts w:ascii="Courier New" w:hAnsi="Courier New" w:cs="Courier New"/>
           <w:spacing w:val="-5"/>
-        </w:rPr>
-        <w:t xml:space="preserve"> </w:t>
-      </w:r>
-      <w:r>
-        <w:rPr>
-          <w:rFonts w:ascii="Courier New" w:hAnsi="Courier New" w:cs="Courier New"/>
+          <w:lang w:val="en-AU"/>
+        </w:rPr>
+        <w:t xml:space="preserve"> </w:t>
+      </w:r>
+      <w:r>
+        <w:rPr>
+          <w:rFonts w:ascii="Courier New" w:hAnsi="Courier New" w:cs="Courier New"/>
+          <w:lang w:val="en-AU"/>
         </w:rPr>
         <w:t>for</w:t>
       </w:r>
@@ -1653,12 +1854,14 @@
         <w:rPr>
           <w:rFonts w:ascii="Courier New" w:hAnsi="Courier New" w:cs="Courier New"/>
           <w:spacing w:val="-4"/>
-        </w:rPr>
-        <w:t xml:space="preserve"> </w:t>
-      </w:r>
-      <w:r>
-        <w:rPr>
-          <w:rFonts w:ascii="Courier New" w:hAnsi="Courier New" w:cs="Courier New"/>
+          <w:lang w:val="en-AU"/>
+        </w:rPr>
+        <w:t xml:space="preserve"> </w:t>
+      </w:r>
+      <w:r>
+        <w:rPr>
+          <w:rFonts w:ascii="Courier New" w:hAnsi="Courier New" w:cs="Courier New"/>
+          <w:lang w:val="en-AU"/>
         </w:rPr>
         <w:t>the</w:t>
       </w:r>
@@ -1666,12 +1869,14 @@
         <w:rPr>
           <w:rFonts w:ascii="Courier New" w:hAnsi="Courier New" w:cs="Courier New"/>
           <w:spacing w:val="-5"/>
-        </w:rPr>
-        <w:t xml:space="preserve"> </w:t>
-      </w:r>
-      <w:r>
-        <w:rPr>
-          <w:rFonts w:ascii="Courier New" w:hAnsi="Courier New" w:cs="Courier New"/>
+          <w:lang w:val="en-AU"/>
+        </w:rPr>
+        <w:t xml:space="preserve"> </w:t>
+      </w:r>
+      <w:r>
+        <w:rPr>
+          <w:rFonts w:ascii="Courier New" w:hAnsi="Courier New" w:cs="Courier New"/>
+          <w:lang w:val="en-AU"/>
         </w:rPr>
         <w:t>project</w:t>
       </w:r>
@@ -1679,27 +1884,22 @@
         <w:rPr>
           <w:rFonts w:ascii="Courier New" w:hAnsi="Courier New" w:cs="Courier New"/>
           <w:spacing w:val="-4"/>
-        </w:rPr>
-        <w:t xml:space="preserve"> </w:t>
-      </w:r>
-      <w:r>
-        <w:rPr>
-          <w:rFonts w:ascii="Courier New" w:hAnsi="Courier New" w:cs="Courier New"/>
-        </w:rPr>
-        <w:t>(</w:t>
-      </w:r>
-      <w:proofErr w:type="gramStart"/>
-      <w:r>
-        <w:rPr>
-          <w:rFonts w:ascii="Courier New" w:hAnsi="Courier New" w:cs="Courier New"/>
-        </w:rPr>
-        <w:t>e.g.</w:t>
-      </w:r>
-      <w:proofErr w:type="gramEnd"/>
+          <w:lang w:val="en-AU"/>
+        </w:rPr>
+        <w:t xml:space="preserve"> </w:t>
+      </w:r>
+      <w:r>
+        <w:rPr>
+          <w:rFonts w:ascii="Courier New" w:hAnsi="Courier New" w:cs="Courier New"/>
+          <w:lang w:val="en-AU"/>
+        </w:rPr>
+        <w:t>(e.g.</w:t>
+      </w:r>
       <w:r>
         <w:rPr>
           <w:rFonts w:ascii="Courier New" w:hAnsi="Courier New" w:cs="Courier New"/>
           <w:spacing w:val="-4"/>
+          <w:lang w:val="en-AU"/>
         </w:rPr>
         <w:t xml:space="preserve"> </w:t>
       </w:r>
@@ -1707,6 +1907,7 @@
         <w:rPr>
           <w:rFonts w:ascii="Courier New" w:hAnsi="Courier New" w:cs="Courier New"/>
           <w:spacing w:val="-2"/>
+          <w:lang w:val="en-AU"/>
         </w:rPr>
         <w:t>assignment</w:t>
       </w:r>
@@ -1714,6 +1915,7 @@
         <w:rPr>
           <w:rFonts w:ascii="Courier New" w:hAnsi="Courier New" w:cs="Courier New"/>
           <w:spacing w:val="-2"/>
+          <w:lang w:val="en-AU"/>
         </w:rPr>
         <w:t>2</w:t>
       </w:r>
@@ -1721,15 +1923,17 @@
         <w:rPr>
           <w:rFonts w:ascii="Courier New" w:hAnsi="Courier New" w:cs="Courier New"/>
           <w:spacing w:val="-2"/>
+          <w:lang w:val="en-AU"/>
         </w:rPr>
         <w:t>)</w:t>
       </w:r>
     </w:p>
     <w:p>
       <w:pPr>
-        <w:pStyle w:val="a7"/>
-        <w:rPr>
-          <w:rFonts w:ascii="Courier New" w:hAnsi="Courier New" w:cs="Courier New"/>
+        <w:pStyle w:val="ListParagraph"/>
+        <w:rPr>
+          <w:rFonts w:ascii="Courier New" w:hAnsi="Courier New" w:cs="Courier New"/>
+          <w:lang w:val="en-AU"/>
         </w:rPr>
         <w:sectPr>
           <w:pgSz w:w="11910" w:h="16840"/>
@@ -1740,16 +1944,18 @@
     </w:p>
     <w:p>
       <w:pPr>
-        <w:pStyle w:val="1"/>
+        <w:pStyle w:val="Heading1"/>
         <w:ind w:right="356"/>
         <w:jc w:val="center"/>
         <w:rPr>
           <w:rFonts w:ascii="Courier New" w:hAnsi="Courier New" w:cs="Courier New"/>
-        </w:rPr>
-      </w:pPr>
-      <w:r>
-        <w:rPr>
-          <w:rFonts w:ascii="Courier New" w:hAnsi="Courier New" w:cs="Courier New"/>
+          <w:lang w:val="en-AU"/>
+        </w:rPr>
+      </w:pPr>
+      <w:r>
+        <w:rPr>
+          <w:rFonts w:ascii="Courier New" w:hAnsi="Courier New" w:cs="Courier New"/>
+          <w:lang w:val="en-AU"/>
         </w:rPr>
         <w:lastRenderedPageBreak/>
         <w:t>Part</w:t>
@@ -1758,12 +1964,14 @@
         <w:rPr>
           <w:rFonts w:ascii="Courier New" w:hAnsi="Courier New" w:cs="Courier New"/>
           <w:spacing w:val="-9"/>
-        </w:rPr>
-        <w:t xml:space="preserve"> </w:t>
-      </w:r>
-      <w:r>
-        <w:rPr>
-          <w:rFonts w:ascii="Courier New" w:hAnsi="Courier New" w:cs="Courier New"/>
+          <w:lang w:val="en-AU"/>
+        </w:rPr>
+        <w:t xml:space="preserve"> </w:t>
+      </w:r>
+      <w:r>
+        <w:rPr>
+          <w:rFonts w:ascii="Courier New" w:hAnsi="Courier New" w:cs="Courier New"/>
+          <w:lang w:val="en-AU"/>
         </w:rPr>
         <w:t>1.</w:t>
       </w:r>
@@ -1771,6 +1979,7 @@
         <w:rPr>
           <w:rFonts w:ascii="Courier New" w:hAnsi="Courier New" w:cs="Courier New"/>
           <w:spacing w:val="-8"/>
+          <w:lang w:val="en-AU"/>
         </w:rPr>
         <w:t xml:space="preserve"> </w:t>
       </w:r>
@@ -1778,19 +1987,21 @@
         <w:rPr>
           <w:rFonts w:ascii="Courier New" w:hAnsi="Courier New" w:cs="Courier New"/>
           <w:spacing w:val="-8"/>
+          <w:lang w:val="en-AU"/>
         </w:rPr>
         <w:t xml:space="preserve">Logical </w:t>
       </w:r>
       <w:r>
         <w:rPr>
           <w:rFonts w:ascii="Courier New" w:hAnsi="Courier New" w:cs="Courier New"/>
+          <w:lang w:val="en-AU"/>
         </w:rPr>
         <w:t>Data Structures</w:t>
       </w:r>
     </w:p>
     <w:p>
       <w:pPr>
-        <w:pStyle w:val="2"/>
+        <w:pStyle w:val="Heading2"/>
         <w:spacing w:before="268"/>
         <w:ind w:hanging="23"/>
         <w:jc w:val="both"/>
@@ -1798,38 +2009,43 @@
           <w:rFonts w:ascii="Courier New" w:hAnsi="Courier New" w:cs="Courier New"/>
           <w:b w:val="0"/>
           <w:bCs w:val="0"/>
+          <w:lang w:val="en-AU"/>
         </w:rPr>
       </w:pPr>
       <w:r>
         <w:rPr>
           <w:rFonts w:ascii="Courier New" w:hAnsi="Courier New" w:cs="Courier New"/>
           <w:spacing w:val="-4"/>
+          <w:lang w:val="en-AU"/>
         </w:rPr>
         <w:t xml:space="preserve">Task 1. </w:t>
       </w:r>
       <w:r>
         <w:rPr>
           <w:rFonts w:ascii="Courier New" w:hAnsi="Courier New" w:cs="Courier New"/>
+          <w:lang w:val="en-AU"/>
         </w:rPr>
         <w:t>Bank Account Storage Using LinkedList</w:t>
       </w:r>
     </w:p>
     <w:p>
       <w:pPr>
-        <w:pStyle w:val="2"/>
+        <w:pStyle w:val="Heading2"/>
         <w:spacing w:before="268"/>
         <w:jc w:val="both"/>
         <w:rPr>
           <w:rFonts w:ascii="Courier New" w:hAnsi="Courier New" w:cs="Courier New"/>
           <w:b w:val="0"/>
           <w:bCs w:val="0"/>
-        </w:rPr>
-      </w:pPr>
-      <w:r>
-        <w:rPr>
-          <w:rFonts w:ascii="Courier New" w:hAnsi="Courier New" w:cs="Courier New"/>
-          <w:b w:val="0"/>
-          <w:bCs w:val="0"/>
+          <w:lang w:val="en-AU"/>
+        </w:rPr>
+      </w:pPr>
+      <w:r>
+        <w:rPr>
+          <w:rFonts w:ascii="Courier New" w:hAnsi="Courier New" w:cs="Courier New"/>
+          <w:b w:val="0"/>
+          <w:bCs w:val="0"/>
+          <w:lang w:val="en-AU"/>
         </w:rPr>
         <w:t xml:space="preserve">Create a class </w:t>
       </w:r>
@@ -1839,6 +2055,7 @@
           <w:rFonts w:ascii="Courier New" w:hAnsi="Courier New" w:cs="Courier New"/>
           <w:b w:val="0"/>
           <w:bCs w:val="0"/>
+          <w:lang w:val="en-AU"/>
         </w:rPr>
         <w:t>BankAccount</w:t>
       </w:r>
@@ -1848,26 +2065,29 @@
           <w:rFonts w:ascii="Courier New" w:hAnsi="Courier New" w:cs="Courier New"/>
           <w:b w:val="0"/>
           <w:bCs w:val="0"/>
+          <w:lang w:val="en-AU"/>
         </w:rPr>
         <w:t xml:space="preserve"> containing:</w:t>
       </w:r>
     </w:p>
     <w:p>
       <w:pPr>
-        <w:pStyle w:val="2"/>
+        <w:pStyle w:val="Heading2"/>
         <w:ind w:firstLine="970"/>
         <w:jc w:val="both"/>
         <w:rPr>
           <w:rFonts w:ascii="Courier New" w:hAnsi="Courier New" w:cs="Courier New"/>
           <w:b w:val="0"/>
           <w:bCs w:val="0"/>
-        </w:rPr>
-      </w:pPr>
-      <w:r>
-        <w:rPr>
-          <w:rFonts w:ascii="Courier New" w:hAnsi="Courier New" w:cs="Courier New"/>
-          <w:b w:val="0"/>
-          <w:bCs w:val="0"/>
+          <w:lang w:val="en-AU"/>
+        </w:rPr>
+      </w:pPr>
+      <w:r>
+        <w:rPr>
+          <w:rFonts w:ascii="Courier New" w:hAnsi="Courier New" w:cs="Courier New"/>
+          <w:b w:val="0"/>
+          <w:bCs w:val="0"/>
+          <w:lang w:val="en-AU"/>
         </w:rPr>
         <w:t>•</w:t>
       </w:r>
@@ -1876,6 +2096,7 @@
           <w:rFonts w:ascii="Courier New" w:hAnsi="Courier New" w:cs="Courier New"/>
           <w:b w:val="0"/>
           <w:bCs w:val="0"/>
+          <w:lang w:val="en-AU"/>
         </w:rPr>
         <w:tab/>
       </w:r>
@@ -1885,6 +2106,7 @@
           <w:rFonts w:ascii="Courier New" w:hAnsi="Courier New" w:cs="Courier New"/>
           <w:b w:val="0"/>
           <w:bCs w:val="0"/>
+          <w:lang w:val="en-AU"/>
         </w:rPr>
         <w:t>accountNumber</w:t>
       </w:r>
@@ -1892,20 +2114,22 @@
     </w:p>
     <w:p>
       <w:pPr>
-        <w:pStyle w:val="2"/>
+        <w:pStyle w:val="Heading2"/>
         <w:ind w:firstLine="970"/>
         <w:jc w:val="both"/>
         <w:rPr>
           <w:rFonts w:ascii="Courier New" w:hAnsi="Courier New" w:cs="Courier New"/>
           <w:b w:val="0"/>
           <w:bCs w:val="0"/>
-        </w:rPr>
-      </w:pPr>
-      <w:r>
-        <w:rPr>
-          <w:rFonts w:ascii="Courier New" w:hAnsi="Courier New" w:cs="Courier New"/>
-          <w:b w:val="0"/>
-          <w:bCs w:val="0"/>
+          <w:lang w:val="en-AU"/>
+        </w:rPr>
+      </w:pPr>
+      <w:r>
+        <w:rPr>
+          <w:rFonts w:ascii="Courier New" w:hAnsi="Courier New" w:cs="Courier New"/>
+          <w:b w:val="0"/>
+          <w:bCs w:val="0"/>
+          <w:lang w:val="en-AU"/>
         </w:rPr>
         <w:t>•</w:t>
       </w:r>
@@ -1914,6 +2138,7 @@
           <w:rFonts w:ascii="Courier New" w:hAnsi="Courier New" w:cs="Courier New"/>
           <w:b w:val="0"/>
           <w:bCs w:val="0"/>
+          <w:lang w:val="en-AU"/>
         </w:rPr>
         <w:tab/>
         <w:t>username</w:t>
@@ -1921,20 +2146,22 @@
     </w:p>
     <w:p>
       <w:pPr>
-        <w:pStyle w:val="2"/>
+        <w:pStyle w:val="Heading2"/>
         <w:ind w:left="0" w:firstLine="970"/>
         <w:jc w:val="both"/>
         <w:rPr>
           <w:rFonts w:ascii="Courier New" w:hAnsi="Courier New" w:cs="Courier New"/>
           <w:b w:val="0"/>
           <w:bCs w:val="0"/>
-        </w:rPr>
-      </w:pPr>
-      <w:r>
-        <w:rPr>
-          <w:rFonts w:ascii="Courier New" w:hAnsi="Courier New" w:cs="Courier New"/>
-          <w:b w:val="0"/>
-          <w:bCs w:val="0"/>
+          <w:lang w:val="en-AU"/>
+        </w:rPr>
+      </w:pPr>
+      <w:r>
+        <w:rPr>
+          <w:rFonts w:ascii="Courier New" w:hAnsi="Courier New" w:cs="Courier New"/>
+          <w:b w:val="0"/>
+          <w:bCs w:val="0"/>
+          <w:lang w:val="en-AU"/>
         </w:rPr>
         <w:t>•</w:t>
       </w:r>
@@ -1943,6 +2170,7 @@
           <w:rFonts w:ascii="Courier New" w:hAnsi="Courier New" w:cs="Courier New"/>
           <w:b w:val="0"/>
           <w:bCs w:val="0"/>
+          <w:lang w:val="en-AU"/>
         </w:rPr>
         <w:tab/>
         <w:t>balance</w:t>
@@ -1950,25 +2178,28 @@
     </w:p>
     <w:p>
       <w:pPr>
-        <w:pStyle w:val="2"/>
+        <w:pStyle w:val="Heading2"/>
         <w:jc w:val="both"/>
         <w:rPr>
           <w:rFonts w:ascii="Courier New" w:hAnsi="Courier New" w:cs="Courier New"/>
           <w:b w:val="0"/>
           <w:bCs w:val="0"/>
-        </w:rPr>
-      </w:pPr>
-      <w:r>
-        <w:rPr>
-          <w:rFonts w:ascii="Courier New" w:hAnsi="Courier New" w:cs="Courier New"/>
-          <w:b w:val="0"/>
-          <w:bCs w:val="0"/>
+          <w:lang w:val="en-AU"/>
+        </w:rPr>
+      </w:pPr>
+      <w:r>
+        <w:rPr>
+          <w:rFonts w:ascii="Courier New" w:hAnsi="Courier New" w:cs="Courier New"/>
+          <w:b w:val="0"/>
+          <w:bCs w:val="0"/>
+          <w:lang w:val="en-AU"/>
         </w:rPr>
         <w:t>Create a</w:t>
       </w:r>
       <w:r>
         <w:rPr>
           <w:rFonts w:ascii="Courier New" w:hAnsi="Courier New" w:cs="Courier New"/>
+          <w:lang w:val="en-AU"/>
         </w:rPr>
         <w:t xml:space="preserve"> LinkedList</w:t>
       </w:r>
@@ -1977,70 +2208,77 @@
           <w:rFonts w:ascii="Courier New" w:hAnsi="Courier New" w:cs="Courier New"/>
           <w:b w:val="0"/>
           <w:bCs w:val="0"/>
+          <w:lang w:val="en-AU"/>
         </w:rPr>
         <w:t xml:space="preserve"> to store accounts.</w:t>
       </w:r>
     </w:p>
     <w:p>
       <w:pPr>
-        <w:pStyle w:val="2"/>
+        <w:pStyle w:val="Heading2"/>
         <w:jc w:val="both"/>
         <w:rPr>
           <w:rFonts w:ascii="Courier New" w:hAnsi="Courier New" w:cs="Courier New"/>
           <w:b w:val="0"/>
           <w:bCs w:val="0"/>
-        </w:rPr>
-      </w:pPr>
-      <w:r>
-        <w:rPr>
-          <w:rFonts w:ascii="Courier New" w:hAnsi="Courier New" w:cs="Courier New"/>
-          <w:b w:val="0"/>
-          <w:bCs w:val="0"/>
+          <w:lang w:val="en-AU"/>
+        </w:rPr>
+      </w:pPr>
+      <w:r>
+        <w:rPr>
+          <w:rFonts w:ascii="Courier New" w:hAnsi="Courier New" w:cs="Courier New"/>
+          <w:b w:val="0"/>
+          <w:bCs w:val="0"/>
+          <w:lang w:val="en-AU"/>
         </w:rPr>
         <w:t>Program must allow user to:</w:t>
       </w:r>
     </w:p>
     <w:p>
       <w:pPr>
-        <w:pStyle w:val="2"/>
+        <w:pStyle w:val="Heading2"/>
         <w:jc w:val="both"/>
         <w:rPr>
           <w:rFonts w:ascii="Courier New" w:hAnsi="Courier New" w:cs="Courier New"/>
           <w:b w:val="0"/>
           <w:bCs w:val="0"/>
-        </w:rPr>
-      </w:pPr>
-      <w:r>
-        <w:rPr>
-          <w:rFonts w:ascii="Courier New" w:hAnsi="Courier New" w:cs="Courier New"/>
-          <w:b w:val="0"/>
-          <w:bCs w:val="0"/>
+          <w:lang w:val="en-AU"/>
+        </w:rPr>
+      </w:pPr>
+      <w:r>
+        <w:rPr>
+          <w:rFonts w:ascii="Courier New" w:hAnsi="Courier New" w:cs="Courier New"/>
+          <w:b w:val="0"/>
+          <w:bCs w:val="0"/>
+          <w:lang w:val="en-AU"/>
         </w:rPr>
         <w:t>• Add a new account</w:t>
       </w:r>
     </w:p>
     <w:p>
       <w:pPr>
-        <w:pStyle w:val="2"/>
+        <w:pStyle w:val="Heading2"/>
         <w:jc w:val="both"/>
         <w:rPr>
           <w:rFonts w:ascii="Courier New" w:hAnsi="Courier New" w:cs="Courier New"/>
           <w:b w:val="0"/>
           <w:bCs w:val="0"/>
-        </w:rPr>
-      </w:pPr>
-      <w:r>
-        <w:rPr>
-          <w:rFonts w:ascii="Courier New" w:hAnsi="Courier New" w:cs="Courier New"/>
-          <w:b w:val="0"/>
-          <w:bCs w:val="0"/>
+          <w:lang w:val="en-AU"/>
+        </w:rPr>
+      </w:pPr>
+      <w:r>
+        <w:rPr>
+          <w:rFonts w:ascii="Courier New" w:hAnsi="Courier New" w:cs="Courier New"/>
+          <w:b w:val="0"/>
+          <w:bCs w:val="0"/>
+          <w:lang w:val="en-AU"/>
         </w:rPr>
         <w:t>• Display all accounts</w:t>
       </w:r>
     </w:p>
     <w:p>
       <w:pPr>
-        <w:pStyle w:val="2"/>
+        <w:pStyle w:val="Heading2"/>
         <w:ind w:left="0"/>
         <w:jc w:val="both"/>
         <w:rPr>
@@ -2055,22 +2293,12 @@
           <w:b w:val="0"/>
           <w:bCs w:val="0"/>
         </w:rPr>
-        <w:t xml:space="preserve">• Search account by </w:t>
-      </w:r>
-      <w:proofErr w:type="spellStart"/>
-      <w:r>
-        <w:rPr>
-          <w:rFonts w:ascii="Courier New" w:hAnsi="Courier New" w:cs="Courier New"/>
-          <w:b w:val="0"/>
-          <w:bCs w:val="0"/>
-        </w:rPr>
-        <w:t>username</w:t>
-      </w:r>
-      <w:proofErr w:type="spellEnd"/>
-    </w:p>
-    <w:p>
-      <w:pPr>
-        <w:pStyle w:val="2"/>
+        <w:t>• Search account by username</w:t>
+      </w:r>
+    </w:p>
+    <w:p>
+      <w:pPr>
+        <w:pStyle w:val="Heading2"/>
         <w:spacing w:before="268"/>
         <w:ind w:hanging="23"/>
         <w:jc w:val="both"/>
@@ -2084,7 +2312,7 @@
     </w:p>
     <w:tbl>
       <w:tblPr>
-        <w:tblStyle w:val="a8"/>
+        <w:tblStyle w:val="TableGrid"/>
         <w:tblW w:w="0" w:type="auto"/>
         <w:jc w:val="center"/>
         <w:tblLook w:val="04A0" w:firstRow="1" w:lastRow="0" w:firstColumn="1" w:lastColumn="0" w:noHBand="0" w:noVBand="1"/>
@@ -2102,7 +2330,7 @@
           </w:tcPr>
           <w:p>
             <w:pPr>
-              <w:pStyle w:val="2"/>
+              <w:pStyle w:val="Heading2"/>
               <w:ind w:left="0"/>
               <w:jc w:val="center"/>
               <w:rPr>
@@ -2115,21 +2343,7 @@
                 <w:rFonts w:ascii="Courier New" w:hAnsi="Courier New" w:cs="Courier New"/>
                 <w:spacing w:val="-4"/>
               </w:rPr>
-              <w:t xml:space="preserve">Example </w:t>
-            </w:r>
-            <w:r>
-              <w:rPr>
-                <w:rFonts w:ascii="Courier New" w:hAnsi="Courier New" w:cs="Courier New"/>
-                <w:spacing w:val="-4"/>
-              </w:rPr>
-              <w:t>Output</w:t>
-            </w:r>
-            <w:r>
-              <w:rPr>
-                <w:rFonts w:ascii="Courier New" w:hAnsi="Courier New" w:cs="Courier New"/>
-                <w:spacing w:val="-4"/>
-              </w:rPr>
-              <w:t>:</w:t>
+              <w:t>Example Output:</w:t>
             </w:r>
           </w:p>
         </w:tc>
@@ -2166,6 +2380,7 @@
                 <w:rFonts w:ascii="Courier New" w:hAnsi="Courier New" w:cs="Courier New"/>
                 <w:sz w:val="20"/>
                 <w:szCs w:val="20"/>
+                <w:lang w:val="en-AU"/>
               </w:rPr>
             </w:pPr>
             <w:r>
@@ -2173,6 +2388,7 @@
                 <w:rFonts w:ascii="Courier New" w:hAnsi="Courier New" w:cs="Courier New"/>
                 <w:sz w:val="20"/>
                 <w:szCs w:val="20"/>
+                <w:lang w:val="en-AU"/>
               </w:rPr>
               <w:t>Account added successfully</w:t>
             </w:r>
@@ -2201,6 +2417,7 @@
                 <w:rFonts w:ascii="Courier New" w:hAnsi="Courier New" w:cs="Courier New"/>
                 <w:sz w:val="20"/>
                 <w:szCs w:val="20"/>
+                <w:lang w:val="en-AU"/>
               </w:rPr>
             </w:pPr>
             <w:r>
@@ -2208,6 +2425,7 @@
                 <w:rFonts w:ascii="Courier New" w:hAnsi="Courier New" w:cs="Courier New"/>
                 <w:sz w:val="20"/>
                 <w:szCs w:val="20"/>
+                <w:lang w:val="en-AU"/>
               </w:rPr>
               <w:t>Accounts List:</w:t>
             </w:r>
@@ -2284,7 +2502,7 @@
           </w:p>
           <w:p>
             <w:pPr>
-              <w:pStyle w:val="2"/>
+              <w:pStyle w:val="Heading2"/>
               <w:ind w:left="0"/>
               <w:rPr>
                 <w:rFonts w:ascii="Courier New" w:hAnsi="Courier New" w:cs="Courier New"/>
@@ -2299,7 +2517,7 @@
     </w:tbl>
     <w:p>
       <w:pPr>
-        <w:pStyle w:val="2"/>
+        <w:pStyle w:val="Heading2"/>
         <w:spacing w:before="268"/>
         <w:ind w:left="0"/>
         <w:jc w:val="both"/>
@@ -2312,7 +2530,7 @@
     </w:p>
     <w:p>
       <w:pPr>
-        <w:pStyle w:val="2"/>
+        <w:pStyle w:val="Heading2"/>
         <w:spacing w:before="268"/>
         <w:ind w:left="0"/>
         <w:jc w:val="both"/>
@@ -2335,96 +2553,105 @@
     </w:p>
     <w:p>
       <w:pPr>
-        <w:pStyle w:val="2"/>
+        <w:pStyle w:val="Heading2"/>
         <w:jc w:val="both"/>
         <w:rPr>
           <w:rFonts w:ascii="Courier New" w:hAnsi="Courier New" w:cs="Courier New"/>
           <w:b w:val="0"/>
           <w:bCs w:val="0"/>
-        </w:rPr>
-      </w:pPr>
-      <w:r>
-        <w:rPr>
-          <w:rFonts w:ascii="Courier New" w:hAnsi="Courier New" w:cs="Courier New"/>
-          <w:b w:val="0"/>
-          <w:bCs w:val="0"/>
+          <w:lang w:val="en-AU"/>
+        </w:rPr>
+      </w:pPr>
+      <w:r>
+        <w:rPr>
+          <w:rFonts w:ascii="Courier New" w:hAnsi="Courier New" w:cs="Courier New"/>
+          <w:b w:val="0"/>
+          <w:bCs w:val="0"/>
+          <w:lang w:val="en-AU"/>
         </w:rPr>
         <w:t>Extend Task 1 program to allow:</w:t>
       </w:r>
     </w:p>
     <w:p>
       <w:pPr>
-        <w:pStyle w:val="2"/>
+        <w:pStyle w:val="Heading2"/>
         <w:jc w:val="both"/>
         <w:rPr>
           <w:rFonts w:ascii="Courier New" w:hAnsi="Courier New" w:cs="Courier New"/>
           <w:b w:val="0"/>
           <w:bCs w:val="0"/>
-        </w:rPr>
-      </w:pPr>
-      <w:r>
-        <w:rPr>
-          <w:rFonts w:ascii="Courier New" w:hAnsi="Courier New" w:cs="Courier New"/>
-          <w:b w:val="0"/>
-          <w:bCs w:val="0"/>
+          <w:lang w:val="en-AU"/>
+        </w:rPr>
+      </w:pPr>
+      <w:r>
+        <w:rPr>
+          <w:rFonts w:ascii="Courier New" w:hAnsi="Courier New" w:cs="Courier New"/>
+          <w:b w:val="0"/>
+          <w:bCs w:val="0"/>
+          <w:lang w:val="en-AU"/>
         </w:rPr>
         <w:t>• Deposit money</w:t>
       </w:r>
     </w:p>
     <w:p>
       <w:pPr>
-        <w:pStyle w:val="2"/>
+        <w:pStyle w:val="Heading2"/>
         <w:jc w:val="both"/>
         <w:rPr>
           <w:rFonts w:ascii="Courier New" w:hAnsi="Courier New" w:cs="Courier New"/>
           <w:b w:val="0"/>
           <w:bCs w:val="0"/>
-        </w:rPr>
-      </w:pPr>
-      <w:r>
-        <w:rPr>
-          <w:rFonts w:ascii="Courier New" w:hAnsi="Courier New" w:cs="Courier New"/>
-          <w:b w:val="0"/>
-          <w:bCs w:val="0"/>
+          <w:lang w:val="en-AU"/>
+        </w:rPr>
+      </w:pPr>
+      <w:r>
+        <w:rPr>
+          <w:rFonts w:ascii="Courier New" w:hAnsi="Courier New" w:cs="Courier New"/>
+          <w:b w:val="0"/>
+          <w:bCs w:val="0"/>
+          <w:lang w:val="en-AU"/>
         </w:rPr>
         <w:t>• Withdraw money</w:t>
       </w:r>
     </w:p>
     <w:p>
       <w:pPr>
-        <w:pStyle w:val="2"/>
+        <w:pStyle w:val="Heading2"/>
         <w:ind w:left="0"/>
         <w:jc w:val="both"/>
         <w:rPr>
           <w:rFonts w:ascii="Courier New" w:hAnsi="Courier New" w:cs="Courier New"/>
           <w:b w:val="0"/>
           <w:bCs w:val="0"/>
-        </w:rPr>
-      </w:pPr>
-      <w:r>
-        <w:rPr>
-          <w:rFonts w:ascii="Courier New" w:hAnsi="Courier New" w:cs="Courier New"/>
-          <w:b w:val="0"/>
-          <w:bCs w:val="0"/>
+          <w:lang w:val="en-AU"/>
+        </w:rPr>
+      </w:pPr>
+      <w:r>
+        <w:rPr>
+          <w:rFonts w:ascii="Courier New" w:hAnsi="Courier New" w:cs="Courier New"/>
+          <w:b w:val="0"/>
+          <w:bCs w:val="0"/>
+          <w:lang w:val="en-AU"/>
         </w:rPr>
         <w:t>• Update balance inside LinkedList</w:t>
       </w:r>
     </w:p>
     <w:p>
       <w:pPr>
-        <w:pStyle w:val="2"/>
+        <w:pStyle w:val="Heading2"/>
         <w:ind w:left="0"/>
         <w:jc w:val="both"/>
         <w:rPr>
           <w:rFonts w:ascii="Courier New" w:hAnsi="Courier New" w:cs="Courier New"/>
           <w:b w:val="0"/>
           <w:bCs w:val="0"/>
+          <w:lang w:val="en-AU"/>
         </w:rPr>
       </w:pPr>
     </w:p>
     <w:tbl>
       <w:tblPr>
-        <w:tblStyle w:val="a8"/>
+        <w:tblStyle w:val="TableGrid"/>
         <w:tblW w:w="0" w:type="auto"/>
         <w:jc w:val="center"/>
         <w:tblLook w:val="04A0" w:firstRow="1" w:lastRow="0" w:firstColumn="1" w:lastColumn="0" w:noHBand="0" w:noVBand="1"/>
@@ -2442,7 +2669,7 @@
           </w:tcPr>
           <w:p>
             <w:pPr>
-              <w:pStyle w:val="2"/>
+              <w:pStyle w:val="Heading2"/>
               <w:ind w:left="0"/>
               <w:jc w:val="center"/>
               <w:rPr>
@@ -2492,6 +2719,7 @@
                 <w:rFonts w:ascii="Courier New" w:hAnsi="Courier New" w:cs="Courier New"/>
                 <w:sz w:val="20"/>
                 <w:szCs w:val="20"/>
+                <w:lang w:val="en-AU"/>
               </w:rPr>
             </w:pPr>
             <w:r>
@@ -2499,6 +2727,7 @@
                 <w:rFonts w:ascii="Courier New" w:hAnsi="Courier New" w:cs="Courier New"/>
                 <w:sz w:val="20"/>
                 <w:szCs w:val="20"/>
+                <w:lang w:val="en-AU"/>
               </w:rPr>
               <w:t>Enter username: Ali</w:t>
             </w:r>
@@ -2527,6 +2756,7 @@
                 <w:rFonts w:ascii="Courier New" w:hAnsi="Courier New" w:cs="Courier New"/>
                 <w:sz w:val="20"/>
                 <w:szCs w:val="20"/>
+                <w:lang w:val="en-AU"/>
               </w:rPr>
             </w:pPr>
             <w:r>
@@ -2534,6 +2764,7 @@
                 <w:rFonts w:ascii="Courier New" w:hAnsi="Courier New" w:cs="Courier New"/>
                 <w:sz w:val="20"/>
                 <w:szCs w:val="20"/>
+                <w:lang w:val="en-AU"/>
               </w:rPr>
               <w:t>Deposit: 50000</w:t>
             </w:r>
@@ -2562,6 +2793,7 @@
                 <w:rFonts w:ascii="Courier New" w:hAnsi="Courier New" w:cs="Courier New"/>
                 <w:sz w:val="20"/>
                 <w:szCs w:val="20"/>
+                <w:lang w:val="en-AU"/>
               </w:rPr>
             </w:pPr>
             <w:r>
@@ -2569,6 +2801,7 @@
                 <w:rFonts w:ascii="Courier New" w:hAnsi="Courier New" w:cs="Courier New"/>
                 <w:sz w:val="20"/>
                 <w:szCs w:val="20"/>
+                <w:lang w:val="en-AU"/>
               </w:rPr>
               <w:t>New balance: 200000</w:t>
             </w:r>
@@ -2578,56 +2811,62 @@
     </w:tbl>
     <w:p>
       <w:pPr>
-        <w:pStyle w:val="2"/>
+        <w:pStyle w:val="Heading2"/>
         <w:ind w:left="0"/>
         <w:jc w:val="both"/>
         <w:rPr>
           <w:rFonts w:ascii="Courier New" w:hAnsi="Courier New" w:cs="Courier New"/>
           <w:b w:val="0"/>
           <w:bCs w:val="0"/>
-        </w:rPr>
-      </w:pPr>
-    </w:p>
-    <w:p>
-      <w:pPr>
-        <w:pStyle w:val="2"/>
+          <w:lang w:val="en-AU"/>
+        </w:rPr>
+      </w:pPr>
+    </w:p>
+    <w:p>
+      <w:pPr>
+        <w:pStyle w:val="Heading2"/>
         <w:rPr>
           <w:rFonts w:ascii="Courier New" w:hAnsi="Courier New" w:cs="Courier New"/>
           <w:sz w:val="36"/>
           <w:szCs w:val="36"/>
-        </w:rPr>
-      </w:pPr>
-      <w:r>
-        <w:rPr>
-          <w:rFonts w:ascii="Courier New" w:hAnsi="Courier New" w:cs="Courier New"/>
+          <w:lang w:val="en-AU"/>
+        </w:rPr>
+      </w:pPr>
+      <w:r>
+        <w:rPr>
+          <w:rFonts w:ascii="Courier New" w:hAnsi="Courier New" w:cs="Courier New"/>
+          <w:lang w:val="en-AU"/>
         </w:rPr>
         <w:t>Task 3 – Transaction History (Stack – LIFO)</w:t>
       </w:r>
     </w:p>
     <w:p>
       <w:pPr>
-        <w:pStyle w:val="ad"/>
+        <w:pStyle w:val="NormalWeb"/>
         <w:spacing w:before="0" w:beforeAutospacing="0" w:after="0" w:afterAutospacing="0"/>
         <w:rPr>
           <w:rFonts w:ascii="Courier New" w:hAnsi="Courier New" w:cs="Courier New"/>
-        </w:rPr>
-      </w:pPr>
-      <w:r>
-        <w:rPr>
-          <w:rFonts w:ascii="Courier New" w:hAnsi="Courier New" w:cs="Courier New"/>
+          <w:lang w:val="en-AU"/>
+        </w:rPr>
+      </w:pPr>
+      <w:r>
+        <w:rPr>
+          <w:rFonts w:ascii="Courier New" w:hAnsi="Courier New" w:cs="Courier New"/>
+          <w:lang w:val="en-AU"/>
         </w:rPr>
         <w:t xml:space="preserve">Create a </w:t>
       </w:r>
       <w:r>
         <w:rPr>
-          <w:rStyle w:val="ac"/>
+          <w:rStyle w:val="Strong"/>
           <w:rFonts w:ascii="Courier New" w:eastAsia="Courier New" w:hAnsi="Courier New" w:cs="Courier New"/>
+          <w:lang w:val="en-AU"/>
         </w:rPr>
         <w:t>Stack&lt;String&gt; transaction</w:t>
       </w:r>
       <w:r>
         <w:rPr>
-          <w:rStyle w:val="ac"/>
+          <w:rStyle w:val="Strong"/>
           <w:rFonts w:ascii="Courier New" w:eastAsia="Courier New" w:hAnsi="Courier New" w:cs="Courier New"/>
           <w:lang w:val="en-US"/>
         </w:rPr>
@@ -2635,15 +2874,16 @@
       </w:r>
       <w:r>
         <w:rPr>
-          <w:rStyle w:val="ac"/>
+          <w:rStyle w:val="Strong"/>
           <w:rFonts w:ascii="Courier New" w:eastAsia="Courier New" w:hAnsi="Courier New" w:cs="Courier New"/>
+          <w:lang w:val="en-AU"/>
         </w:rPr>
         <w:t>History</w:t>
       </w:r>
     </w:p>
     <w:p>
       <w:pPr>
-        <w:pStyle w:val="ad"/>
+        <w:pStyle w:val="NormalWeb"/>
         <w:spacing w:before="0" w:beforeAutospacing="0" w:after="0" w:afterAutospacing="0"/>
         <w:rPr>
           <w:rFonts w:ascii="Courier New" w:hAnsi="Courier New" w:cs="Courier New"/>
@@ -2709,7 +2949,7 @@
     </w:p>
     <w:p>
       <w:pPr>
-        <w:pStyle w:val="ad"/>
+        <w:pStyle w:val="NormalWeb"/>
         <w:spacing w:before="0" w:beforeAutospacing="0" w:after="0" w:afterAutospacing="0"/>
         <w:rPr>
           <w:rFonts w:ascii="Courier New" w:hAnsi="Courier New" w:cs="Courier New"/>
@@ -2775,7 +3015,7 @@
     </w:p>
     <w:tbl>
       <w:tblPr>
-        <w:tblStyle w:val="a8"/>
+        <w:tblStyle w:val="TableGrid"/>
         <w:tblW w:w="0" w:type="auto"/>
         <w:jc w:val="center"/>
         <w:tblLook w:val="04A0" w:firstRow="1" w:lastRow="0" w:firstColumn="1" w:lastColumn="0" w:noHBand="0" w:noVBand="1"/>
@@ -2793,7 +3033,7 @@
           </w:tcPr>
           <w:p>
             <w:pPr>
-              <w:pStyle w:val="2"/>
+              <w:pStyle w:val="Heading2"/>
               <w:ind w:left="0"/>
               <w:jc w:val="center"/>
               <w:rPr>
@@ -2972,7 +3212,7 @@
     </w:p>
     <w:p>
       <w:pPr>
-        <w:pStyle w:val="2"/>
+        <w:pStyle w:val="Heading2"/>
         <w:ind w:left="0"/>
         <w:jc w:val="both"/>
         <w:rPr>
@@ -2982,60 +3222,68 @@
     </w:p>
     <w:p>
       <w:pPr>
-        <w:pStyle w:val="2"/>
+        <w:pStyle w:val="Heading2"/>
         <w:ind w:left="0"/>
         <w:jc w:val="both"/>
         <w:rPr>
           <w:rFonts w:ascii="Courier New" w:hAnsi="Courier New" w:cs="Courier New"/>
-        </w:rPr>
-      </w:pPr>
-      <w:r>
-        <w:rPr>
-          <w:rFonts w:ascii="Courier New" w:hAnsi="Courier New" w:cs="Courier New"/>
+          <w:lang w:val="en-AU"/>
+        </w:rPr>
+      </w:pPr>
+      <w:r>
+        <w:rPr>
+          <w:rFonts w:ascii="Courier New" w:hAnsi="Courier New" w:cs="Courier New"/>
+          <w:lang w:val="en-AU"/>
         </w:rPr>
         <w:t>Task</w:t>
       </w:r>
       <w:r>
         <w:rPr>
           <w:rFonts w:ascii="Courier New" w:hAnsi="Courier New" w:cs="Courier New"/>
+          <w:lang w:val="en-AU"/>
         </w:rPr>
         <w:t xml:space="preserve"> 4</w:t>
       </w:r>
       <w:r>
         <w:rPr>
           <w:rFonts w:ascii="Courier New" w:hAnsi="Courier New" w:cs="Courier New"/>
+          <w:lang w:val="en-AU"/>
         </w:rPr>
         <w:t xml:space="preserve"> – </w:t>
       </w:r>
       <w:r>
         <w:rPr>
           <w:rFonts w:ascii="Courier New" w:hAnsi="Courier New" w:cs="Courier New"/>
+          <w:lang w:val="en-AU"/>
         </w:rPr>
         <w:t xml:space="preserve">Bill Payment Queue </w:t>
       </w:r>
       <w:r>
         <w:rPr>
           <w:rFonts w:ascii="Courier New" w:hAnsi="Courier New" w:cs="Courier New"/>
+          <w:lang w:val="en-AU"/>
         </w:rPr>
         <w:t>(Queue – FIFO)</w:t>
       </w:r>
     </w:p>
     <w:p>
       <w:pPr>
-        <w:pStyle w:val="2"/>
+        <w:pStyle w:val="Heading2"/>
         <w:ind w:firstLine="261"/>
         <w:jc w:val="both"/>
         <w:rPr>
           <w:rFonts w:ascii="Courier New" w:hAnsi="Courier New" w:cs="Courier New"/>
           <w:b w:val="0"/>
           <w:bCs w:val="0"/>
-        </w:rPr>
-      </w:pPr>
-      <w:r>
-        <w:rPr>
-          <w:rFonts w:ascii="Courier New" w:hAnsi="Courier New" w:cs="Courier New"/>
-          <w:b w:val="0"/>
-          <w:bCs w:val="0"/>
+          <w:lang w:val="en-AU"/>
+        </w:rPr>
+      </w:pPr>
+      <w:r>
+        <w:rPr>
+          <w:rFonts w:ascii="Courier New" w:hAnsi="Courier New" w:cs="Courier New"/>
+          <w:b w:val="0"/>
+          <w:bCs w:val="0"/>
+          <w:lang w:val="en-AU"/>
         </w:rPr>
         <w:t xml:space="preserve">Create a Queue </w:t>
       </w:r>
@@ -3045,6 +3293,7 @@
           <w:rFonts w:ascii="Courier New" w:hAnsi="Courier New" w:cs="Courier New"/>
           <w:b w:val="0"/>
           <w:bCs w:val="0"/>
+          <w:lang w:val="en-AU"/>
         </w:rPr>
         <w:t>billQueue</w:t>
       </w:r>
@@ -3054,105 +3303,115 @@
           <w:rFonts w:ascii="Courier New" w:hAnsi="Courier New" w:cs="Courier New"/>
           <w:b w:val="0"/>
           <w:bCs w:val="0"/>
+          <w:lang w:val="en-AU"/>
         </w:rPr>
         <w:t xml:space="preserve"> using LinkedList.</w:t>
       </w:r>
     </w:p>
     <w:p>
       <w:pPr>
-        <w:pStyle w:val="2"/>
+        <w:pStyle w:val="Heading2"/>
         <w:ind w:firstLine="261"/>
         <w:jc w:val="both"/>
         <w:rPr>
           <w:rFonts w:ascii="Courier New" w:hAnsi="Courier New" w:cs="Courier New"/>
           <w:b w:val="0"/>
           <w:bCs w:val="0"/>
-        </w:rPr>
-      </w:pPr>
-      <w:r>
-        <w:rPr>
-          <w:rFonts w:ascii="Courier New" w:hAnsi="Courier New" w:cs="Courier New"/>
-          <w:b w:val="0"/>
-          <w:bCs w:val="0"/>
+          <w:lang w:val="en-AU"/>
+        </w:rPr>
+      </w:pPr>
+      <w:r>
+        <w:rPr>
+          <w:rFonts w:ascii="Courier New" w:hAnsi="Courier New" w:cs="Courier New"/>
+          <w:b w:val="0"/>
+          <w:bCs w:val="0"/>
+          <w:lang w:val="en-AU"/>
         </w:rPr>
         <w:t>Allow user to:</w:t>
       </w:r>
     </w:p>
     <w:p>
       <w:pPr>
-        <w:pStyle w:val="2"/>
+        <w:pStyle w:val="Heading2"/>
         <w:ind w:firstLine="261"/>
         <w:jc w:val="both"/>
         <w:rPr>
           <w:rFonts w:ascii="Courier New" w:hAnsi="Courier New" w:cs="Courier New"/>
           <w:b w:val="0"/>
           <w:bCs w:val="0"/>
-        </w:rPr>
-      </w:pPr>
-      <w:r>
-        <w:rPr>
-          <w:rFonts w:ascii="Courier New" w:hAnsi="Courier New" w:cs="Courier New"/>
-          <w:b w:val="0"/>
-          <w:bCs w:val="0"/>
+          <w:lang w:val="en-AU"/>
+        </w:rPr>
+      </w:pPr>
+      <w:r>
+        <w:rPr>
+          <w:rFonts w:ascii="Courier New" w:hAnsi="Courier New" w:cs="Courier New"/>
+          <w:b w:val="0"/>
+          <w:bCs w:val="0"/>
+          <w:lang w:val="en-AU"/>
         </w:rPr>
         <w:t>• Add bill payment request</w:t>
       </w:r>
     </w:p>
     <w:p>
       <w:pPr>
-        <w:pStyle w:val="2"/>
+        <w:pStyle w:val="Heading2"/>
         <w:ind w:firstLine="261"/>
         <w:jc w:val="both"/>
         <w:rPr>
           <w:rFonts w:ascii="Courier New" w:hAnsi="Courier New" w:cs="Courier New"/>
           <w:b w:val="0"/>
           <w:bCs w:val="0"/>
-        </w:rPr>
-      </w:pPr>
-      <w:r>
-        <w:rPr>
-          <w:rFonts w:ascii="Courier New" w:hAnsi="Courier New" w:cs="Courier New"/>
-          <w:b w:val="0"/>
-          <w:bCs w:val="0"/>
+          <w:lang w:val="en-AU"/>
+        </w:rPr>
+      </w:pPr>
+      <w:r>
+        <w:rPr>
+          <w:rFonts w:ascii="Courier New" w:hAnsi="Courier New" w:cs="Courier New"/>
+          <w:b w:val="0"/>
+          <w:bCs w:val="0"/>
+          <w:lang w:val="en-AU"/>
         </w:rPr>
         <w:t>• Process next bill payment</w:t>
       </w:r>
     </w:p>
     <w:p>
       <w:pPr>
-        <w:pStyle w:val="2"/>
+        <w:pStyle w:val="Heading2"/>
         <w:ind w:left="0" w:firstLine="261"/>
         <w:jc w:val="both"/>
         <w:rPr>
           <w:rFonts w:ascii="Courier New" w:hAnsi="Courier New" w:cs="Courier New"/>
           <w:b w:val="0"/>
           <w:bCs w:val="0"/>
-        </w:rPr>
-      </w:pPr>
-      <w:r>
-        <w:rPr>
-          <w:rFonts w:ascii="Courier New" w:hAnsi="Courier New" w:cs="Courier New"/>
-          <w:b w:val="0"/>
-          <w:bCs w:val="0"/>
+          <w:lang w:val="en-AU"/>
+        </w:rPr>
+      </w:pPr>
+      <w:r>
+        <w:rPr>
+          <w:rFonts w:ascii="Courier New" w:hAnsi="Courier New" w:cs="Courier New"/>
+          <w:b w:val="0"/>
+          <w:bCs w:val="0"/>
+          <w:lang w:val="en-AU"/>
         </w:rPr>
         <w:t>• Display queue</w:t>
       </w:r>
     </w:p>
     <w:p>
       <w:pPr>
-        <w:pStyle w:val="2"/>
+        <w:pStyle w:val="Heading2"/>
         <w:ind w:left="0" w:firstLine="261"/>
         <w:jc w:val="both"/>
         <w:rPr>
           <w:rFonts w:ascii="Courier New" w:hAnsi="Courier New" w:cs="Courier New"/>
           <w:b w:val="0"/>
           <w:bCs w:val="0"/>
+          <w:lang w:val="en-AU"/>
         </w:rPr>
       </w:pPr>
     </w:p>
     <w:tbl>
       <w:tblPr>
-        <w:tblStyle w:val="a8"/>
+        <w:tblStyle w:val="TableGrid"/>
         <w:tblW w:w="0" w:type="auto"/>
         <w:jc w:val="center"/>
         <w:tblLook w:val="04A0" w:firstRow="1" w:lastRow="0" w:firstColumn="1" w:lastColumn="0" w:noHBand="0" w:noVBand="1"/>
@@ -3170,7 +3429,7 @@
           </w:tcPr>
           <w:p>
             <w:pPr>
-              <w:pStyle w:val="2"/>
+              <w:pStyle w:val="Heading2"/>
               <w:ind w:left="0"/>
               <w:jc w:val="center"/>
               <w:rPr>
@@ -3220,6 +3479,7 @@
                 <w:rFonts w:ascii="Courier New" w:hAnsi="Courier New" w:cs="Courier New"/>
                 <w:sz w:val="20"/>
                 <w:szCs w:val="20"/>
+                <w:lang w:val="en-AU"/>
               </w:rPr>
             </w:pPr>
             <w:r>
@@ -3227,6 +3487,7 @@
                 <w:rFonts w:ascii="Courier New" w:hAnsi="Courier New" w:cs="Courier New"/>
                 <w:sz w:val="20"/>
                 <w:szCs w:val="20"/>
+                <w:lang w:val="en-AU"/>
               </w:rPr>
               <w:t>Added: Electricity Bill</w:t>
             </w:r>
@@ -3255,6 +3516,7 @@
                 <w:rFonts w:ascii="Courier New" w:hAnsi="Courier New" w:cs="Courier New"/>
                 <w:sz w:val="20"/>
                 <w:szCs w:val="20"/>
+                <w:lang w:val="en-AU"/>
               </w:rPr>
             </w:pPr>
             <w:r>
@@ -3262,6 +3524,7 @@
                 <w:rFonts w:ascii="Courier New" w:hAnsi="Courier New" w:cs="Courier New"/>
                 <w:sz w:val="20"/>
                 <w:szCs w:val="20"/>
+                <w:lang w:val="en-AU"/>
               </w:rPr>
               <w:t>Added: Internet Bill</w:t>
             </w:r>
@@ -3290,6 +3553,7 @@
                 <w:rFonts w:ascii="Courier New" w:hAnsi="Courier New" w:cs="Courier New"/>
                 <w:sz w:val="20"/>
                 <w:szCs w:val="20"/>
+                <w:lang w:val="en-AU"/>
               </w:rPr>
             </w:pPr>
             <w:r>
@@ -3297,6 +3561,7 @@
                 <w:rFonts w:ascii="Courier New" w:hAnsi="Courier New" w:cs="Courier New"/>
                 <w:sz w:val="20"/>
                 <w:szCs w:val="20"/>
+                <w:lang w:val="en-AU"/>
               </w:rPr>
               <w:t>Processing: Electricity Bill</w:t>
             </w:r>
@@ -3325,6 +3590,7 @@
                 <w:rFonts w:ascii="Courier New" w:hAnsi="Courier New" w:cs="Courier New"/>
                 <w:sz w:val="20"/>
                 <w:szCs w:val="20"/>
+                <w:lang w:val="en-AU"/>
               </w:rPr>
             </w:pPr>
             <w:r>
@@ -3332,6 +3598,7 @@
                 <w:rFonts w:ascii="Courier New" w:hAnsi="Courier New" w:cs="Courier New"/>
                 <w:sz w:val="20"/>
                 <w:szCs w:val="20"/>
+                <w:lang w:val="en-AU"/>
               </w:rPr>
               <w:t>Remaining: Internet Bill</w:t>
             </w:r>
@@ -3341,66 +3608,74 @@
     </w:tbl>
     <w:p>
       <w:pPr>
-        <w:pStyle w:val="2"/>
+        <w:pStyle w:val="Heading2"/>
         <w:ind w:left="0" w:firstLine="261"/>
         <w:jc w:val="both"/>
         <w:rPr>
           <w:rFonts w:ascii="Courier New" w:hAnsi="Courier New" w:cs="Courier New"/>
           <w:b w:val="0"/>
           <w:bCs w:val="0"/>
-        </w:rPr>
-      </w:pPr>
-    </w:p>
-    <w:p>
-      <w:pPr>
-        <w:pStyle w:val="2"/>
+          <w:lang w:val="en-AU"/>
+        </w:rPr>
+      </w:pPr>
+    </w:p>
+    <w:p>
+      <w:pPr>
+        <w:pStyle w:val="Heading2"/>
         <w:spacing w:before="268"/>
         <w:ind w:left="0"/>
         <w:jc w:val="both"/>
         <w:rPr>
           <w:rFonts w:ascii="Courier New" w:hAnsi="Courier New" w:cs="Courier New"/>
-        </w:rPr>
-      </w:pPr>
-      <w:r>
-        <w:rPr>
-          <w:rFonts w:ascii="Courier New" w:hAnsi="Courier New" w:cs="Courier New"/>
+          <w:lang w:val="en-AU"/>
+        </w:rPr>
+      </w:pPr>
+      <w:r>
+        <w:rPr>
+          <w:rFonts w:ascii="Courier New" w:hAnsi="Courier New" w:cs="Courier New"/>
+          <w:lang w:val="en-AU"/>
         </w:rPr>
         <w:t xml:space="preserve">Task </w:t>
       </w:r>
       <w:r>
         <w:rPr>
           <w:rFonts w:ascii="Courier New" w:hAnsi="Courier New" w:cs="Courier New"/>
+          <w:lang w:val="en-AU"/>
         </w:rPr>
         <w:t>5</w:t>
       </w:r>
       <w:r>
         <w:rPr>
           <w:rFonts w:ascii="Courier New" w:hAnsi="Courier New" w:cs="Courier New"/>
+          <w:lang w:val="en-AU"/>
         </w:rPr>
         <w:t xml:space="preserve"> – </w:t>
       </w:r>
       <w:r>
         <w:rPr>
           <w:rFonts w:ascii="Courier New" w:hAnsi="Courier New" w:cs="Courier New"/>
+          <w:lang w:val="en-AU"/>
         </w:rPr>
         <w:t>Account Opening Queue (Admin Simulation)</w:t>
       </w:r>
     </w:p>
     <w:p>
       <w:pPr>
-        <w:pStyle w:val="2"/>
+        <w:pStyle w:val="Heading2"/>
         <w:jc w:val="both"/>
         <w:rPr>
           <w:rFonts w:ascii="Courier New" w:hAnsi="Courier New" w:cs="Courier New"/>
           <w:b w:val="0"/>
           <w:bCs w:val="0"/>
-        </w:rPr>
-      </w:pPr>
-      <w:r>
-        <w:rPr>
-          <w:rFonts w:ascii="Courier New" w:hAnsi="Courier New" w:cs="Courier New"/>
-          <w:b w:val="0"/>
-          <w:bCs w:val="0"/>
+          <w:lang w:val="en-AU"/>
+        </w:rPr>
+      </w:pPr>
+      <w:r>
+        <w:rPr>
+          <w:rFonts w:ascii="Courier New" w:hAnsi="Courier New" w:cs="Courier New"/>
+          <w:b w:val="0"/>
+          <w:bCs w:val="0"/>
+          <w:lang w:val="en-AU"/>
         </w:rPr>
         <w:t xml:space="preserve">Create Queue </w:t>
       </w:r>
@@ -3410,6 +3685,7 @@
           <w:rFonts w:ascii="Courier New" w:hAnsi="Courier New" w:cs="Courier New"/>
           <w:b w:val="0"/>
           <w:bCs w:val="0"/>
+          <w:lang w:val="en-AU"/>
         </w:rPr>
         <w:t>accountRequests</w:t>
       </w:r>
@@ -3419,149 +3695,165 @@
           <w:rFonts w:ascii="Courier New" w:hAnsi="Courier New" w:cs="Courier New"/>
           <w:b w:val="0"/>
           <w:bCs w:val="0"/>
+          <w:lang w:val="en-AU"/>
         </w:rPr>
         <w:t>.</w:t>
       </w:r>
     </w:p>
     <w:p>
       <w:pPr>
-        <w:pStyle w:val="2"/>
+        <w:pStyle w:val="Heading2"/>
         <w:jc w:val="both"/>
         <w:rPr>
           <w:rFonts w:ascii="Courier New" w:hAnsi="Courier New" w:cs="Courier New"/>
           <w:b w:val="0"/>
           <w:bCs w:val="0"/>
-        </w:rPr>
-      </w:pPr>
-      <w:r>
-        <w:rPr>
-          <w:rFonts w:ascii="Courier New" w:hAnsi="Courier New" w:cs="Courier New"/>
-          <w:b w:val="0"/>
-          <w:bCs w:val="0"/>
+          <w:lang w:val="en-AU"/>
+        </w:rPr>
+      </w:pPr>
+      <w:r>
+        <w:rPr>
+          <w:rFonts w:ascii="Courier New" w:hAnsi="Courier New" w:cs="Courier New"/>
+          <w:b w:val="0"/>
+          <w:bCs w:val="0"/>
+          <w:lang w:val="en-AU"/>
         </w:rPr>
         <w:t>User submits request → Admin processes queue.</w:t>
       </w:r>
     </w:p>
     <w:p>
       <w:pPr>
-        <w:pStyle w:val="2"/>
+        <w:pStyle w:val="Heading2"/>
         <w:jc w:val="both"/>
         <w:rPr>
           <w:rFonts w:ascii="Courier New" w:hAnsi="Courier New" w:cs="Courier New"/>
           <w:b w:val="0"/>
           <w:bCs w:val="0"/>
-        </w:rPr>
-      </w:pPr>
-      <w:r>
-        <w:rPr>
-          <w:rFonts w:ascii="Courier New" w:hAnsi="Courier New" w:cs="Courier New"/>
-          <w:b w:val="0"/>
-          <w:bCs w:val="0"/>
+          <w:lang w:val="en-AU"/>
+        </w:rPr>
+      </w:pPr>
+      <w:r>
+        <w:rPr>
+          <w:rFonts w:ascii="Courier New" w:hAnsi="Courier New" w:cs="Courier New"/>
+          <w:b w:val="0"/>
+          <w:bCs w:val="0"/>
+          <w:lang w:val="en-AU"/>
         </w:rPr>
         <w:t>Program must:</w:t>
       </w:r>
     </w:p>
     <w:p>
       <w:pPr>
-        <w:pStyle w:val="2"/>
+        <w:pStyle w:val="Heading2"/>
         <w:jc w:val="both"/>
         <w:rPr>
           <w:rFonts w:ascii="Courier New" w:hAnsi="Courier New" w:cs="Courier New"/>
           <w:b w:val="0"/>
           <w:bCs w:val="0"/>
-        </w:rPr>
-      </w:pPr>
-      <w:r>
-        <w:rPr>
-          <w:rFonts w:ascii="Courier New" w:hAnsi="Courier New" w:cs="Courier New"/>
-          <w:b w:val="0"/>
-          <w:bCs w:val="0"/>
+          <w:lang w:val="en-AU"/>
+        </w:rPr>
+      </w:pPr>
+      <w:r>
+        <w:rPr>
+          <w:rFonts w:ascii="Courier New" w:hAnsi="Courier New" w:cs="Courier New"/>
+          <w:b w:val="0"/>
+          <w:bCs w:val="0"/>
+          <w:lang w:val="en-AU"/>
         </w:rPr>
         <w:t>• Add account request to queue</w:t>
       </w:r>
     </w:p>
     <w:p>
       <w:pPr>
-        <w:pStyle w:val="2"/>
+        <w:pStyle w:val="Heading2"/>
         <w:jc w:val="both"/>
         <w:rPr>
           <w:rFonts w:ascii="Courier New" w:hAnsi="Courier New" w:cs="Courier New"/>
           <w:b w:val="0"/>
           <w:bCs w:val="0"/>
-        </w:rPr>
-      </w:pPr>
-      <w:r>
-        <w:rPr>
-          <w:rFonts w:ascii="Courier New" w:hAnsi="Courier New" w:cs="Courier New"/>
-          <w:b w:val="0"/>
-          <w:bCs w:val="0"/>
+          <w:lang w:val="en-AU"/>
+        </w:rPr>
+      </w:pPr>
+      <w:r>
+        <w:rPr>
+          <w:rFonts w:ascii="Courier New" w:hAnsi="Courier New" w:cs="Courier New"/>
+          <w:b w:val="0"/>
+          <w:bCs w:val="0"/>
+          <w:lang w:val="en-AU"/>
         </w:rPr>
         <w:t>• Process request (move to main LinkedList)</w:t>
       </w:r>
     </w:p>
     <w:p>
       <w:pPr>
-        <w:pStyle w:val="2"/>
+        <w:pStyle w:val="Heading2"/>
         <w:jc w:val="both"/>
         <w:rPr>
           <w:rFonts w:ascii="Courier New" w:hAnsi="Courier New" w:cs="Courier New"/>
           <w:b w:val="0"/>
           <w:bCs w:val="0"/>
-        </w:rPr>
-      </w:pPr>
-      <w:r>
-        <w:rPr>
-          <w:rFonts w:ascii="Courier New" w:hAnsi="Courier New" w:cs="Courier New"/>
-          <w:b w:val="0"/>
-          <w:bCs w:val="0"/>
+          <w:lang w:val="en-AU"/>
+        </w:rPr>
+      </w:pPr>
+      <w:r>
+        <w:rPr>
+          <w:rFonts w:ascii="Courier New" w:hAnsi="Courier New" w:cs="Courier New"/>
+          <w:b w:val="0"/>
+          <w:bCs w:val="0"/>
+          <w:lang w:val="en-AU"/>
         </w:rPr>
         <w:t>• Display pending requests</w:t>
       </w:r>
     </w:p>
     <w:p>
       <w:pPr>
-        <w:pStyle w:val="2"/>
+        <w:pStyle w:val="Heading2"/>
         <w:ind w:left="0"/>
         <w:jc w:val="both"/>
         <w:rPr>
           <w:rFonts w:ascii="Courier New" w:hAnsi="Courier New" w:cs="Courier New"/>
           <w:b w:val="0"/>
           <w:bCs w:val="0"/>
-        </w:rPr>
-      </w:pPr>
-      <w:r>
-        <w:rPr>
-          <w:rFonts w:ascii="Courier New" w:hAnsi="Courier New" w:cs="Courier New"/>
-          <w:b w:val="0"/>
-          <w:bCs w:val="0"/>
+          <w:lang w:val="en-AU"/>
+        </w:rPr>
+      </w:pPr>
+      <w:r>
+        <w:rPr>
+          <w:rFonts w:ascii="Courier New" w:hAnsi="Courier New" w:cs="Courier New"/>
+          <w:b w:val="0"/>
+          <w:bCs w:val="0"/>
+          <w:lang w:val="en-AU"/>
         </w:rPr>
         <w:t>This simulates real banking workflow.</w:t>
       </w:r>
     </w:p>
     <w:p>
       <w:pPr>
-        <w:pStyle w:val="2"/>
+        <w:pStyle w:val="Heading2"/>
         <w:ind w:left="0"/>
         <w:jc w:val="both"/>
         <w:rPr>
           <w:rFonts w:ascii="Courier New" w:hAnsi="Courier New" w:cs="Courier New"/>
           <w:b w:val="0"/>
           <w:bCs w:val="0"/>
-        </w:rPr>
-      </w:pPr>
-    </w:p>
-    <w:p>
-      <w:pPr>
-        <w:pStyle w:val="1"/>
+          <w:lang w:val="en-AU"/>
+        </w:rPr>
+      </w:pPr>
+    </w:p>
+    <w:p>
+      <w:pPr>
+        <w:pStyle w:val="Heading1"/>
         <w:ind w:right="356"/>
         <w:jc w:val="center"/>
         <w:rPr>
           <w:rFonts w:ascii="Courier New" w:hAnsi="Courier New" w:cs="Courier New"/>
-        </w:rPr>
-      </w:pPr>
-      <w:r>
-        <w:rPr>
-          <w:rFonts w:ascii="Courier New" w:hAnsi="Courier New" w:cs="Courier New"/>
+          <w:lang w:val="en-AU"/>
+        </w:rPr>
+      </w:pPr>
+      <w:r>
+        <w:rPr>
+          <w:rFonts w:ascii="Courier New" w:hAnsi="Courier New" w:cs="Courier New"/>
+          <w:lang w:val="en-AU"/>
         </w:rPr>
         <w:t>Part</w:t>
       </w:r>
@@ -3569,12 +3861,14 @@
         <w:rPr>
           <w:rFonts w:ascii="Courier New" w:hAnsi="Courier New" w:cs="Courier New"/>
           <w:spacing w:val="-9"/>
-        </w:rPr>
-        <w:t xml:space="preserve"> </w:t>
-      </w:r>
-      <w:r>
-        <w:rPr>
-          <w:rFonts w:ascii="Courier New" w:hAnsi="Courier New" w:cs="Courier New"/>
+          <w:lang w:val="en-AU"/>
+        </w:rPr>
+        <w:t xml:space="preserve"> </w:t>
+      </w:r>
+      <w:r>
+        <w:rPr>
+          <w:rFonts w:ascii="Courier New" w:hAnsi="Courier New" w:cs="Courier New"/>
+          <w:lang w:val="en-AU"/>
         </w:rPr>
         <w:t>2.</w:t>
       </w:r>
@@ -3582,12 +3876,14 @@
         <w:rPr>
           <w:rFonts w:ascii="Courier New" w:hAnsi="Courier New" w:cs="Courier New"/>
           <w:spacing w:val="-8"/>
-        </w:rPr>
-        <w:t xml:space="preserve"> </w:t>
-      </w:r>
-      <w:r>
-        <w:rPr>
-          <w:rFonts w:ascii="Courier New" w:hAnsi="Courier New" w:cs="Courier New"/>
+          <w:lang w:val="en-AU"/>
+        </w:rPr>
+        <w:t xml:space="preserve"> </w:t>
+      </w:r>
+      <w:r>
+        <w:rPr>
+          <w:rFonts w:ascii="Courier New" w:hAnsi="Courier New" w:cs="Courier New"/>
+          <w:lang w:val="en-AU"/>
         </w:rPr>
         <w:t>Physical Data Structures</w:t>
       </w:r>
@@ -3601,12 +3897,13 @@
         <w:ind w:right="15"/>
         <w:rPr>
           <w:rFonts w:ascii="Courier New" w:hAnsi="Courier New" w:cs="Courier New"/>
-        </w:rPr>
-      </w:pPr>
-    </w:p>
-    <w:p>
-      <w:pPr>
-        <w:pStyle w:val="2"/>
+          <w:lang w:val="en-AU"/>
+        </w:rPr>
+      </w:pPr>
+    </w:p>
+    <w:p>
+      <w:pPr>
+        <w:pStyle w:val="Heading2"/>
         <w:ind w:right="-426"/>
         <w:rPr>
           <w:rFonts w:ascii="Courier New" w:hAnsi="Courier New" w:cs="Courier New"/>
@@ -3617,12 +3914,13 @@
       <w:r>
         <w:rPr>
           <w:rFonts w:ascii="Courier New" w:hAnsi="Courier New" w:cs="Courier New"/>
+          <w:lang w:val="en-AU"/>
         </w:rPr>
         <w:t>Task 6</w:t>
       </w:r>
       <w:r>
         <w:rPr>
-          <w:rStyle w:val="10"/>
+          <w:rStyle w:val="Heading1Char"/>
         </w:rPr>
         <w:t xml:space="preserve">. </w:t>
       </w:r>
@@ -3652,7 +3950,7 @@
       </w:r>
       <w:r>
         <w:rPr>
-          <w:rStyle w:val="HTML"/>
+          <w:rStyle w:val="HTMLCode"/>
         </w:rPr>
         <w:t>BankAccount[3]</w:t>
       </w:r>
@@ -3701,7 +3999,7 @@
     </w:p>
     <w:p>
       <w:pPr>
-        <w:pStyle w:val="1"/>
+        <w:pStyle w:val="Heading1"/>
         <w:ind w:right="356"/>
         <w:jc w:val="center"/>
         <w:rPr>
@@ -3725,13 +4023,7 @@
         <w:rPr>
           <w:rFonts w:ascii="Courier New" w:hAnsi="Courier New" w:cs="Courier New"/>
         </w:rPr>
-        <w:t>3</w:t>
-      </w:r>
-      <w:r>
-        <w:rPr>
-          <w:rFonts w:ascii="Courier New" w:hAnsi="Courier New" w:cs="Courier New"/>
-        </w:rPr>
-        <w:t>.</w:t>
+        <w:t>3.</w:t>
       </w:r>
       <w:r>
         <w:rPr>
@@ -3749,7 +4041,7 @@
     </w:p>
     <w:p>
       <w:pPr>
-        <w:pStyle w:val="1"/>
+        <w:pStyle w:val="Heading1"/>
         <w:spacing w:before="0"/>
         <w:ind w:right="356" w:hanging="359"/>
         <w:jc w:val="both"/>
@@ -3764,7 +4056,7 @@
     </w:p>
     <w:p>
       <w:pPr>
-        <w:pStyle w:val="1"/>
+        <w:pStyle w:val="Heading1"/>
         <w:spacing w:before="0"/>
         <w:ind w:right="356" w:hanging="359"/>
         <w:jc w:val="both"/>
@@ -3789,7 +4081,7 @@
     </w:p>
     <w:p>
       <w:pPr>
-        <w:pStyle w:val="1"/>
+        <w:pStyle w:val="Heading1"/>
         <w:spacing w:before="0"/>
         <w:ind w:right="356" w:hanging="359"/>
         <w:jc w:val="both"/>
@@ -3814,7 +4106,7 @@
     </w:p>
     <w:p>
       <w:pPr>
-        <w:pStyle w:val="1"/>
+        <w:pStyle w:val="Heading1"/>
         <w:spacing w:before="0"/>
         <w:ind w:right="356" w:hanging="359"/>
         <w:jc w:val="both"/>
@@ -3839,7 +4131,7 @@
     </w:p>
     <w:p>
       <w:pPr>
-        <w:pStyle w:val="1"/>
+        <w:pStyle w:val="Heading1"/>
         <w:spacing w:before="0"/>
         <w:ind w:right="356" w:hanging="359"/>
         <w:jc w:val="both"/>
@@ -3864,7 +4156,7 @@
     </w:p>
     <w:p>
       <w:pPr>
-        <w:pStyle w:val="1"/>
+        <w:pStyle w:val="Heading1"/>
         <w:spacing w:before="0"/>
         <w:ind w:right="356" w:hanging="359"/>
         <w:jc w:val="both"/>
@@ -3889,7 +4181,7 @@
     </w:p>
     <w:p>
       <w:pPr>
-        <w:pStyle w:val="1"/>
+        <w:pStyle w:val="Heading1"/>
         <w:spacing w:before="0"/>
         <w:ind w:right="356" w:hanging="359"/>
         <w:jc w:val="both"/>
@@ -3904,7 +4196,7 @@
     </w:p>
     <w:p>
       <w:pPr>
-        <w:pStyle w:val="1"/>
+        <w:pStyle w:val="Heading1"/>
         <w:spacing w:before="0"/>
         <w:ind w:right="356" w:hanging="359"/>
         <w:jc w:val="both"/>
@@ -3916,7 +4208,13 @@
           <w:szCs w:val="24"/>
         </w:rPr>
       </w:pPr>
-      <w:r>
+    </w:p>
+    <w:p>
+      <w:pPr>
+        <w:pStyle w:val="Heading1"/>
+        <w:spacing w:before="0"/>
+        <w:ind w:right="356" w:hanging="359"/>
+        <w:jc w:val="both"/>
         <w:rPr>
           <w:rFonts w:ascii="Courier New" w:hAnsi="Courier New" w:cs="Courier New"/>
           <w:b w:val="0"/>
@@ -3924,12 +4222,12 @@
           <w:sz w:val="24"/>
           <w:szCs w:val="24"/>
         </w:rPr>
-        <w:t>Bank Menu</w:t>
-      </w:r>
-    </w:p>
-    <w:p>
-      <w:pPr>
-        <w:pStyle w:val="1"/>
+      </w:pPr>
+    </w:p>
+    <w:p>
+      <w:pPr>
+        <w:pStyle w:val="Heading1"/>
+        <w:spacing w:before="0"/>
         <w:ind w:right="356" w:hanging="359"/>
         <w:jc w:val="both"/>
         <w:rPr>
@@ -3940,7 +4238,13 @@
           <w:szCs w:val="24"/>
         </w:rPr>
       </w:pPr>
-      <w:r>
+    </w:p>
+    <w:p>
+      <w:pPr>
+        <w:pStyle w:val="Heading1"/>
+        <w:spacing w:before="0"/>
+        <w:ind w:right="356" w:hanging="359"/>
+        <w:jc w:val="both"/>
         <w:rPr>
           <w:rFonts w:ascii="Courier New" w:hAnsi="Courier New" w:cs="Courier New"/>
           <w:b w:val="0"/>
@@ -3948,12 +4252,12 @@
           <w:sz w:val="24"/>
           <w:szCs w:val="24"/>
         </w:rPr>
-        <w:t>User can:</w:t>
-      </w:r>
-    </w:p>
-    <w:p>
-      <w:pPr>
-        <w:pStyle w:val="1"/>
+      </w:pPr>
+    </w:p>
+    <w:p>
+      <w:pPr>
+        <w:pStyle w:val="Heading1"/>
+        <w:spacing w:before="0"/>
         <w:ind w:right="356" w:hanging="359"/>
         <w:jc w:val="both"/>
         <w:rPr>
@@ -3967,7 +4271,161 @@
     </w:p>
     <w:p>
       <w:pPr>
-        <w:pStyle w:val="1"/>
+        <w:pStyle w:val="Heading1"/>
+        <w:spacing w:before="0"/>
+        <w:ind w:right="356" w:hanging="359"/>
+        <w:jc w:val="both"/>
+        <w:rPr>
+          <w:rFonts w:ascii="Courier New" w:hAnsi="Courier New" w:cs="Courier New"/>
+          <w:b w:val="0"/>
+          <w:bCs w:val="0"/>
+          <w:sz w:val="24"/>
+          <w:szCs w:val="24"/>
+        </w:rPr>
+      </w:pPr>
+    </w:p>
+    <w:p>
+      <w:pPr>
+        <w:pStyle w:val="Heading1"/>
+        <w:spacing w:before="0"/>
+        <w:ind w:right="356" w:hanging="359"/>
+        <w:jc w:val="both"/>
+        <w:rPr>
+          <w:rFonts w:ascii="Courier New" w:hAnsi="Courier New" w:cs="Courier New"/>
+          <w:b w:val="0"/>
+          <w:bCs w:val="0"/>
+          <w:sz w:val="24"/>
+          <w:szCs w:val="24"/>
+        </w:rPr>
+      </w:pPr>
+    </w:p>
+    <w:p>
+      <w:pPr>
+        <w:pStyle w:val="Heading1"/>
+        <w:spacing w:before="0"/>
+        <w:ind w:right="356" w:hanging="359"/>
+        <w:jc w:val="both"/>
+        <w:rPr>
+          <w:rFonts w:ascii="Courier New" w:hAnsi="Courier New" w:cs="Courier New"/>
+          <w:b w:val="0"/>
+          <w:bCs w:val="0"/>
+          <w:sz w:val="24"/>
+          <w:szCs w:val="24"/>
+        </w:rPr>
+      </w:pPr>
+    </w:p>
+    <w:p>
+      <w:pPr>
+        <w:pStyle w:val="Heading1"/>
+        <w:spacing w:before="0"/>
+        <w:ind w:right="356" w:hanging="359"/>
+        <w:jc w:val="both"/>
+        <w:rPr>
+          <w:rFonts w:ascii="Courier New" w:hAnsi="Courier New" w:cs="Courier New"/>
+          <w:b w:val="0"/>
+          <w:bCs w:val="0"/>
+          <w:sz w:val="24"/>
+          <w:szCs w:val="24"/>
+        </w:rPr>
+      </w:pPr>
+    </w:p>
+    <w:p>
+      <w:pPr>
+        <w:pStyle w:val="Heading1"/>
+        <w:spacing w:before="0"/>
+        <w:ind w:right="356" w:hanging="359"/>
+        <w:jc w:val="both"/>
+        <w:rPr>
+          <w:rFonts w:ascii="Courier New" w:hAnsi="Courier New" w:cs="Courier New"/>
+          <w:b w:val="0"/>
+          <w:bCs w:val="0"/>
+          <w:sz w:val="24"/>
+          <w:szCs w:val="24"/>
+        </w:rPr>
+      </w:pPr>
+    </w:p>
+    <w:p>
+      <w:pPr>
+        <w:pStyle w:val="Heading1"/>
+        <w:spacing w:before="0"/>
+        <w:ind w:right="356" w:hanging="359"/>
+        <w:jc w:val="both"/>
+        <w:rPr>
+          <w:rFonts w:ascii="Courier New" w:hAnsi="Courier New" w:cs="Courier New"/>
+          <w:b w:val="0"/>
+          <w:bCs w:val="0"/>
+          <w:sz w:val="24"/>
+          <w:szCs w:val="24"/>
+        </w:rPr>
+      </w:pPr>
+    </w:p>
+    <w:p>
+      <w:pPr>
+        <w:pStyle w:val="Heading1"/>
+        <w:spacing w:before="0"/>
+        <w:ind w:right="356" w:hanging="359"/>
+        <w:jc w:val="both"/>
+        <w:rPr>
+          <w:rFonts w:ascii="Courier New" w:hAnsi="Courier New" w:cs="Courier New"/>
+          <w:b w:val="0"/>
+          <w:bCs w:val="0"/>
+          <w:sz w:val="24"/>
+          <w:szCs w:val="24"/>
+        </w:rPr>
+      </w:pPr>
+      <w:r>
+        <w:rPr>
+          <w:rFonts w:ascii="Courier New" w:hAnsi="Courier New" w:cs="Courier New"/>
+          <w:b w:val="0"/>
+          <w:bCs w:val="0"/>
+          <w:sz w:val="24"/>
+          <w:szCs w:val="24"/>
+        </w:rPr>
+        <w:lastRenderedPageBreak/>
+        <w:t>Bank Menu</w:t>
+      </w:r>
+    </w:p>
+    <w:p>
+      <w:pPr>
+        <w:pStyle w:val="Heading1"/>
+        <w:ind w:right="356" w:hanging="359"/>
+        <w:jc w:val="both"/>
+        <w:rPr>
+          <w:rFonts w:ascii="Courier New" w:hAnsi="Courier New" w:cs="Courier New"/>
+          <w:b w:val="0"/>
+          <w:bCs w:val="0"/>
+          <w:sz w:val="24"/>
+          <w:szCs w:val="24"/>
+        </w:rPr>
+      </w:pPr>
+      <w:r>
+        <w:rPr>
+          <w:rFonts w:ascii="Courier New" w:hAnsi="Courier New" w:cs="Courier New"/>
+          <w:b w:val="0"/>
+          <w:bCs w:val="0"/>
+          <w:sz w:val="24"/>
+          <w:szCs w:val="24"/>
+        </w:rPr>
+        <w:t>User can:</w:t>
+      </w:r>
+    </w:p>
+    <w:p>
+      <w:pPr>
+        <w:pStyle w:val="Heading1"/>
+        <w:ind w:right="356" w:hanging="359"/>
+        <w:jc w:val="both"/>
+        <w:rPr>
+          <w:rFonts w:ascii="Courier New" w:hAnsi="Courier New" w:cs="Courier New"/>
+          <w:b w:val="0"/>
+          <w:bCs w:val="0"/>
+          <w:sz w:val="24"/>
+          <w:szCs w:val="24"/>
+        </w:rPr>
+      </w:pPr>
+    </w:p>
+    <w:p>
+      <w:pPr>
+        <w:pStyle w:val="Heading1"/>
         <w:numPr>
           <w:ilvl w:val="0"/>
           <w:numId w:val="22"/>
@@ -3980,6 +4438,7 @@
           <w:bCs w:val="0"/>
           <w:sz w:val="24"/>
           <w:szCs w:val="24"/>
+          <w:lang w:val="en-AU"/>
         </w:rPr>
       </w:pPr>
       <w:r>
@@ -3989,13 +4448,14 @@
           <w:bCs w:val="0"/>
           <w:sz w:val="24"/>
           <w:szCs w:val="24"/>
+          <w:lang w:val="en-AU"/>
         </w:rPr>
         <w:t>Submit account opening request → goes to queue</w:t>
       </w:r>
     </w:p>
     <w:p>
       <w:pPr>
-        <w:pStyle w:val="1"/>
+        <w:pStyle w:val="Heading1"/>
         <w:numPr>
           <w:ilvl w:val="0"/>
           <w:numId w:val="22"/>
@@ -4023,7 +4483,7 @@
     </w:p>
     <w:p>
       <w:pPr>
-        <w:pStyle w:val="1"/>
+        <w:pStyle w:val="Heading1"/>
         <w:numPr>
           <w:ilvl w:val="0"/>
           <w:numId w:val="22"/>
@@ -4051,7 +4511,7 @@
     </w:p>
     <w:p>
       <w:pPr>
-        <w:pStyle w:val="1"/>
+        <w:pStyle w:val="Heading1"/>
         <w:ind w:right="356" w:hanging="359"/>
         <w:jc w:val="both"/>
         <w:rPr>
@@ -4065,7 +4525,7 @@
     </w:p>
     <w:p>
       <w:pPr>
-        <w:pStyle w:val="1"/>
+        <w:pStyle w:val="Heading1"/>
         <w:ind w:right="356" w:hanging="359"/>
         <w:jc w:val="both"/>
         <w:rPr>
@@ -4089,7 +4549,7 @@
     </w:p>
     <w:p>
       <w:pPr>
-        <w:pStyle w:val="1"/>
+        <w:pStyle w:val="Heading1"/>
         <w:ind w:right="356" w:hanging="359"/>
         <w:jc w:val="both"/>
         <w:rPr>
@@ -4103,7 +4563,7 @@
     </w:p>
     <w:p>
       <w:pPr>
-        <w:pStyle w:val="1"/>
+        <w:pStyle w:val="Heading1"/>
         <w:numPr>
           <w:ilvl w:val="0"/>
           <w:numId w:val="23"/>
@@ -4131,7 +4591,7 @@
     </w:p>
     <w:p>
       <w:pPr>
-        <w:pStyle w:val="1"/>
+        <w:pStyle w:val="Heading1"/>
         <w:numPr>
           <w:ilvl w:val="0"/>
           <w:numId w:val="23"/>
@@ -4160,7 +4620,7 @@
     </w:p>
     <w:p>
       <w:pPr>
-        <w:pStyle w:val="1"/>
+        <w:pStyle w:val="Heading1"/>
         <w:spacing w:before="0"/>
         <w:ind w:right="356" w:hanging="359"/>
         <w:jc w:val="both"/>
@@ -4175,7 +4635,7 @@
     </w:p>
     <w:p>
       <w:pPr>
-        <w:pStyle w:val="1"/>
+        <w:pStyle w:val="Heading1"/>
         <w:spacing w:before="0"/>
         <w:ind w:right="356" w:hanging="359"/>
         <w:jc w:val="both"/>
@@ -4200,7 +4660,7 @@
     </w:p>
     <w:p>
       <w:pPr>
-        <w:pStyle w:val="1"/>
+        <w:pStyle w:val="Heading1"/>
         <w:spacing w:before="0"/>
         <w:ind w:right="356" w:firstLine="67"/>
         <w:jc w:val="both"/>
@@ -4225,7 +4685,7 @@
     </w:p>
     <w:p>
       <w:pPr>
-        <w:pStyle w:val="1"/>
+        <w:pStyle w:val="Heading1"/>
         <w:spacing w:before="0"/>
         <w:ind w:right="356" w:firstLine="67"/>
         <w:jc w:val="both"/>
@@ -4250,7 +4710,7 @@
     </w:p>
     <w:p>
       <w:pPr>
-        <w:pStyle w:val="1"/>
+        <w:pStyle w:val="Heading1"/>
         <w:spacing w:before="0"/>
         <w:ind w:right="356" w:hanging="359"/>
         <w:jc w:val="both"/>
@@ -4265,7 +4725,7 @@
     </w:p>
     <w:p>
       <w:pPr>
-        <w:pStyle w:val="1"/>
+        <w:pStyle w:val="Heading1"/>
         <w:spacing w:before="0"/>
         <w:ind w:right="356" w:hanging="359"/>
         <w:jc w:val="both"/>
@@ -4290,7 +4750,7 @@
     </w:p>
     <w:p>
       <w:pPr>
-        <w:pStyle w:val="1"/>
+        <w:pStyle w:val="Heading1"/>
         <w:spacing w:before="0"/>
         <w:ind w:right="356" w:firstLine="67"/>
         <w:jc w:val="both"/>
@@ -4315,7 +4775,7 @@
     </w:p>
     <w:p>
       <w:pPr>
-        <w:pStyle w:val="1"/>
+        <w:pStyle w:val="Heading1"/>
         <w:spacing w:before="0"/>
         <w:ind w:right="356" w:firstLine="67"/>
         <w:jc w:val="both"/>
@@ -4340,7 +4800,7 @@
     </w:p>
     <w:p>
       <w:pPr>
-        <w:pStyle w:val="1"/>
+        <w:pStyle w:val="Heading1"/>
         <w:spacing w:before="0"/>
         <w:ind w:right="356" w:hanging="359"/>
         <w:jc w:val="both"/>
@@ -4355,7 +4815,7 @@
     </w:p>
     <w:p>
       <w:pPr>
-        <w:pStyle w:val="1"/>
+        <w:pStyle w:val="Heading1"/>
         <w:spacing w:before="0"/>
         <w:ind w:right="356" w:hanging="359"/>
         <w:jc w:val="both"/>
@@ -4365,6 +4825,7 @@
           <w:bCs w:val="0"/>
           <w:sz w:val="24"/>
           <w:szCs w:val="24"/>
+          <w:lang w:val="en-AU"/>
         </w:rPr>
       </w:pPr>
       <w:r>
@@ -4374,22 +4835,24 @@
           <w:bCs w:val="0"/>
           <w:sz w:val="24"/>
           <w:szCs w:val="24"/>
+          <w:lang w:val="en-AU"/>
         </w:rPr>
         <w:t>This part integrates all tasks together.</w:t>
       </w:r>
     </w:p>
     <w:p>
       <w:pPr>
-        <w:pStyle w:val="2"/>
+        <w:pStyle w:val="Heading2"/>
         <w:ind w:left="0" w:right="-426"/>
         <w:rPr>
           <w:rFonts w:ascii="Courier New" w:hAnsi="Courier New" w:cs="Courier New"/>
-        </w:rPr>
-      </w:pPr>
-    </w:p>
-    <w:p>
-      <w:pPr>
-        <w:pStyle w:val="2"/>
+          <w:lang w:val="en-AU"/>
+        </w:rPr>
+      </w:pPr>
+    </w:p>
+    <w:p>
+      <w:pPr>
+        <w:pStyle w:val="Heading2"/>
         <w:spacing w:before="83"/>
         <w:rPr>
           <w:rFonts w:ascii="Courier New" w:hAnsi="Courier New" w:cs="Courier New"/>
@@ -4397,10 +4860,182 @@
       </w:pPr>
       <w:bookmarkStart w:id="12" w:name="Evaluation_Criteria_(100_points_total):"/>
       <w:bookmarkEnd w:id="12"/>
-      <w:r>
-        <w:rPr>
-          <w:rFonts w:ascii="Courier New" w:hAnsi="Courier New" w:cs="Courier New"/>
-        </w:rPr>
+    </w:p>
+    <w:p>
+      <w:pPr>
+        <w:pStyle w:val="Heading2"/>
+        <w:spacing w:before="83"/>
+        <w:rPr>
+          <w:rFonts w:ascii="Courier New" w:hAnsi="Courier New" w:cs="Courier New"/>
+        </w:rPr>
+      </w:pPr>
+    </w:p>
+    <w:p>
+      <w:pPr>
+        <w:pStyle w:val="Heading2"/>
+        <w:spacing w:before="83"/>
+        <w:rPr>
+          <w:rFonts w:ascii="Courier New" w:hAnsi="Courier New" w:cs="Courier New"/>
+        </w:rPr>
+      </w:pPr>
+    </w:p>
+    <w:p>
+      <w:pPr>
+        <w:pStyle w:val="Heading2"/>
+        <w:spacing w:before="83"/>
+        <w:rPr>
+          <w:rFonts w:ascii="Courier New" w:hAnsi="Courier New" w:cs="Courier New"/>
+        </w:rPr>
+      </w:pPr>
+    </w:p>
+    <w:p>
+      <w:pPr>
+        <w:pStyle w:val="Heading2"/>
+        <w:spacing w:before="83"/>
+        <w:rPr>
+          <w:rFonts w:ascii="Courier New" w:hAnsi="Courier New" w:cs="Courier New"/>
+        </w:rPr>
+      </w:pPr>
+    </w:p>
+    <w:p>
+      <w:pPr>
+        <w:pStyle w:val="Heading2"/>
+        <w:spacing w:before="83"/>
+        <w:rPr>
+          <w:rFonts w:ascii="Courier New" w:hAnsi="Courier New" w:cs="Courier New"/>
+        </w:rPr>
+      </w:pPr>
+    </w:p>
+    <w:p>
+      <w:pPr>
+        <w:pStyle w:val="Heading2"/>
+        <w:spacing w:before="83"/>
+        <w:rPr>
+          <w:rFonts w:ascii="Courier New" w:hAnsi="Courier New" w:cs="Courier New"/>
+        </w:rPr>
+      </w:pPr>
+    </w:p>
+    <w:p>
+      <w:pPr>
+        <w:pStyle w:val="Heading2"/>
+        <w:spacing w:before="83"/>
+        <w:rPr>
+          <w:rFonts w:ascii="Courier New" w:hAnsi="Courier New" w:cs="Courier New"/>
+        </w:rPr>
+      </w:pPr>
+    </w:p>
+    <w:p>
+      <w:pPr>
+        <w:pStyle w:val="Heading2"/>
+        <w:spacing w:before="83"/>
+        <w:rPr>
+          <w:rFonts w:ascii="Courier New" w:hAnsi="Courier New" w:cs="Courier New"/>
+        </w:rPr>
+      </w:pPr>
+    </w:p>
+    <w:p>
+      <w:pPr>
+        <w:pStyle w:val="Heading2"/>
+        <w:spacing w:before="83"/>
+        <w:rPr>
+          <w:rFonts w:ascii="Courier New" w:hAnsi="Courier New" w:cs="Courier New"/>
+        </w:rPr>
+      </w:pPr>
+    </w:p>
+    <w:p>
+      <w:pPr>
+        <w:pStyle w:val="Heading2"/>
+        <w:spacing w:before="83"/>
+        <w:rPr>
+          <w:rFonts w:ascii="Courier New" w:hAnsi="Courier New" w:cs="Courier New"/>
+        </w:rPr>
+      </w:pPr>
+    </w:p>
+    <w:p>
+      <w:pPr>
+        <w:pStyle w:val="Heading2"/>
+        <w:spacing w:before="83"/>
+        <w:rPr>
+          <w:rFonts w:ascii="Courier New" w:hAnsi="Courier New" w:cs="Courier New"/>
+        </w:rPr>
+      </w:pPr>
+    </w:p>
+    <w:p>
+      <w:pPr>
+        <w:pStyle w:val="Heading2"/>
+        <w:spacing w:before="83"/>
+        <w:rPr>
+          <w:rFonts w:ascii="Courier New" w:hAnsi="Courier New" w:cs="Courier New"/>
+        </w:rPr>
+      </w:pPr>
+    </w:p>
+    <w:p>
+      <w:pPr>
+        <w:pStyle w:val="Heading2"/>
+        <w:spacing w:before="83"/>
+        <w:rPr>
+          <w:rFonts w:ascii="Courier New" w:hAnsi="Courier New" w:cs="Courier New"/>
+        </w:rPr>
+      </w:pPr>
+    </w:p>
+    <w:p>
+      <w:pPr>
+        <w:pStyle w:val="Heading2"/>
+        <w:spacing w:before="83"/>
+        <w:rPr>
+          <w:rFonts w:ascii="Courier New" w:hAnsi="Courier New" w:cs="Courier New"/>
+        </w:rPr>
+      </w:pPr>
+    </w:p>
+    <w:p>
+      <w:pPr>
+        <w:pStyle w:val="Heading2"/>
+        <w:spacing w:before="83"/>
+        <w:rPr>
+          <w:rFonts w:ascii="Courier New" w:hAnsi="Courier New" w:cs="Courier New"/>
+        </w:rPr>
+      </w:pPr>
+    </w:p>
+    <w:p>
+      <w:pPr>
+        <w:pStyle w:val="Heading2"/>
+        <w:spacing w:before="83"/>
+        <w:rPr>
+          <w:rFonts w:ascii="Courier New" w:hAnsi="Courier New" w:cs="Courier New"/>
+        </w:rPr>
+      </w:pPr>
+    </w:p>
+    <w:p>
+      <w:pPr>
+        <w:pStyle w:val="Heading2"/>
+        <w:spacing w:before="83"/>
+        <w:rPr>
+          <w:rFonts w:ascii="Courier New" w:hAnsi="Courier New" w:cs="Courier New"/>
+        </w:rPr>
+      </w:pPr>
+    </w:p>
+    <w:p>
+      <w:pPr>
+        <w:pStyle w:val="Heading2"/>
+        <w:spacing w:before="83"/>
+        <w:rPr>
+          <w:rFonts w:ascii="Courier New" w:hAnsi="Courier New" w:cs="Courier New"/>
+        </w:rPr>
+      </w:pPr>
+    </w:p>
+    <w:p>
+      <w:pPr>
+        <w:pStyle w:val="Heading2"/>
+        <w:spacing w:before="83"/>
+        <w:rPr>
+          <w:rFonts w:ascii="Courier New" w:hAnsi="Courier New" w:cs="Courier New"/>
+        </w:rPr>
+      </w:pPr>
+      <w:r>
+        <w:rPr>
+          <w:rFonts w:ascii="Courier New" w:hAnsi="Courier New" w:cs="Courier New"/>
+        </w:rPr>
+        <w:lastRenderedPageBreak/>
         <w:t>Evaluation</w:t>
       </w:r>
       <w:r>
@@ -4459,7 +5094,7 @@
     </w:p>
     <w:p>
       <w:pPr>
-        <w:pStyle w:val="a3"/>
+        <w:pStyle w:val="BodyText"/>
         <w:spacing w:before="9"/>
         <w:ind w:left="0" w:firstLine="0"/>
         <w:rPr>
@@ -4470,7 +5105,7 @@
     </w:p>
     <w:p>
       <w:pPr>
-        <w:pStyle w:val="a7"/>
+        <w:pStyle w:val="ListParagraph"/>
         <w:numPr>
           <w:ilvl w:val="0"/>
           <w:numId w:val="2"/>
@@ -4533,7 +5168,7 @@
     </w:p>
     <w:p>
       <w:pPr>
-        <w:pStyle w:val="a7"/>
+        <w:pStyle w:val="ListParagraph"/>
         <w:tabs>
           <w:tab w:val="left" w:pos="742"/>
         </w:tabs>
@@ -4544,6 +5179,7 @@
           <w:bCs/>
           <w:i/>
           <w:iCs/>
+          <w:lang w:val="en-AU"/>
         </w:rPr>
       </w:pPr>
       <w:r>
@@ -4553,6 +5189,7 @@
           <w:bCs/>
           <w:i/>
           <w:iCs/>
+          <w:lang w:val="en-AU"/>
         </w:rPr>
         <w:t>Part 1 – Logical &amp; Physical Data Structures (35 points)</w:t>
       </w:r>
@@ -4563,13 +5200,14 @@
           <w:bCs/>
           <w:i/>
           <w:iCs/>
-        </w:rPr>
-        <w:t xml:space="preserve"> </w:t>
-      </w:r>
-    </w:p>
-    <w:p>
-      <w:pPr>
-        <w:pStyle w:val="a7"/>
+          <w:lang w:val="en-AU"/>
+        </w:rPr>
+        <w:t xml:space="preserve"> </w:t>
+      </w:r>
+    </w:p>
+    <w:p>
+      <w:pPr>
+        <w:pStyle w:val="ListParagraph"/>
         <w:numPr>
           <w:ilvl w:val="1"/>
           <w:numId w:val="2"/>
@@ -4581,18 +5219,20 @@
         <w:ind w:right="405"/>
         <w:rPr>
           <w:rFonts w:ascii="Courier New" w:hAnsi="Courier New" w:cs="Courier New"/>
-        </w:rPr>
-      </w:pPr>
-      <w:r>
-        <w:rPr>
-          <w:rFonts w:ascii="Courier New" w:hAnsi="Courier New" w:cs="Courier New"/>
+          <w:lang w:val="en-AU"/>
+        </w:rPr>
+      </w:pPr>
+      <w:r>
+        <w:rPr>
+          <w:rFonts w:ascii="Courier New" w:hAnsi="Courier New" w:cs="Courier New"/>
+          <w:lang w:val="en-AU"/>
         </w:rPr>
         <w:t>Program compiles and runs without errors.</w:t>
       </w:r>
     </w:p>
     <w:p>
       <w:pPr>
-        <w:pStyle w:val="a7"/>
+        <w:pStyle w:val="ListParagraph"/>
         <w:numPr>
           <w:ilvl w:val="1"/>
           <w:numId w:val="2"/>
@@ -4604,11 +5244,13 @@
         <w:ind w:right="405"/>
         <w:rPr>
           <w:rFonts w:ascii="Courier New" w:hAnsi="Courier New" w:cs="Courier New"/>
-        </w:rPr>
-      </w:pPr>
-      <w:r>
-        <w:rPr>
-          <w:rFonts w:ascii="Courier New" w:hAnsi="Courier New" w:cs="Courier New"/>
+          <w:lang w:val="en-AU"/>
+        </w:rPr>
+      </w:pPr>
+      <w:r>
+        <w:rPr>
+          <w:rFonts w:ascii="Courier New" w:hAnsi="Courier New" w:cs="Courier New"/>
+          <w:lang w:val="en-AU"/>
         </w:rPr>
         <w:t>All tasks (Tasks 1-</w:t>
       </w:r>
@@ -4622,13 +5264,14 @@
       <w:r>
         <w:rPr>
           <w:rFonts w:ascii="Courier New" w:hAnsi="Courier New" w:cs="Courier New"/>
+          <w:lang w:val="en-AU"/>
         </w:rPr>
         <w:t>) produce correct outputs.</w:t>
       </w:r>
     </w:p>
     <w:p>
       <w:pPr>
-        <w:pStyle w:val="a7"/>
+        <w:pStyle w:val="ListParagraph"/>
         <w:numPr>
           <w:ilvl w:val="1"/>
           <w:numId w:val="2"/>
@@ -4640,11 +5283,13 @@
         <w:ind w:right="405"/>
         <w:rPr>
           <w:rFonts w:ascii="Courier New" w:hAnsi="Courier New" w:cs="Courier New"/>
-        </w:rPr>
-      </w:pPr>
-      <w:r>
-        <w:rPr>
-          <w:rFonts w:ascii="Courier New" w:hAnsi="Courier New" w:cs="Courier New"/>
+          <w:lang w:val="en-AU"/>
+        </w:rPr>
+      </w:pPr>
+      <w:r>
+        <w:rPr>
+          <w:rFonts w:ascii="Courier New" w:hAnsi="Courier New" w:cs="Courier New"/>
+          <w:lang w:val="en-AU"/>
         </w:rPr>
         <w:t>Input and output are handled properly.</w:t>
       </w:r>
@@ -4662,6 +5307,7 @@
           <w:bCs/>
           <w:i/>
           <w:iCs/>
+          <w:lang w:val="en-AU"/>
         </w:rPr>
       </w:pPr>
       <w:r>
@@ -4671,6 +5317,7 @@
           <w:bCs/>
           <w:i/>
           <w:iCs/>
+          <w:lang w:val="en-AU"/>
         </w:rPr>
         <w:t>Part 2</w:t>
       </w:r>
@@ -4692,23 +5339,14 @@
           <w:bCs/>
           <w:i/>
           <w:iCs/>
-        </w:rPr>
-        <w:t>Mini Banking Menu Integration (15 points)</w:t>
-      </w:r>
-      <w:r>
-        <w:rPr>
-          <w:rFonts w:ascii="Courier New" w:hAnsi="Courier New" w:cs="Courier New"/>
-          <w:b/>
-          <w:bCs/>
-          <w:i/>
-          <w:iCs/>
-        </w:rPr>
-        <w:t xml:space="preserve"> </w:t>
-      </w:r>
-    </w:p>
-    <w:p>
-      <w:pPr>
-        <w:pStyle w:val="a7"/>
+          <w:lang w:val="en-AU"/>
+        </w:rPr>
+        <w:t xml:space="preserve">Mini Banking Menu Integration (15 points) </w:t>
+      </w:r>
+    </w:p>
+    <w:p>
+      <w:pPr>
+        <w:pStyle w:val="ListParagraph"/>
         <w:numPr>
           <w:ilvl w:val="1"/>
           <w:numId w:val="2"/>
@@ -4720,18 +5358,20 @@
         <w:ind w:right="405"/>
         <w:rPr>
           <w:rFonts w:ascii="Courier New" w:hAnsi="Courier New" w:cs="Courier New"/>
-        </w:rPr>
-      </w:pPr>
-      <w:r>
-        <w:rPr>
-          <w:rFonts w:ascii="Courier New" w:hAnsi="Courier New" w:cs="Courier New"/>
+          <w:lang w:val="en-AU"/>
+        </w:rPr>
+      </w:pPr>
+      <w:r>
+        <w:rPr>
+          <w:rFonts w:ascii="Courier New" w:hAnsi="Courier New" w:cs="Courier New"/>
+          <w:lang w:val="en-AU"/>
         </w:rPr>
         <w:t>Bank / ATM / Admin menus work correctly and are integrated with the above structures.</w:t>
       </w:r>
     </w:p>
     <w:p>
       <w:pPr>
-        <w:pStyle w:val="a7"/>
+        <w:pStyle w:val="ListParagraph"/>
         <w:numPr>
           <w:ilvl w:val="1"/>
           <w:numId w:val="2"/>
@@ -4743,18 +5383,36 @@
         <w:ind w:right="405"/>
         <w:rPr>
           <w:rFonts w:ascii="Courier New" w:hAnsi="Courier New" w:cs="Courier New"/>
-        </w:rPr>
-      </w:pPr>
-      <w:r>
-        <w:rPr>
-          <w:rFonts w:ascii="Courier New" w:hAnsi="Courier New" w:cs="Courier New"/>
-        </w:rPr>
-        <w:t>Selecting menu options produces correct behavior.</w:t>
-      </w:r>
-    </w:p>
-    <w:p>
-      <w:pPr>
-        <w:pStyle w:val="a7"/>
+          <w:lang w:val="en-AU"/>
+        </w:rPr>
+      </w:pPr>
+      <w:r>
+        <w:rPr>
+          <w:rFonts w:ascii="Courier New" w:hAnsi="Courier New" w:cs="Courier New"/>
+          <w:lang w:val="en-AU"/>
+        </w:rPr>
+        <w:t xml:space="preserve">Selecting menu options produces correct </w:t>
+      </w:r>
+      <w:proofErr w:type="spellStart"/>
+      <w:r>
+        <w:rPr>
+          <w:rFonts w:ascii="Courier New" w:hAnsi="Courier New" w:cs="Courier New"/>
+          <w:lang w:val="en-AU"/>
+        </w:rPr>
+        <w:t>behavior</w:t>
+      </w:r>
+      <w:proofErr w:type="spellEnd"/>
+      <w:r>
+        <w:rPr>
+          <w:rFonts w:ascii="Courier New" w:hAnsi="Courier New" w:cs="Courier New"/>
+          <w:lang w:val="en-AU"/>
+        </w:rPr>
+        <w:t>.</w:t>
+      </w:r>
+    </w:p>
+    <w:p>
+      <w:pPr>
+        <w:pStyle w:val="ListParagraph"/>
         <w:numPr>
           <w:ilvl w:val="1"/>
           <w:numId w:val="2"/>
@@ -4766,18 +5424,20 @@
         <w:ind w:right="405"/>
         <w:rPr>
           <w:rFonts w:ascii="Courier New" w:hAnsi="Courier New" w:cs="Courier New"/>
-        </w:rPr>
-      </w:pPr>
-      <w:r>
-        <w:rPr>
-          <w:rFonts w:ascii="Courier New" w:hAnsi="Courier New" w:cs="Courier New"/>
+          <w:lang w:val="en-AU"/>
+        </w:rPr>
+      </w:pPr>
+      <w:r>
+        <w:rPr>
+          <w:rFonts w:ascii="Courier New" w:hAnsi="Courier New" w:cs="Courier New"/>
+          <w:lang w:val="en-AU"/>
         </w:rPr>
         <w:t>Program gracefully handles invalid input.</w:t>
       </w:r>
     </w:p>
     <w:p>
       <w:pPr>
-        <w:pStyle w:val="2"/>
+        <w:pStyle w:val="Heading2"/>
         <w:numPr>
           <w:ilvl w:val="0"/>
           <w:numId w:val="2"/>
@@ -4789,24 +5449,30 @@
         <w:ind w:left="742" w:hanging="359"/>
         <w:rPr>
           <w:rFonts w:ascii="Courier New" w:hAnsi="Courier New" w:cs="Courier New"/>
-        </w:rPr>
-      </w:pPr>
-      <w:r>
-        <w:rPr>
-          <w:rFonts w:ascii="Courier New" w:hAnsi="Courier New" w:cs="Courier New"/>
+          <w:lang w:val="en-AU"/>
+        </w:rPr>
+      </w:pPr>
+      <w:proofErr w:type="spellStart"/>
+      <w:r>
+        <w:rPr>
+          <w:rFonts w:ascii="Courier New" w:hAnsi="Courier New" w:cs="Courier New"/>
+          <w:lang w:val="en-AU"/>
         </w:rPr>
         <w:t>Defense</w:t>
       </w:r>
+      <w:proofErr w:type="spellEnd"/>
       <w:r>
         <w:rPr>
           <w:rFonts w:ascii="Courier New" w:hAnsi="Courier New" w:cs="Courier New"/>
           <w:spacing w:val="-8"/>
-        </w:rPr>
-        <w:t xml:space="preserve"> </w:t>
-      </w:r>
-      <w:r>
-        <w:rPr>
-          <w:rFonts w:ascii="Courier New" w:hAnsi="Courier New" w:cs="Courier New"/>
+          <w:lang w:val="en-AU"/>
+        </w:rPr>
+        <w:t xml:space="preserve"> </w:t>
+      </w:r>
+      <w:r>
+        <w:rPr>
+          <w:rFonts w:ascii="Courier New" w:hAnsi="Courier New" w:cs="Courier New"/>
+          <w:lang w:val="en-AU"/>
         </w:rPr>
         <w:t>during</w:t>
       </w:r>
@@ -4814,12 +5480,14 @@
         <w:rPr>
           <w:rFonts w:ascii="Courier New" w:hAnsi="Courier New" w:cs="Courier New"/>
           <w:spacing w:val="-6"/>
-        </w:rPr>
-        <w:t xml:space="preserve"> </w:t>
-      </w:r>
-      <w:r>
-        <w:rPr>
-          <w:rFonts w:ascii="Courier New" w:hAnsi="Courier New" w:cs="Courier New"/>
+          <w:lang w:val="en-AU"/>
+        </w:rPr>
+        <w:t xml:space="preserve"> </w:t>
+      </w:r>
+      <w:r>
+        <w:rPr>
+          <w:rFonts w:ascii="Courier New" w:hAnsi="Courier New" w:cs="Courier New"/>
+          <w:lang w:val="en-AU"/>
         </w:rPr>
         <w:t>Practice</w:t>
       </w:r>
@@ -4827,12 +5495,14 @@
         <w:rPr>
           <w:rFonts w:ascii="Courier New" w:hAnsi="Courier New" w:cs="Courier New"/>
           <w:spacing w:val="-6"/>
-        </w:rPr>
-        <w:t xml:space="preserve"> </w:t>
-      </w:r>
-      <w:r>
-        <w:rPr>
-          <w:rFonts w:ascii="Courier New" w:hAnsi="Courier New" w:cs="Courier New"/>
+          <w:lang w:val="en-AU"/>
+        </w:rPr>
+        <w:t xml:space="preserve"> </w:t>
+      </w:r>
+      <w:r>
+        <w:rPr>
+          <w:rFonts w:ascii="Courier New" w:hAnsi="Courier New" w:cs="Courier New"/>
+          <w:lang w:val="en-AU"/>
         </w:rPr>
         <w:t>Lesson</w:t>
       </w:r>
@@ -4840,24 +5510,28 @@
         <w:rPr>
           <w:rFonts w:ascii="Courier New" w:hAnsi="Courier New" w:cs="Courier New"/>
           <w:spacing w:val="-6"/>
-        </w:rPr>
-        <w:t xml:space="preserve"> </w:t>
-      </w:r>
-      <w:r>
-        <w:rPr>
-          <w:rFonts w:ascii="Courier New" w:hAnsi="Courier New" w:cs="Courier New"/>
+          <w:lang w:val="en-AU"/>
+        </w:rPr>
+        <w:t xml:space="preserve"> </w:t>
+      </w:r>
+      <w:r>
+        <w:rPr>
+          <w:rFonts w:ascii="Courier New" w:hAnsi="Courier New" w:cs="Courier New"/>
+          <w:lang w:val="en-AU"/>
         </w:rPr>
         <w:t>(</w:t>
       </w:r>
       <w:r>
         <w:rPr>
           <w:rFonts w:ascii="Courier New" w:hAnsi="Courier New" w:cs="Courier New"/>
+          <w:lang w:val="en-AU"/>
         </w:rPr>
         <w:t>4</w:t>
       </w:r>
       <w:r>
         <w:rPr>
           <w:rFonts w:ascii="Courier New" w:hAnsi="Courier New" w:cs="Courier New"/>
+          <w:lang w:val="en-AU"/>
         </w:rPr>
         <w:t>0</w:t>
       </w:r>
@@ -4865,6 +5539,7 @@
         <w:rPr>
           <w:rFonts w:ascii="Courier New" w:hAnsi="Courier New" w:cs="Courier New"/>
           <w:spacing w:val="-6"/>
+          <w:lang w:val="en-AU"/>
         </w:rPr>
         <w:t xml:space="preserve"> </w:t>
       </w:r>
@@ -4872,13 +5547,14 @@
         <w:rPr>
           <w:rFonts w:ascii="Courier New" w:hAnsi="Courier New" w:cs="Courier New"/>
           <w:spacing w:val="-2"/>
+          <w:lang w:val="en-AU"/>
         </w:rPr>
         <w:t>points):</w:t>
       </w:r>
     </w:p>
     <w:p>
       <w:pPr>
-        <w:pStyle w:val="a7"/>
+        <w:pStyle w:val="ListParagraph"/>
         <w:numPr>
           <w:ilvl w:val="1"/>
           <w:numId w:val="2"/>
@@ -4890,18 +5566,20 @@
         <w:ind w:right="977"/>
         <w:rPr>
           <w:rFonts w:ascii="Courier New" w:hAnsi="Courier New" w:cs="Courier New"/>
-        </w:rPr>
-      </w:pPr>
-      <w:r>
-        <w:rPr>
-          <w:rFonts w:ascii="Courier New" w:hAnsi="Courier New" w:cs="Courier New"/>
+          <w:lang w:val="en-AU"/>
+        </w:rPr>
+      </w:pPr>
+      <w:r>
+        <w:rPr>
+          <w:rFonts w:ascii="Courier New" w:hAnsi="Courier New" w:cs="Courier New"/>
+          <w:lang w:val="en-AU"/>
         </w:rPr>
         <w:t>Student clearly explains the data structures used (LinkedList, Stack, Queue, Array).</w:t>
       </w:r>
     </w:p>
     <w:p>
       <w:pPr>
-        <w:pStyle w:val="a7"/>
+        <w:pStyle w:val="ListParagraph"/>
         <w:numPr>
           <w:ilvl w:val="1"/>
           <w:numId w:val="2"/>
@@ -4913,18 +5591,20 @@
         <w:ind w:right="977"/>
         <w:rPr>
           <w:rFonts w:ascii="Courier New" w:hAnsi="Courier New" w:cs="Courier New"/>
-        </w:rPr>
-      </w:pPr>
-      <w:r>
-        <w:rPr>
-          <w:rFonts w:ascii="Courier New" w:hAnsi="Courier New" w:cs="Courier New"/>
+          <w:lang w:val="en-AU"/>
+        </w:rPr>
+      </w:pPr>
+      <w:r>
+        <w:rPr>
+          <w:rFonts w:ascii="Courier New" w:hAnsi="Courier New" w:cs="Courier New"/>
+          <w:lang w:val="en-AU"/>
         </w:rPr>
         <w:t>Demonstrates the program working correctly with sample inputs.</w:t>
       </w:r>
     </w:p>
     <w:p>
       <w:pPr>
-        <w:pStyle w:val="a7"/>
+        <w:pStyle w:val="ListParagraph"/>
         <w:numPr>
           <w:ilvl w:val="1"/>
           <w:numId w:val="2"/>
@@ -4936,18 +5616,20 @@
         <w:ind w:right="977"/>
         <w:rPr>
           <w:rFonts w:ascii="Courier New" w:hAnsi="Courier New" w:cs="Courier New"/>
-        </w:rPr>
-      </w:pPr>
-      <w:r>
-        <w:rPr>
-          <w:rFonts w:ascii="Courier New" w:hAnsi="Courier New" w:cs="Courier New"/>
+          <w:lang w:val="en-AU"/>
+        </w:rPr>
+      </w:pPr>
+      <w:r>
+        <w:rPr>
+          <w:rFonts w:ascii="Courier New" w:hAnsi="Courier New" w:cs="Courier New"/>
+          <w:lang w:val="en-AU"/>
         </w:rPr>
         <w:t>Explains the reasoning behind using each data structure for the banking operations.</w:t>
       </w:r>
     </w:p>
     <w:p>
       <w:pPr>
-        <w:pStyle w:val="a7"/>
+        <w:pStyle w:val="ListParagraph"/>
         <w:numPr>
           <w:ilvl w:val="1"/>
           <w:numId w:val="2"/>
@@ -4959,18 +5641,36 @@
         <w:ind w:right="977"/>
         <w:rPr>
           <w:rFonts w:ascii="Courier New" w:hAnsi="Courier New" w:cs="Courier New"/>
-        </w:rPr>
-      </w:pPr>
-      <w:r>
-        <w:rPr>
-          <w:rFonts w:ascii="Courier New" w:hAnsi="Courier New" w:cs="Courier New"/>
-        </w:rPr>
-        <w:t>Shows understanding of how memory and logical organization affect program behavior.</w:t>
-      </w:r>
-    </w:p>
-    <w:p>
-      <w:pPr>
-        <w:pStyle w:val="a7"/>
+          <w:lang w:val="en-AU"/>
+        </w:rPr>
+      </w:pPr>
+      <w:r>
+        <w:rPr>
+          <w:rFonts w:ascii="Courier New" w:hAnsi="Courier New" w:cs="Courier New"/>
+          <w:lang w:val="en-AU"/>
+        </w:rPr>
+        <w:t xml:space="preserve">Shows understanding of how memory and logical organization affect program </w:t>
+      </w:r>
+      <w:proofErr w:type="spellStart"/>
+      <w:r>
+        <w:rPr>
+          <w:rFonts w:ascii="Courier New" w:hAnsi="Courier New" w:cs="Courier New"/>
+          <w:lang w:val="en-AU"/>
+        </w:rPr>
+        <w:t>behavior</w:t>
+      </w:r>
+      <w:proofErr w:type="spellEnd"/>
+      <w:r>
+        <w:rPr>
+          <w:rFonts w:ascii="Courier New" w:hAnsi="Courier New" w:cs="Courier New"/>
+          <w:lang w:val="en-AU"/>
+        </w:rPr>
+        <w:t>.</w:t>
+      </w:r>
+    </w:p>
+    <w:p>
+      <w:pPr>
+        <w:pStyle w:val="ListParagraph"/>
         <w:numPr>
           <w:ilvl w:val="1"/>
           <w:numId w:val="2"/>
@@ -4993,7 +5693,7 @@
     </w:p>
     <w:p>
       <w:pPr>
-        <w:pStyle w:val="2"/>
+        <w:pStyle w:val="Heading2"/>
         <w:numPr>
           <w:ilvl w:val="0"/>
           <w:numId w:val="2"/>
@@ -5043,7 +5743,7 @@
     </w:p>
     <w:p>
       <w:pPr>
-        <w:pStyle w:val="a7"/>
+        <w:pStyle w:val="ListParagraph"/>
         <w:numPr>
           <w:ilvl w:val="1"/>
           <w:numId w:val="2"/>
@@ -5054,18 +5754,20 @@
         <w:spacing w:before="2"/>
         <w:rPr>
           <w:rFonts w:ascii="Courier New" w:hAnsi="Courier New" w:cs="Courier New"/>
-        </w:rPr>
-      </w:pPr>
-      <w:r>
-        <w:rPr>
-          <w:rFonts w:ascii="Courier New" w:hAnsi="Courier New" w:cs="Courier New"/>
+          <w:lang w:val="en-AU"/>
+        </w:rPr>
+      </w:pPr>
+      <w:r>
+        <w:rPr>
+          <w:rFonts w:ascii="Courier New" w:hAnsi="Courier New" w:cs="Courier New"/>
+          <w:lang w:val="en-AU"/>
         </w:rPr>
         <w:t>Report includes student name and group.</w:t>
       </w:r>
     </w:p>
     <w:p>
       <w:pPr>
-        <w:pStyle w:val="a7"/>
+        <w:pStyle w:val="ListParagraph"/>
         <w:numPr>
           <w:ilvl w:val="1"/>
           <w:numId w:val="2"/>
@@ -5076,18 +5778,20 @@
         <w:spacing w:before="2"/>
         <w:rPr>
           <w:rFonts w:ascii="Courier New" w:hAnsi="Courier New" w:cs="Courier New"/>
-        </w:rPr>
-      </w:pPr>
-      <w:r>
-        <w:rPr>
-          <w:rFonts w:ascii="Courier New" w:hAnsi="Courier New" w:cs="Courier New"/>
+          <w:lang w:val="en-AU"/>
+        </w:rPr>
+      </w:pPr>
+      <w:r>
+        <w:rPr>
+          <w:rFonts w:ascii="Courier New" w:hAnsi="Courier New" w:cs="Courier New"/>
+          <w:lang w:val="en-AU"/>
         </w:rPr>
         <w:t>Contains screenshots of program outputs for each task.</w:t>
       </w:r>
     </w:p>
     <w:p>
       <w:pPr>
-        <w:pStyle w:val="a7"/>
+        <w:pStyle w:val="ListParagraph"/>
         <w:numPr>
           <w:ilvl w:val="1"/>
           <w:numId w:val="2"/>
@@ -5098,11 +5802,13 @@
         <w:spacing w:before="2"/>
         <w:rPr>
           <w:rFonts w:ascii="Courier New" w:hAnsi="Courier New" w:cs="Courier New"/>
-        </w:rPr>
-      </w:pPr>
-      <w:r>
-        <w:rPr>
-          <w:rFonts w:ascii="Courier New" w:hAnsi="Courier New" w:cs="Courier New"/>
+          <w:lang w:val="en-AU"/>
+        </w:rPr>
+      </w:pPr>
+      <w:r>
+        <w:rPr>
+          <w:rFonts w:ascii="Courier New" w:hAnsi="Courier New" w:cs="Courier New"/>
+          <w:lang w:val="en-AU"/>
         </w:rPr>
         <w:t>Provides a brief explanation of the work process, including any issues encountered and how they were solved.</w:t>
       </w:r>
@@ -5126,7 +5832,7 @@
     </w:p>
     <w:p>
       <w:pPr>
-        <w:pStyle w:val="a3"/>
+        <w:pStyle w:val="BodyText"/>
         <w:spacing w:before="8"/>
         <w:ind w:left="0" w:firstLine="0"/>
         <w:rPr>
@@ -5137,7 +5843,7 @@
     </w:p>
     <w:p>
       <w:pPr>
-        <w:pStyle w:val="a7"/>
+        <w:pStyle w:val="ListParagraph"/>
         <w:numPr>
           <w:ilvl w:val="0"/>
           <w:numId w:val="1"/>
@@ -5155,7 +5861,7 @@
       <w:hyperlink r:id="rId6" w:history="1">
         <w:r>
           <w:rPr>
-            <w:rStyle w:val="a9"/>
+            <w:rStyle w:val="Hyperlink"/>
             <w:rFonts w:ascii="Courier New" w:hAnsi="Courier New" w:cs="Courier New"/>
             <w:b/>
           </w:rPr>
@@ -5165,7 +5871,7 @@
     </w:p>
     <w:p>
       <w:pPr>
-        <w:pStyle w:val="a7"/>
+        <w:pStyle w:val="ListParagraph"/>
         <w:numPr>
           <w:ilvl w:val="0"/>
           <w:numId w:val="1"/>
@@ -5183,33 +5889,17 @@
       <w:hyperlink r:id="rId7" w:history="1">
         <w:r>
           <w:rPr>
-            <w:rStyle w:val="a9"/>
+            <w:rStyle w:val="Hyperlink"/>
             <w:rFonts w:ascii="Courier New" w:hAnsi="Courier New" w:cs="Courier New"/>
             <w:b/>
           </w:rPr>
-          <w:t>https://www.w3schools.com/dsa/dsa_data_a</w:t>
-        </w:r>
-        <w:r>
-          <w:rPr>
-            <w:rStyle w:val="a9"/>
-            <w:rFonts w:ascii="Courier New" w:hAnsi="Courier New" w:cs="Courier New"/>
-            <w:b/>
-          </w:rPr>
-          <w:t>r</w:t>
-        </w:r>
-        <w:r>
-          <w:rPr>
-            <w:rStyle w:val="a9"/>
-            <w:rFonts w:ascii="Courier New" w:hAnsi="Courier New" w:cs="Courier New"/>
-            <w:b/>
-          </w:rPr>
-          <w:t>rays.php</w:t>
+          <w:t>https://www.w3schools.com/dsa/dsa_data_arrays.php</w:t>
         </w:r>
       </w:hyperlink>
     </w:p>
     <w:p>
       <w:pPr>
-        <w:pStyle w:val="a7"/>
+        <w:pStyle w:val="ListParagraph"/>
         <w:numPr>
           <w:ilvl w:val="0"/>
           <w:numId w:val="1"/>
@@ -5227,33 +5917,17 @@
       <w:hyperlink r:id="rId8" w:history="1">
         <w:r>
           <w:rPr>
-            <w:rStyle w:val="a9"/>
+            <w:rStyle w:val="Hyperlink"/>
             <w:rFonts w:ascii="Courier New" w:hAnsi="Courier New" w:cs="Courier New"/>
             <w:b/>
           </w:rPr>
-          <w:t>https://www.w3schools.com/dsa/dsa_theory</w:t>
-        </w:r>
-        <w:r>
-          <w:rPr>
-            <w:rStyle w:val="a9"/>
-            <w:rFonts w:ascii="Courier New" w:hAnsi="Courier New" w:cs="Courier New"/>
-            <w:b/>
-          </w:rPr>
-          <w:t>_</w:t>
-        </w:r>
-        <w:r>
-          <w:rPr>
-            <w:rStyle w:val="a9"/>
-            <w:rFonts w:ascii="Courier New" w:hAnsi="Courier New" w:cs="Courier New"/>
-            <w:b/>
-          </w:rPr>
-          <w:t>linkedlists.php</w:t>
+          <w:t>https://www.w3schools.com/dsa/dsa_theory_linkedlists.php</w:t>
         </w:r>
       </w:hyperlink>
     </w:p>
     <w:p>
       <w:pPr>
-        <w:pStyle w:val="a7"/>
+        <w:pStyle w:val="ListParagraph"/>
         <w:numPr>
           <w:ilvl w:val="0"/>
           <w:numId w:val="1"/>
@@ -5264,7 +5938,7 @@
         <w:spacing w:before="2"/>
         <w:ind w:left="742" w:hanging="359"/>
         <w:rPr>
-          <w:rStyle w:val="a9"/>
+          <w:rStyle w:val="Hyperlink"/>
           <w:rFonts w:ascii="Courier New" w:hAnsi="Courier New" w:cs="Courier New"/>
           <w:b/>
           <w:color w:val="auto"/>
@@ -5274,33 +5948,17 @@
       <w:hyperlink r:id="rId9" w:history="1">
         <w:r>
           <w:rPr>
-            <w:rStyle w:val="a9"/>
+            <w:rStyle w:val="Hyperlink"/>
             <w:rFonts w:ascii="Courier New" w:hAnsi="Courier New" w:cs="Courier New"/>
             <w:b/>
           </w:rPr>
-          <w:t>https://www.youtube.com/watch?v=7tliFnkt9mY&amp;list=PL38UDqoToqPRGSFnF5ySl6dP7nO</w:t>
-        </w:r>
-        <w:r>
-          <w:rPr>
-            <w:rStyle w:val="a9"/>
-            <w:rFonts w:ascii="Courier New" w:hAnsi="Courier New" w:cs="Courier New"/>
-            <w:b/>
-          </w:rPr>
-          <w:t>_</w:t>
-        </w:r>
-        <w:r>
-          <w:rPr>
-            <w:rStyle w:val="a9"/>
-            <w:rFonts w:ascii="Courier New" w:hAnsi="Courier New" w:cs="Courier New"/>
-            <w:b/>
-          </w:rPr>
-          <w:t>iLoLR&amp;index=5</w:t>
+          <w:t>https://www.youtube.com/watch?v=7tliFnkt9mY&amp;list=PL38UDqoToqPRGSFnF5ySl6dP7nO_iLoLR&amp;index=5</w:t>
         </w:r>
       </w:hyperlink>
     </w:p>
     <w:p>
       <w:pPr>
-        <w:pStyle w:val="a7"/>
+        <w:pStyle w:val="ListParagraph"/>
         <w:numPr>
           <w:ilvl w:val="0"/>
           <w:numId w:val="1"/>
@@ -5318,7 +5976,7 @@
       <w:hyperlink r:id="rId10" w:history="1">
         <w:r>
           <w:rPr>
-            <w:rStyle w:val="a9"/>
+            <w:rStyle w:val="Hyperlink"/>
             <w:rFonts w:ascii="Courier New" w:hAnsi="Courier New" w:cs="Courier New"/>
             <w:b/>
           </w:rPr>
@@ -5328,7 +5986,7 @@
     </w:p>
     <w:p>
       <w:pPr>
-        <w:pStyle w:val="a7"/>
+        <w:pStyle w:val="ListParagraph"/>
         <w:numPr>
           <w:ilvl w:val="0"/>
           <w:numId w:val="1"/>
@@ -5346,7 +6004,7 @@
       <w:hyperlink r:id="rId11" w:history="1">
         <w:r>
           <w:rPr>
-            <w:rStyle w:val="a9"/>
+            <w:rStyle w:val="Hyperlink"/>
             <w:rFonts w:ascii="Courier New" w:hAnsi="Courier New" w:cs="Courier New"/>
             <w:b/>
           </w:rPr>
@@ -5356,7 +6014,7 @@
     </w:p>
     <w:p>
       <w:pPr>
-        <w:pStyle w:val="a7"/>
+        <w:pStyle w:val="ListParagraph"/>
         <w:numPr>
           <w:ilvl w:val="0"/>
           <w:numId w:val="1"/>
@@ -5381,7 +6039,7 @@
     </w:p>
     <w:p>
       <w:pPr>
-        <w:pStyle w:val="a7"/>
+        <w:pStyle w:val="ListParagraph"/>
         <w:tabs>
           <w:tab w:val="left" w:pos="742"/>
         </w:tabs>
@@ -5401,6 +6059,7 @@
           <w:rFonts w:ascii="Courier New" w:hAnsi="Courier New" w:cs="Courier New"/>
           <w:b/>
           <w:i/>
+          <w:lang w:val="en-AU"/>
         </w:rPr>
       </w:pPr>
       <w:r>
@@ -5408,6 +6067,7 @@
           <w:rFonts w:ascii="Courier New" w:hAnsi="Courier New" w:cs="Courier New"/>
           <w:b/>
           <w:i/>
+          <w:lang w:val="en-AU"/>
         </w:rPr>
         <w:t>**Questions</w:t>
       </w:r>
@@ -5417,6 +6077,7 @@
           <w:b/>
           <w:i/>
           <w:spacing w:val="-7"/>
+          <w:lang w:val="en-AU"/>
         </w:rPr>
         <w:t xml:space="preserve"> </w:t>
       </w:r>
@@ -5425,6 +6086,7 @@
           <w:rFonts w:ascii="Courier New" w:hAnsi="Courier New" w:cs="Courier New"/>
           <w:b/>
           <w:i/>
+          <w:lang w:val="en-AU"/>
         </w:rPr>
         <w:t>will</w:t>
       </w:r>
@@ -5434,6 +6096,7 @@
           <w:b/>
           <w:i/>
           <w:spacing w:val="-5"/>
+          <w:lang w:val="en-AU"/>
         </w:rPr>
         <w:t xml:space="preserve"> </w:t>
       </w:r>
@@ -5442,6 +6105,7 @@
           <w:rFonts w:ascii="Courier New" w:hAnsi="Courier New" w:cs="Courier New"/>
           <w:b/>
           <w:i/>
+          <w:lang w:val="en-AU"/>
         </w:rPr>
         <w:t>be</w:t>
       </w:r>
@@ -5451,6 +6115,7 @@
           <w:b/>
           <w:i/>
           <w:spacing w:val="-5"/>
+          <w:lang w:val="en-AU"/>
         </w:rPr>
         <w:t xml:space="preserve"> </w:t>
       </w:r>
@@ -5459,6 +6124,7 @@
           <w:rFonts w:ascii="Courier New" w:hAnsi="Courier New" w:cs="Courier New"/>
           <w:b/>
           <w:i/>
+          <w:lang w:val="en-AU"/>
         </w:rPr>
         <w:t>based</w:t>
       </w:r>
@@ -5468,6 +6134,7 @@
           <w:b/>
           <w:i/>
           <w:spacing w:val="-5"/>
+          <w:lang w:val="en-AU"/>
         </w:rPr>
         <w:t xml:space="preserve"> </w:t>
       </w:r>
@@ -5476,6 +6143,7 @@
           <w:rFonts w:ascii="Courier New" w:hAnsi="Courier New" w:cs="Courier New"/>
           <w:b/>
           <w:i/>
+          <w:lang w:val="en-AU"/>
         </w:rPr>
         <w:t>on</w:t>
       </w:r>
@@ -5485,6 +6153,7 @@
           <w:b/>
           <w:i/>
           <w:spacing w:val="-5"/>
+          <w:lang w:val="en-AU"/>
         </w:rPr>
         <w:t xml:space="preserve"> </w:t>
       </w:r>
@@ -5493,6 +6162,7 @@
           <w:rFonts w:ascii="Courier New" w:hAnsi="Courier New" w:cs="Courier New"/>
           <w:b/>
           <w:i/>
+          <w:lang w:val="en-AU"/>
         </w:rPr>
         <w:t>the</w:t>
       </w:r>
@@ -5502,6 +6172,7 @@
           <w:b/>
           <w:i/>
           <w:spacing w:val="-5"/>
+          <w:lang w:val="en-AU"/>
         </w:rPr>
         <w:t xml:space="preserve"> </w:t>
       </w:r>
@@ -5510,6 +6181,7 @@
           <w:rFonts w:ascii="Courier New" w:hAnsi="Courier New" w:cs="Courier New"/>
           <w:b/>
           <w:i/>
+          <w:lang w:val="en-AU"/>
         </w:rPr>
         <w:t>provided</w:t>
       </w:r>
@@ -5519,6 +6191,7 @@
           <w:b/>
           <w:i/>
           <w:spacing w:val="-5"/>
+          <w:lang w:val="en-AU"/>
         </w:rPr>
         <w:t xml:space="preserve"> </w:t>
       </w:r>
@@ -5528,25 +6201,27 @@
           <w:b/>
           <w:i/>
           <w:spacing w:val="-2"/>
+          <w:lang w:val="en-AU"/>
         </w:rPr>
         <w:t>resources</w:t>
       </w:r>
     </w:p>
     <w:p>
       <w:pPr>
-        <w:pStyle w:val="a3"/>
+        <w:pStyle w:val="BodyText"/>
         <w:spacing w:before="8"/>
         <w:ind w:left="0" w:firstLine="0"/>
         <w:rPr>
           <w:rFonts w:ascii="Courier New" w:hAnsi="Courier New" w:cs="Courier New"/>
           <w:b/>
           <w:i/>
-        </w:rPr>
-      </w:pPr>
-    </w:p>
-    <w:p>
-      <w:pPr>
-        <w:pStyle w:val="2"/>
+          <w:lang w:val="en-AU"/>
+        </w:rPr>
+      </w:pPr>
+    </w:p>
+    <w:p>
+      <w:pPr>
+        <w:pStyle w:val="Heading2"/>
         <w:spacing w:before="1"/>
         <w:ind w:left="359"/>
         <w:jc w:val="center"/>
@@ -5598,7 +6273,7 @@
 </file>
 
 <file path=word/numbering.xml><?xml version="1.0" encoding="utf-8"?>
-<w:numbering xmlns:wpc="http://schemas.microsoft.com/office/word/2010/wordprocessingCanvas" xmlns:cx="http://schemas.microsoft.com/office/drawing/2014/chartex" xmlns:cx1="http://schemas.microsoft.com/office/drawing/2015/9/8/chartex" xmlns:cx2="http://schemas.microsoft.com/office/drawing/2015/10/21/chartex" xmlns:cx3="http://schemas.microsoft.com/office/drawing/2016/5/9/chartex" xmlns:cx4="http://schemas.microsoft.com/office/drawing/2016/5/10/chartex" xmlns:cx5="http://schemas.microsoft.com/office/drawing/2016/5/11/chartex" xmlns:cx6="http://schemas.microsoft.com/office/drawing/2016/5/12/chartex" xmlns:cx7="http://schemas.microsoft.com/office/drawing/2016/5/13/chartex" xmlns:cx8="http://schemas.microsoft.com/office/drawing/2016/5/14/chartex" xmlns:mc="http://schemas.openxmlformats.org/markup-compatibility/2006" xmlns:aink="http://schemas.microsoft.com/office/drawing/2016/ink" xmlns:am3d="http://schemas.microsoft.com/office/drawing/2017/model3d" xmlns:o="urn:schemas-microsoft-com:office:office" xmlns:oel="http://schemas.microsoft.com/office/2019/extlst" xmlns:r="http://schemas.openxmlformats.org/officeDocument/2006/relationships" xmlns:m="http://schemas.openxmlformats.org/officeDocument/2006/math" xmlns:v="urn:schemas-microsoft-com:vml" xmlns:wp14="http://schemas.microsoft.com/office/word/2010/wordprocessingDrawing" xmlns:wp="http://schemas.openxmlformats.org/drawingml/2006/wordprocessingDrawing" xmlns:w10="urn:schemas-microsoft-com:office:word" xmlns:w="http://schemas.openxmlformats.org/wordprocessingml/2006/main" xmlns:w14="http://schemas.microsoft.com/office/word/2010/wordml" xmlns:w15="http://schemas.microsoft.com/office/word/2012/wordml" xmlns:w16cex="http://schemas.microsoft.com/office/word/2018/wordml/cex" xmlns:w16cid="http://schemas.microsoft.com/office/word/2016/wordml/cid" xmlns:w16="http://schemas.microsoft.com/office/word/2018/wordml" xmlns:w16sdtdh="http://schemas.microsoft.com/office/word/2020/wordml/sdtdatahash" xmlns:w16se="http://schemas.microsoft.com/office/word/2015/wordml/symex" xmlns:wpg="http://schemas.microsoft.com/office/word/2010/wordprocessingGroup" xmlns:wpi="http://schemas.microsoft.com/office/word/2010/wordprocessingInk" xmlns:wne="http://schemas.microsoft.com/office/word/2006/wordml" xmlns:wps="http://schemas.microsoft.com/office/word/2010/wordprocessingShape" mc:Ignorable="w14 w15 w16se w16cid w16 w16cex w16sdtdh wp14">
+<w:numbering xmlns:wpc="http://schemas.microsoft.com/office/word/2010/wordprocessingCanvas" xmlns:cx="http://schemas.microsoft.com/office/drawing/2014/chartex" xmlns:cx1="http://schemas.microsoft.com/office/drawing/2015/9/8/chartex" xmlns:cx2="http://schemas.microsoft.com/office/drawing/2015/10/21/chartex" xmlns:cx3="http://schemas.microsoft.com/office/drawing/2016/5/9/chartex" xmlns:cx4="http://schemas.microsoft.com/office/drawing/2016/5/10/chartex" xmlns:cx5="http://schemas.microsoft.com/office/drawing/2016/5/11/chartex" xmlns:cx6="http://schemas.microsoft.com/office/drawing/2016/5/12/chartex" xmlns:cx7="http://schemas.microsoft.com/office/drawing/2016/5/13/chartex" xmlns:cx8="http://schemas.microsoft.com/office/drawing/2016/5/14/chartex" xmlns:mc="http://schemas.openxmlformats.org/markup-compatibility/2006" xmlns:aink="http://schemas.microsoft.com/office/drawing/2016/ink" xmlns:am3d="http://schemas.microsoft.com/office/drawing/2017/model3d" xmlns:o="urn:schemas-microsoft-com:office:office" xmlns:oel="http://schemas.microsoft.com/office/2019/extlst" xmlns:r="http://schemas.openxmlformats.org/officeDocument/2006/relationships" xmlns:m="http://schemas.openxmlformats.org/officeDocument/2006/math" xmlns:v="urn:schemas-microsoft-com:vml" xmlns:wp14="http://schemas.microsoft.com/office/word/2010/wordprocessingDrawing" xmlns:wp="http://schemas.openxmlformats.org/drawingml/2006/wordprocessingDrawing" xmlns:w10="urn:schemas-microsoft-com:office:word" xmlns:w="http://schemas.openxmlformats.org/wordprocessingml/2006/main" xmlns:w14="http://schemas.microsoft.com/office/word/2010/wordml" xmlns:w15="http://schemas.microsoft.com/office/word/2012/wordml" xmlns:w16cex="http://schemas.microsoft.com/office/word/2018/wordml/cex" xmlns:w16cid="http://schemas.microsoft.com/office/word/2016/wordml/cid" xmlns:w16="http://schemas.microsoft.com/office/word/2018/wordml" xmlns:w16du="http://schemas.microsoft.com/office/word/2023/wordml/word16du" xmlns:w16sdtdh="http://schemas.microsoft.com/office/word/2020/wordml/sdtdatahash" xmlns:w16sdtfl="http://schemas.microsoft.com/office/word/2024/wordml/sdtformatlock" xmlns:w16se="http://schemas.microsoft.com/office/word/2015/wordml/symex" xmlns:wpg="http://schemas.microsoft.com/office/word/2010/wordprocessingGroup" xmlns:wpi="http://schemas.microsoft.com/office/word/2010/wordprocessingInk" xmlns:wne="http://schemas.microsoft.com/office/word/2006/wordml" xmlns:wps="http://schemas.microsoft.com/office/word/2010/wordprocessingShape" mc:Ignorable="w14 w15 w16se w16cid w16 w16cex w16sdtdh w16sdtfl w16du wp14">
   <w:abstractNum w:abstractNumId="0" w15:restartNumberingAfterBreak="0">
     <w:nsid w:val="08D748C4"/>
     <w:multiLevelType w:val="hybridMultilevel"/>
@@ -8455,7 +9130,7 @@
 </file>
 
 <file path=word/styles.xml><?xml version="1.0" encoding="utf-8"?>
-<w:styles xmlns:mc="http://schemas.openxmlformats.org/markup-compatibility/2006" xmlns:r="http://schemas.openxmlformats.org/officeDocument/2006/relationships" xmlns:w="http://schemas.openxmlformats.org/wordprocessingml/2006/main" xmlns:w14="http://schemas.microsoft.com/office/word/2010/wordml" xmlns:w15="http://schemas.microsoft.com/office/word/2012/wordml" xmlns:w16cex="http://schemas.microsoft.com/office/word/2018/wordml/cex" xmlns:w16cid="http://schemas.microsoft.com/office/word/2016/wordml/cid" xmlns:w16="http://schemas.microsoft.com/office/word/2018/wordml" xmlns:w16sdtdh="http://schemas.microsoft.com/office/word/2020/wordml/sdtdatahash" xmlns:w16se="http://schemas.microsoft.com/office/word/2015/wordml/symex" mc:Ignorable="w14 w15 w16se w16cid w16 w16cex w16sdtdh">
+<w:styles xmlns:mc="http://schemas.openxmlformats.org/markup-compatibility/2006" xmlns:r="http://schemas.openxmlformats.org/officeDocument/2006/relationships" xmlns:w="http://schemas.openxmlformats.org/wordprocessingml/2006/main" xmlns:w14="http://schemas.microsoft.com/office/word/2010/wordml" xmlns:w15="http://schemas.microsoft.com/office/word/2012/wordml" xmlns:w16cex="http://schemas.microsoft.com/office/word/2018/wordml/cex" xmlns:w16cid="http://schemas.microsoft.com/office/word/2016/wordml/cid" xmlns:w16="http://schemas.microsoft.com/office/word/2018/wordml" xmlns:w16du="http://schemas.microsoft.com/office/word/2023/wordml/word16du" xmlns:w16sdtdh="http://schemas.microsoft.com/office/word/2020/wordml/sdtdatahash" xmlns:w16sdtfl="http://schemas.microsoft.com/office/word/2024/wordml/sdtformatlock" xmlns:w16se="http://schemas.microsoft.com/office/word/2015/wordml/symex" mc:Ignorable="w14 w15 w16se w16cid w16 w16cex w16sdtdh w16sdtfl w16du">
   <w:docDefaults>
     <w:rPrDefault>
       <w:rPr>
@@ -8847,7 +9522,7 @@
     <w:lsdException w:name="Unresolved Mention" w:semiHidden="1" w:unhideWhenUsed="1"/>
     <w:lsdException w:name="Smart Link" w:semiHidden="1" w:unhideWhenUsed="1"/>
   </w:latentStyles>
-  <w:style w:type="paragraph" w:default="1" w:styleId="a">
+  <w:style w:type="paragraph" w:default="1" w:styleId="Normal">
     <w:name w:val="Normal"/>
     <w:qFormat/>
     <w:rsid w:val="006A7E8E"/>
@@ -8858,10 +9533,10 @@
       <w14:ligatures w14:val="none"/>
     </w:rPr>
   </w:style>
-  <w:style w:type="paragraph" w:styleId="1">
+  <w:style w:type="paragraph" w:styleId="Heading1">
     <w:name w:val="heading 1"/>
-    <w:basedOn w:val="a"/>
-    <w:link w:val="10"/>
+    <w:basedOn w:val="Normal"/>
+    <w:link w:val="Heading1Char"/>
     <w:uiPriority w:val="9"/>
     <w:qFormat/>
     <w:rsid w:val="003546AB"/>
@@ -8877,10 +9552,10 @@
       <w:szCs w:val="28"/>
     </w:rPr>
   </w:style>
-  <w:style w:type="paragraph" w:styleId="2">
+  <w:style w:type="paragraph" w:styleId="Heading2">
     <w:name w:val="heading 2"/>
-    <w:basedOn w:val="a"/>
-    <w:link w:val="20"/>
+    <w:basedOn w:val="Normal"/>
+    <w:link w:val="Heading2Char"/>
     <w:uiPriority w:val="9"/>
     <w:unhideWhenUsed/>
     <w:qFormat/>
@@ -8894,11 +9569,11 @@
       <w:bCs/>
     </w:rPr>
   </w:style>
-  <w:style w:type="paragraph" w:styleId="3">
+  <w:style w:type="paragraph" w:styleId="Heading3">
     <w:name w:val="heading 3"/>
-    <w:basedOn w:val="a"/>
-    <w:next w:val="a"/>
-    <w:link w:val="30"/>
+    <w:basedOn w:val="Normal"/>
+    <w:next w:val="Normal"/>
+    <w:link w:val="Heading3Char"/>
     <w:uiPriority w:val="9"/>
     <w:semiHidden/>
     <w:unhideWhenUsed/>
@@ -8915,13 +9590,13 @@
       <w:color w:val="1F3763" w:themeColor="accent1" w:themeShade="7F"/>
     </w:rPr>
   </w:style>
-  <w:style w:type="character" w:default="1" w:styleId="a0">
+  <w:style w:type="character" w:default="1" w:styleId="DefaultParagraphFont">
     <w:name w:val="Default Paragraph Font"/>
     <w:uiPriority w:val="1"/>
     <w:semiHidden/>
     <w:unhideWhenUsed/>
   </w:style>
-  <w:style w:type="table" w:default="1" w:styleId="a1">
+  <w:style w:type="table" w:default="1" w:styleId="TableNormal">
     <w:name w:val="Normal Table"/>
     <w:uiPriority w:val="99"/>
     <w:semiHidden/>
@@ -8936,16 +9611,16 @@
       </w:tblCellMar>
     </w:tblPr>
   </w:style>
-  <w:style w:type="numbering" w:default="1" w:styleId="a2">
+  <w:style w:type="numbering" w:default="1" w:styleId="NoList">
     <w:name w:val="No List"/>
     <w:uiPriority w:val="99"/>
     <w:semiHidden/>
     <w:unhideWhenUsed/>
   </w:style>
-  <w:style w:type="character" w:customStyle="1" w:styleId="10">
-    <w:name w:val="Заголовок 1 Знак"/>
-    <w:basedOn w:val="a0"/>
-    <w:link w:val="1"/>
+  <w:style w:type="character" w:customStyle="1" w:styleId="Heading1Char">
+    <w:name w:val="Heading 1 Char"/>
+    <w:basedOn w:val="DefaultParagraphFont"/>
+    <w:link w:val="Heading1"/>
     <w:uiPriority w:val="9"/>
     <w:rsid w:val="003546AB"/>
     <w:rPr>
@@ -8959,10 +9634,10 @@
       <w14:ligatures w14:val="none"/>
     </w:rPr>
   </w:style>
-  <w:style w:type="character" w:customStyle="1" w:styleId="20">
-    <w:name w:val="Заголовок 2 Знак"/>
-    <w:basedOn w:val="a0"/>
-    <w:link w:val="2"/>
+  <w:style w:type="character" w:customStyle="1" w:styleId="Heading2Char">
+    <w:name w:val="Heading 2 Char"/>
+    <w:basedOn w:val="DefaultParagraphFont"/>
+    <w:link w:val="Heading2"/>
     <w:uiPriority w:val="9"/>
     <w:rsid w:val="003546AB"/>
     <w:rPr>
@@ -8974,10 +9649,10 @@
       <w14:ligatures w14:val="none"/>
     </w:rPr>
   </w:style>
-  <w:style w:type="paragraph" w:styleId="a3">
+  <w:style w:type="paragraph" w:styleId="BodyText">
     <w:name w:val="Body Text"/>
-    <w:basedOn w:val="a"/>
-    <w:link w:val="a4"/>
+    <w:basedOn w:val="Normal"/>
+    <w:link w:val="BodyTextChar"/>
     <w:uiPriority w:val="1"/>
     <w:qFormat/>
     <w:rsid w:val="003546AB"/>
@@ -8985,10 +9660,10 @@
       <w:ind w:left="743" w:hanging="360"/>
     </w:pPr>
   </w:style>
-  <w:style w:type="character" w:customStyle="1" w:styleId="a4">
-    <w:name w:val="Основной текст Знак"/>
-    <w:basedOn w:val="a0"/>
-    <w:link w:val="a3"/>
+  <w:style w:type="character" w:customStyle="1" w:styleId="BodyTextChar">
+    <w:name w:val="Body Text Char"/>
+    <w:basedOn w:val="DefaultParagraphFont"/>
+    <w:link w:val="BodyText"/>
     <w:uiPriority w:val="1"/>
     <w:rsid w:val="003546AB"/>
     <w:rPr>
@@ -8998,10 +9673,10 @@
       <w14:ligatures w14:val="none"/>
     </w:rPr>
   </w:style>
-  <w:style w:type="paragraph" w:styleId="a5">
+  <w:style w:type="paragraph" w:styleId="Title">
     <w:name w:val="Title"/>
-    <w:basedOn w:val="a"/>
-    <w:link w:val="a6"/>
+    <w:basedOn w:val="Normal"/>
+    <w:link w:val="TitleChar"/>
     <w:uiPriority w:val="10"/>
     <w:qFormat/>
     <w:rsid w:val="003546AB"/>
@@ -9016,10 +9691,10 @@
       <w:szCs w:val="32"/>
     </w:rPr>
   </w:style>
-  <w:style w:type="character" w:customStyle="1" w:styleId="a6">
-    <w:name w:val="Заголовок Знак"/>
-    <w:basedOn w:val="a0"/>
-    <w:link w:val="a5"/>
+  <w:style w:type="character" w:customStyle="1" w:styleId="TitleChar">
+    <w:name w:val="Title Char"/>
+    <w:basedOn w:val="DefaultParagraphFont"/>
+    <w:link w:val="Title"/>
     <w:uiPriority w:val="10"/>
     <w:rsid w:val="003546AB"/>
     <w:rPr>
@@ -9033,9 +9708,9 @@
       <w14:ligatures w14:val="none"/>
     </w:rPr>
   </w:style>
-  <w:style w:type="paragraph" w:styleId="a7">
+  <w:style w:type="paragraph" w:styleId="ListParagraph">
     <w:name w:val="List Paragraph"/>
-    <w:basedOn w:val="a"/>
+    <w:basedOn w:val="Normal"/>
     <w:uiPriority w:val="1"/>
     <w:qFormat/>
     <w:rsid w:val="003546AB"/>
@@ -9043,9 +9718,9 @@
       <w:ind w:left="743" w:hanging="360"/>
     </w:pPr>
   </w:style>
-  <w:style w:type="table" w:styleId="a8">
+  <w:style w:type="table" w:styleId="TableGrid">
     <w:name w:val="Table Grid"/>
-    <w:basedOn w:val="a1"/>
+    <w:basedOn w:val="TableNormal"/>
     <w:uiPriority w:val="39"/>
     <w:rsid w:val="003778C7"/>
     <w:tblPr>
@@ -9059,9 +9734,9 @@
       </w:tblBorders>
     </w:tblPr>
   </w:style>
-  <w:style w:type="character" w:styleId="a9">
+  <w:style w:type="character" w:styleId="Hyperlink">
     <w:name w:val="Hyperlink"/>
-    <w:basedOn w:val="a0"/>
+    <w:basedOn w:val="DefaultParagraphFont"/>
     <w:uiPriority w:val="99"/>
     <w:unhideWhenUsed/>
     <w:rsid w:val="00D56FCB"/>
@@ -9070,9 +9745,9 @@
       <w:u w:val="single"/>
     </w:rPr>
   </w:style>
-  <w:style w:type="character" w:styleId="aa">
+  <w:style w:type="character" w:styleId="UnresolvedMention">
     <w:name w:val="Unresolved Mention"/>
-    <w:basedOn w:val="a0"/>
+    <w:basedOn w:val="DefaultParagraphFont"/>
     <w:uiPriority w:val="99"/>
     <w:semiHidden/>
     <w:unhideWhenUsed/>
@@ -9082,9 +9757,9 @@
       <w:shd w:val="clear" w:color="auto" w:fill="E1DFDD"/>
     </w:rPr>
   </w:style>
-  <w:style w:type="character" w:styleId="ab">
+  <w:style w:type="character" w:styleId="PlaceholderText">
     <w:name w:val="Placeholder Text"/>
-    <w:basedOn w:val="a0"/>
+    <w:basedOn w:val="DefaultParagraphFont"/>
     <w:uiPriority w:val="99"/>
     <w:semiHidden/>
     <w:rsid w:val="00BE62CE"/>
@@ -9092,9 +9767,9 @@
       <w:color w:val="666666"/>
     </w:rPr>
   </w:style>
-  <w:style w:type="character" w:styleId="ac">
+  <w:style w:type="character" w:styleId="Strong">
     <w:name w:val="Strong"/>
-    <w:basedOn w:val="a0"/>
+    <w:basedOn w:val="DefaultParagraphFont"/>
     <w:uiPriority w:val="22"/>
     <w:qFormat/>
     <w:rsid w:val="0016300A"/>
@@ -9103,10 +9778,10 @@
       <w:bCs/>
     </w:rPr>
   </w:style>
-  <w:style w:type="character" w:customStyle="1" w:styleId="30">
-    <w:name w:val="Заголовок 3 Знак"/>
-    <w:basedOn w:val="a0"/>
-    <w:link w:val="3"/>
+  <w:style w:type="character" w:customStyle="1" w:styleId="Heading3Char">
+    <w:name w:val="Heading 3 Char"/>
+    <w:basedOn w:val="DefaultParagraphFont"/>
+    <w:link w:val="Heading3"/>
     <w:uiPriority w:val="9"/>
     <w:semiHidden/>
     <w:rsid w:val="00DC3909"/>
@@ -9118,9 +9793,9 @@
       <w14:ligatures w14:val="none"/>
     </w:rPr>
   </w:style>
-  <w:style w:type="paragraph" w:styleId="ad">
+  <w:style w:type="paragraph" w:styleId="NormalWeb">
     <w:name w:val="Normal (Web)"/>
-    <w:basedOn w:val="a"/>
+    <w:basedOn w:val="Normal"/>
     <w:uiPriority w:val="99"/>
     <w:semiHidden/>
     <w:unhideWhenUsed/>
@@ -9129,9 +9804,9 @@
       <w:spacing w:before="100" w:beforeAutospacing="1" w:after="100" w:afterAutospacing="1"/>
     </w:pPr>
   </w:style>
-  <w:style w:type="character" w:styleId="HTML">
+  <w:style w:type="character" w:styleId="HTMLCode">
     <w:name w:val="HTML Code"/>
-    <w:basedOn w:val="a0"/>
+    <w:basedOn w:val="DefaultParagraphFont"/>
     <w:uiPriority w:val="99"/>
     <w:semiHidden/>
     <w:unhideWhenUsed/>
@@ -9142,9 +9817,9 @@
       <w:szCs w:val="20"/>
     </w:rPr>
   </w:style>
-  <w:style w:type="character" w:styleId="ae">
+  <w:style w:type="character" w:styleId="FollowedHyperlink">
     <w:name w:val="FollowedHyperlink"/>
-    <w:basedOn w:val="a0"/>
+    <w:basedOn w:val="DefaultParagraphFont"/>
     <w:uiPriority w:val="99"/>
     <w:semiHidden/>
     <w:unhideWhenUsed/>
